--- a/Project_Testing_Analysis_HCP.docx
+++ b/Project_Testing_Analysis_HCP.docx
@@ -125,6 +125,8225 @@
       </w:pPr>
       <w:r>
         <w:t>Estimated Monthly Cost: $3.05 (₹253.15) with bi-weekly regeneration</w:t>
+      </w:r>
+    </w:p>
+    <w:p>
+      <w:r>
+        <w:t>---</w:t>
+      </w:r>
+    </w:p>
+    <w:p>
+      <w:pPr>
+        <w:pStyle w:val="Heading2"/>
+      </w:pPr>
+      <w:r>
+        <w:rPr>
+          <w:color w:val="004687"/>
+        </w:rPr>
+        <w:t>Three Testing Approaches - Detailed Breakdown</w:t>
+      </w:r>
+    </w:p>
+    <w:p>
+      <w:pPr>
+        <w:pStyle w:val="Heading3"/>
+      </w:pPr>
+      <w:r>
+        <w:rPr>
+          <w:color w:val="004687"/>
+        </w:rPr>
+        <w:t>Approach 1: Full AI (100% AI-Generated Tests)</w:t>
+      </w:r>
+    </w:p>
+    <w:p>
+      <w:r>
+        <w:rPr>
+          <w:i/>
+          <w:color w:val="3C3C3C"/>
+        </w:rPr>
+        <w:t>Description: All tests are generated using AI for maximum intelligence and adaptability. Best for critical modules requiring deep validation.</w:t>
+      </w:r>
+    </w:p>
+    <w:p>
+      <w:r>
+        <w:t>How it works:</w:t>
+      </w:r>
+    </w:p>
+    <w:p>
+      <w:pPr>
+        <w:pStyle w:val="ListBullet"/>
+      </w:pPr>
+      <w:r>
+        <w:t>Planner: AI analyzes UI, API, and DB to create comprehensive test scenarios (25% of cost)</w:t>
+      </w:r>
+    </w:p>
+    <w:p>
+      <w:pPr>
+        <w:pStyle w:val="ListBullet"/>
+      </w:pPr>
+      <w:r>
+        <w:t>Designer: AI writes detailed test code with assertions (25% of cost)</w:t>
+      </w:r>
+    </w:p>
+    <w:p>
+      <w:pPr>
+        <w:pStyle w:val="ListBullet"/>
+      </w:pPr>
+      <w:r>
+        <w:t>Validator: AI validates test quality and coverage (50% of cost)</w:t>
+      </w:r>
+    </w:p>
+    <w:p>
+      <w:pPr>
+        <w:pStyle w:val="ListBullet"/>
+      </w:pPr>
+      <w:r>
+        <w:t>Executor: FREE (Playwright, HTTP, MySQL - no AI used)</w:t>
+      </w:r>
+    </w:p>
+    <w:p>
+      <w:r>
+        <w:t>Cost per Test:</w:t>
+      </w:r>
+    </w:p>
+    <w:p>
+      <w:pPr>
+        <w:pStyle w:val="ListBullet"/>
+      </w:pPr>
+      <w:r>
+        <w:t>Small test (50 tokens): $0.003 (₹0.25)</w:t>
+      </w:r>
+    </w:p>
+    <w:p>
+      <w:pPr>
+        <w:pStyle w:val="ListBullet"/>
+      </w:pPr>
+      <w:r>
+        <w:t>Medium test (100 tokens): $0.00347 (₹0.29)</w:t>
+      </w:r>
+    </w:p>
+    <w:p>
+      <w:pPr>
+        <w:pStyle w:val="ListBullet"/>
+      </w:pPr>
+      <w:r>
+        <w:t>Large test (200 tokens): $0.00425 (₹0.35)</w:t>
+      </w:r>
+    </w:p>
+    <w:p>
+      <w:r>
+        <w:t>Total Cost for 770 tests:</w:t>
+      </w:r>
+    </w:p>
+    <w:p>
+      <w:pPr>
+        <w:pStyle w:val="ListBullet"/>
+      </w:pPr>
+      <w:r>
+        <w:t>One-time generation: $2.675 (₹222.03)</w:t>
+      </w:r>
+    </w:p>
+    <w:p>
+      <w:pPr>
+        <w:pStyle w:val="ListBullet"/>
+      </w:pPr>
+      <w:r>
+        <w:t>Monthly (1x regeneration): $2.675 (₹222.03)</w:t>
+      </w:r>
+    </w:p>
+    <w:p>
+      <w:pPr>
+        <w:pStyle w:val="ListBullet"/>
+      </w:pPr>
+      <w:r>
+        <w:t>Monthly (bi-weekly): $5.35 (₹444.05)</w:t>
+      </w:r>
+    </w:p>
+    <w:p>
+      <w:pPr>
+        <w:pStyle w:val="ListBullet"/>
+      </w:pPr>
+      <w:r>
+        <w:t>Annual (monthly regeneration): $32.10 (₹2,664.30)</w:t>
+      </w:r>
+    </w:p>
+    <w:p>
+      <w:r>
+        <w:t>Pros:</w:t>
+      </w:r>
+    </w:p>
+    <w:p>
+      <w:pPr>
+        <w:pStyle w:val="ListBullet"/>
+      </w:pPr>
+      <w:r>
+        <w:t>✅ Highest quality test generation</w:t>
+      </w:r>
+    </w:p>
+    <w:p>
+      <w:pPr>
+        <w:pStyle w:val="ListBullet"/>
+      </w:pPr>
+      <w:r>
+        <w:t>✅ Best at detecting edge cases</w:t>
+      </w:r>
+    </w:p>
+    <w:p>
+      <w:pPr>
+        <w:pStyle w:val="ListBullet"/>
+      </w:pPr>
+      <w:r>
+        <w:t>✅ Adapts to complex scenarios</w:t>
+      </w:r>
+    </w:p>
+    <w:p>
+      <w:pPr>
+        <w:pStyle w:val="ListBullet"/>
+      </w:pPr>
+      <w:r>
+        <w:t>✅ Maximum coverage</w:t>
+      </w:r>
+    </w:p>
+    <w:p>
+      <w:r>
+        <w:t>Cons:</w:t>
+      </w:r>
+    </w:p>
+    <w:p>
+      <w:pPr>
+        <w:pStyle w:val="ListBullet"/>
+      </w:pPr>
+      <w:r>
+        <w:t>❌ Higher cost per test</w:t>
+      </w:r>
+    </w:p>
+    <w:p>
+      <w:pPr>
+        <w:pStyle w:val="ListBullet"/>
+      </w:pPr>
+      <w:r>
+        <w:t>❌ More tokens consumed</w:t>
+      </w:r>
+    </w:p>
+    <w:p>
+      <w:r>
+        <w:t>Best for: Authentication, Security, Critical business logic</w:t>
+      </w:r>
+    </w:p>
+    <w:p>
+      <w:r>
+        <w:t>---</w:t>
+      </w:r>
+    </w:p>
+    <w:p>
+      <w:pPr>
+        <w:pStyle w:val="Heading3"/>
+      </w:pPr>
+      <w:r>
+        <w:rPr>
+          <w:color w:val="004687"/>
+        </w:rPr>
+        <w:t>Approach 2: Hybrid (20% AI + 80% Template)</w:t>
+      </w:r>
+    </w:p>
+    <w:p>
+      <w:r>
+        <w:rPr>
+          <w:i/>
+          <w:color w:val="3C3C3C"/>
+        </w:rPr>
+        <w:t>Description: Critical planning uses AI, but test code is generated from templates. Best for standard CRUD operations and repetitive tests.</w:t>
+      </w:r>
+    </w:p>
+    <w:p>
+      <w:r>
+        <w:t>How it works:</w:t>
+      </w:r>
+    </w:p>
+    <w:p>
+      <w:pPr>
+        <w:pStyle w:val="ListBullet"/>
+      </w:pPr>
+      <w:r>
+        <w:t>Planner: AI analyzes and creates scenarios (20% of tests use AI)</w:t>
+      </w:r>
+    </w:p>
+    <w:p>
+      <w:pPr>
+        <w:pStyle w:val="ListBullet"/>
+      </w:pPr>
+      <w:r>
+        <w:t>Designer: Template-based code generation (80% pre-built templates)</w:t>
+      </w:r>
+    </w:p>
+    <w:p>
+      <w:pPr>
+        <w:pStyle w:val="ListBullet"/>
+      </w:pPr>
+      <w:r>
+        <w:t>Validator: Lightweight validation (pattern matching, no AI)</w:t>
+      </w:r>
+    </w:p>
+    <w:p>
+      <w:pPr>
+        <w:pStyle w:val="ListBullet"/>
+      </w:pPr>
+      <w:r>
+        <w:t>Executor: FREE (same as Full AI)</w:t>
+      </w:r>
+    </w:p>
+    <w:p>
+      <w:r>
+        <w:t>Cost per Test:</w:t>
+      </w:r>
+    </w:p>
+    <w:p>
+      <w:pPr>
+        <w:pStyle w:val="ListBullet"/>
+      </w:pPr>
+      <w:r>
+        <w:t>Small test: $0.00078 (₹0.06)</w:t>
+      </w:r>
+    </w:p>
+    <w:p>
+      <w:pPr>
+        <w:pStyle w:val="ListBullet"/>
+      </w:pPr>
+      <w:r>
+        <w:t>Medium test: $0.00086 (₹0.07)</w:t>
+      </w:r>
+    </w:p>
+    <w:p>
+      <w:pPr>
+        <w:pStyle w:val="ListBullet"/>
+      </w:pPr>
+      <w:r>
+        <w:t>Large test: $0.00105 (₹0.09)</w:t>
+      </w:r>
+    </w:p>
+    <w:p>
+      <w:r>
+        <w:t>Total Cost for 770 tests:</w:t>
+      </w:r>
+    </w:p>
+    <w:p>
+      <w:pPr>
+        <w:pStyle w:val="ListBullet"/>
+      </w:pPr>
+      <w:r>
+        <w:t>One-time generation: $0.604 (₹50.13)</w:t>
+      </w:r>
+    </w:p>
+    <w:p>
+      <w:pPr>
+        <w:pStyle w:val="ListBullet"/>
+      </w:pPr>
+      <w:r>
+        <w:t>Monthly (1x regeneration): $0.604 (₹50.13)</w:t>
+      </w:r>
+    </w:p>
+    <w:p>
+      <w:pPr>
+        <w:pStyle w:val="ListBullet"/>
+      </w:pPr>
+      <w:r>
+        <w:t>Monthly (bi-weekly): $1.21 (₹100.43)</w:t>
+      </w:r>
+    </w:p>
+    <w:p>
+      <w:pPr>
+        <w:pStyle w:val="ListBullet"/>
+      </w:pPr>
+      <w:r>
+        <w:t>Annual (monthly regeneration): $7.25 (₹601.75)</w:t>
+      </w:r>
+    </w:p>
+    <w:p>
+      <w:r>
+        <w:t>Cost Savings vs Full AI: 77% cheaper</w:t>
+      </w:r>
+    </w:p>
+    <w:p>
+      <w:r>
+        <w:t>Pros:</w:t>
+      </w:r>
+    </w:p>
+    <w:p>
+      <w:pPr>
+        <w:pStyle w:val="ListBullet"/>
+      </w:pPr>
+      <w:r>
+        <w:t>✅ Significantly lower cost</w:t>
+      </w:r>
+    </w:p>
+    <w:p>
+      <w:pPr>
+        <w:pStyle w:val="ListBullet"/>
+      </w:pPr>
+      <w:r>
+        <w:t>✅ Fast test generation</w:t>
+      </w:r>
+    </w:p>
+    <w:p>
+      <w:pPr>
+        <w:pStyle w:val="ListBullet"/>
+      </w:pPr>
+      <w:r>
+        <w:t>✅ Good for standard scenarios</w:t>
+      </w:r>
+    </w:p>
+    <w:p>
+      <w:pPr>
+        <w:pStyle w:val="ListBullet"/>
+      </w:pPr>
+      <w:r>
+        <w:t>✅ Consistent test structure</w:t>
+      </w:r>
+    </w:p>
+    <w:p>
+      <w:r>
+        <w:t>Cons:</w:t>
+      </w:r>
+    </w:p>
+    <w:p>
+      <w:pPr>
+        <w:pStyle w:val="ListBullet"/>
+      </w:pPr>
+      <w:r>
+        <w:t>❌ Less intelligent than Full AI</w:t>
+      </w:r>
+    </w:p>
+    <w:p>
+      <w:pPr>
+        <w:pStyle w:val="ListBullet"/>
+      </w:pPr>
+      <w:r>
+        <w:t>❌ May miss edge cases</w:t>
+      </w:r>
+    </w:p>
+    <w:p>
+      <w:pPr>
+        <w:pStyle w:val="ListBullet"/>
+      </w:pPr>
+      <w:r>
+        <w:t>❌ Template limitations</w:t>
+      </w:r>
+    </w:p>
+    <w:p>
+      <w:r>
+        <w:t>Best for: List views, Basic CRUD, Standard validations, Reports</w:t>
+      </w:r>
+    </w:p>
+    <w:p>
+      <w:r>
+        <w:t>---</w:t>
+      </w:r>
+    </w:p>
+    <w:p>
+      <w:pPr>
+        <w:pStyle w:val="Heading3"/>
+      </w:pPr>
+      <w:r>
+        <w:rPr>
+          <w:color w:val="004687"/>
+        </w:rPr>
+        <w:t>Approach 3: Smart Mix (Recommended)</w:t>
+      </w:r>
+    </w:p>
+    <w:p>
+      <w:r>
+        <w:rPr>
+          <w:i/>
+          <w:color w:val="3C3C3C"/>
+        </w:rPr>
+        <w:t>Description: Combines Full AI for critical modules and Hybrid for standard modules. Balances quality and cost for optimal ROI.</w:t>
+      </w:r>
+    </w:p>
+    <w:p>
+      <w:r>
+        <w:t>Configuration:</w:t>
+      </w:r>
+    </w:p>
+    <w:tbl>
+      <w:tblPr>
+        <w:tblStyle w:val="LightGrid-Accent1"/>
+        <w:tblW w:type="auto" w:w="0"/>
+        <w:tblLook w:firstColumn="1" w:firstRow="1" w:lastColumn="0" w:lastRow="0" w:noHBand="0" w:noVBand="1" w:val="04A0"/>
+      </w:tblPr>
+      <w:tblGrid>
+        <w:gridCol w:w="2520"/>
+        <w:gridCol w:w="2520"/>
+        <w:gridCol w:w="2520"/>
+        <w:gridCol w:w="2520"/>
+      </w:tblGrid>
+      <w:tr>
+        <w:tc>
+          <w:tcPr>
+            <w:tcW w:type="dxa" w:w="2520"/>
+            <w:shd w:fill="4472C4"/>
+          </w:tcPr>
+          <w:p>
+            <w:r>
+              <w:rPr>
+                <w:b/>
+                <w:color w:val="FFFFFF"/>
+                <w:sz w:val="20"/>
+              </w:rPr>
+              <w:t>Module</w:t>
+            </w:r>
+          </w:p>
+        </w:tc>
+        <w:tc>
+          <w:tcPr>
+            <w:tcW w:type="dxa" w:w="2520"/>
+            <w:shd w:fill="4472C4"/>
+          </w:tcPr>
+          <w:p>
+            <w:r>
+              <w:rPr>
+                <w:b/>
+                <w:color w:val="FFFFFF"/>
+                <w:sz w:val="20"/>
+              </w:rPr>
+              <w:t>Approach</w:t>
+            </w:r>
+          </w:p>
+        </w:tc>
+        <w:tc>
+          <w:tcPr>
+            <w:tcW w:type="dxa" w:w="2520"/>
+            <w:shd w:fill="4472C4"/>
+          </w:tcPr>
+          <w:p>
+            <w:r>
+              <w:rPr>
+                <w:b/>
+                <w:color w:val="FFFFFF"/>
+                <w:sz w:val="20"/>
+              </w:rPr>
+              <w:t>Tests</w:t>
+            </w:r>
+          </w:p>
+        </w:tc>
+        <w:tc>
+          <w:tcPr>
+            <w:tcW w:type="dxa" w:w="2520"/>
+            <w:shd w:fill="4472C4"/>
+          </w:tcPr>
+          <w:p>
+            <w:r>
+              <w:rPr>
+                <w:b/>
+                <w:color w:val="FFFFFF"/>
+                <w:sz w:val="20"/>
+              </w:rPr>
+              <w:t>Reason</w:t>
+            </w:r>
+          </w:p>
+        </w:tc>
+      </w:tr>
+      <w:tr>
+        <w:tc>
+          <w:tcPr>
+            <w:tcW w:type="dxa" w:w="2520"/>
+          </w:tcPr>
+          <w:p>
+            <w:r>
+              <w:rPr>
+                <w:b/>
+                <w:sz w:val="18"/>
+              </w:rPr>
+              <w:t>Authentication/SSO</w:t>
+            </w:r>
+          </w:p>
+        </w:tc>
+        <w:tc>
+          <w:tcPr>
+            <w:tcW w:type="dxa" w:w="2520"/>
+          </w:tcPr>
+          <w:p>
+            <w:r>
+              <w:rPr>
+                <w:b/>
+                <w:sz w:val="18"/>
+              </w:rPr>
+              <w:t>Full AI</w:t>
+            </w:r>
+          </w:p>
+        </w:tc>
+        <w:tc>
+          <w:tcPr>
+            <w:tcW w:type="dxa" w:w="2520"/>
+          </w:tcPr>
+          <w:p>
+            <w:r>
+              <w:rPr>
+                <w:sz w:val="18"/>
+              </w:rPr>
+              <w:t>140</w:t>
+            </w:r>
+          </w:p>
+        </w:tc>
+        <w:tc>
+          <w:tcPr>
+            <w:tcW w:type="dxa" w:w="2520"/>
+          </w:tcPr>
+          <w:p>
+            <w:r>
+              <w:rPr>
+                <w:sz w:val="18"/>
+              </w:rPr>
+              <w:t>Critical security gateway</w:t>
+            </w:r>
+          </w:p>
+        </w:tc>
+      </w:tr>
+      <w:tr>
+        <w:tc>
+          <w:tcPr>
+            <w:tcW w:type="dxa" w:w="2520"/>
+          </w:tcPr>
+          <w:p>
+            <w:r>
+              <w:rPr>
+                <w:sz w:val="18"/>
+              </w:rPr>
+              <w:t>Universe Summary</w:t>
+            </w:r>
+          </w:p>
+        </w:tc>
+        <w:tc>
+          <w:tcPr>
+            <w:tcW w:type="dxa" w:w="2520"/>
+          </w:tcPr>
+          <w:p>
+            <w:r>
+              <w:rPr>
+                <w:sz w:val="18"/>
+              </w:rPr>
+              <w:t>Hybrid</w:t>
+            </w:r>
+          </w:p>
+        </w:tc>
+        <w:tc>
+          <w:tcPr>
+            <w:tcW w:type="dxa" w:w="2520"/>
+          </w:tcPr>
+          <w:p>
+            <w:r>
+              <w:rPr>
+                <w:sz w:val="18"/>
+              </w:rPr>
+              <w:t>110</w:t>
+            </w:r>
+          </w:p>
+        </w:tc>
+        <w:tc>
+          <w:tcPr>
+            <w:tcW w:type="dxa" w:w="2520"/>
+          </w:tcPr>
+          <w:p>
+            <w:r>
+              <w:rPr>
+                <w:sz w:val="18"/>
+              </w:rPr>
+              <w:t>Standard dashboard</w:t>
+            </w:r>
+          </w:p>
+        </w:tc>
+      </w:tr>
+      <w:tr>
+        <w:tc>
+          <w:tcPr>
+            <w:tcW w:type="dxa" w:w="2520"/>
+          </w:tcPr>
+          <w:p>
+            <w:r>
+              <w:rPr>
+                <w:b/>
+                <w:sz w:val="18"/>
+              </w:rPr>
+              <w:t>Segments List</w:t>
+            </w:r>
+          </w:p>
+        </w:tc>
+        <w:tc>
+          <w:tcPr>
+            <w:tcW w:type="dxa" w:w="2520"/>
+          </w:tcPr>
+          <w:p>
+            <w:r>
+              <w:rPr>
+                <w:b/>
+                <w:sz w:val="18"/>
+              </w:rPr>
+              <w:t>Full AI</w:t>
+            </w:r>
+          </w:p>
+        </w:tc>
+        <w:tc>
+          <w:tcPr>
+            <w:tcW w:type="dxa" w:w="2520"/>
+          </w:tcPr>
+          <w:p>
+            <w:r>
+              <w:rPr>
+                <w:sz w:val="18"/>
+              </w:rPr>
+              <w:t>130</w:t>
+            </w:r>
+          </w:p>
+        </w:tc>
+        <w:tc>
+          <w:tcPr>
+            <w:tcW w:type="dxa" w:w="2520"/>
+          </w:tcPr>
+          <w:p>
+            <w:r>
+              <w:rPr>
+                <w:sz w:val="18"/>
+              </w:rPr>
+              <w:t>Core business logic</w:t>
+            </w:r>
+          </w:p>
+        </w:tc>
+      </w:tr>
+      <w:tr>
+        <w:tc>
+          <w:tcPr>
+            <w:tcW w:type="dxa" w:w="2520"/>
+          </w:tcPr>
+          <w:p>
+            <w:r>
+              <w:rPr>
+                <w:b/>
+                <w:sz w:val="18"/>
+              </w:rPr>
+              <w:t>Segment Detail</w:t>
+            </w:r>
+          </w:p>
+        </w:tc>
+        <w:tc>
+          <w:tcPr>
+            <w:tcW w:type="dxa" w:w="2520"/>
+          </w:tcPr>
+          <w:p>
+            <w:r>
+              <w:rPr>
+                <w:b/>
+                <w:sz w:val="18"/>
+              </w:rPr>
+              <w:t>Full AI</w:t>
+            </w:r>
+          </w:p>
+        </w:tc>
+        <w:tc>
+          <w:tcPr>
+            <w:tcW w:type="dxa" w:w="2520"/>
+          </w:tcPr>
+          <w:p>
+            <w:r>
+              <w:rPr>
+                <w:sz w:val="18"/>
+              </w:rPr>
+              <w:t>150</w:t>
+            </w:r>
+          </w:p>
+        </w:tc>
+        <w:tc>
+          <w:tcPr>
+            <w:tcW w:type="dxa" w:w="2520"/>
+          </w:tcPr>
+          <w:p>
+            <w:r>
+              <w:rPr>
+                <w:sz w:val="18"/>
+              </w:rPr>
+              <w:t>Complex data operations</w:t>
+            </w:r>
+          </w:p>
+        </w:tc>
+      </w:tr>
+      <w:tr>
+        <w:tc>
+          <w:tcPr>
+            <w:tcW w:type="dxa" w:w="2520"/>
+          </w:tcPr>
+          <w:p>
+            <w:r>
+              <w:rPr>
+                <w:sz w:val="18"/>
+              </w:rPr>
+              <w:t>Target List</w:t>
+            </w:r>
+          </w:p>
+        </w:tc>
+        <w:tc>
+          <w:tcPr>
+            <w:tcW w:type="dxa" w:w="2520"/>
+          </w:tcPr>
+          <w:p>
+            <w:r>
+              <w:rPr>
+                <w:sz w:val="18"/>
+              </w:rPr>
+              <w:t>Hybrid</w:t>
+            </w:r>
+          </w:p>
+        </w:tc>
+        <w:tc>
+          <w:tcPr>
+            <w:tcW w:type="dxa" w:w="2520"/>
+          </w:tcPr>
+          <w:p>
+            <w:r>
+              <w:rPr>
+                <w:sz w:val="18"/>
+              </w:rPr>
+              <w:t>110</w:t>
+            </w:r>
+          </w:p>
+        </w:tc>
+        <w:tc>
+          <w:tcPr>
+            <w:tcW w:type="dxa" w:w="2520"/>
+          </w:tcPr>
+          <w:p>
+            <w:r>
+              <w:rPr>
+                <w:sz w:val="18"/>
+              </w:rPr>
+              <w:t>Standard list view</w:t>
+            </w:r>
+          </w:p>
+        </w:tc>
+      </w:tr>
+      <w:tr>
+        <w:tc>
+          <w:tcPr>
+            <w:tcW w:type="dxa" w:w="2520"/>
+          </w:tcPr>
+          <w:p>
+            <w:r>
+              <w:rPr>
+                <w:sz w:val="18"/>
+              </w:rPr>
+              <w:t>Target List Detail</w:t>
+            </w:r>
+          </w:p>
+        </w:tc>
+        <w:tc>
+          <w:tcPr>
+            <w:tcW w:type="dxa" w:w="2520"/>
+          </w:tcPr>
+          <w:p>
+            <w:r>
+              <w:rPr>
+                <w:sz w:val="18"/>
+              </w:rPr>
+              <w:t>Hybrid</w:t>
+            </w:r>
+          </w:p>
+        </w:tc>
+        <w:tc>
+          <w:tcPr>
+            <w:tcW w:type="dxa" w:w="2520"/>
+          </w:tcPr>
+          <w:p>
+            <w:r>
+              <w:rPr>
+                <w:sz w:val="18"/>
+              </w:rPr>
+              <w:t>130</w:t>
+            </w:r>
+          </w:p>
+        </w:tc>
+        <w:tc>
+          <w:tcPr>
+            <w:tcW w:type="dxa" w:w="2520"/>
+          </w:tcPr>
+          <w:p>
+            <w:r>
+              <w:rPr>
+                <w:sz w:val="18"/>
+              </w:rPr>
+              <w:t>Standard detail page</w:t>
+            </w:r>
+          </w:p>
+        </w:tc>
+      </w:tr>
+    </w:tbl>
+    <w:p/>
+    <w:p>
+      <w:r>
+        <w:t>Total Cost for 770 tests:</w:t>
+      </w:r>
+    </w:p>
+    <w:p>
+      <w:pPr>
+        <w:pStyle w:val="ListBullet"/>
+      </w:pPr>
+      <w:r>
+        <w:t>One-time generation: $1.733 (₹143.84)</w:t>
+      </w:r>
+    </w:p>
+    <w:p>
+      <w:pPr>
+        <w:pStyle w:val="ListBullet"/>
+      </w:pPr>
+      <w:r>
+        <w:t>Monthly (1x regeneration): $1.733 (₹143.84)</w:t>
+      </w:r>
+    </w:p>
+    <w:p>
+      <w:pPr>
+        <w:pStyle w:val="ListBullet"/>
+      </w:pPr>
+      <w:r>
+        <w:t>Monthly (bi-weekly): $3.47 (₹287.85)</w:t>
+      </w:r>
+    </w:p>
+    <w:p>
+      <w:pPr>
+        <w:pStyle w:val="ListBullet"/>
+      </w:pPr>
+      <w:r>
+        <w:t>Annual (monthly regeneration): $20.80 (₹1,726.40)</w:t>
+      </w:r>
+    </w:p>
+    <w:p>
+      <w:r>
+        <w:t>Cost Comparison:</w:t>
+      </w:r>
+    </w:p>
+    <w:tbl>
+      <w:tblPr>
+        <w:tblStyle w:val="LightGrid-Accent1"/>
+        <w:tblW w:type="auto" w:w="0"/>
+        <w:tblLook w:firstColumn="1" w:firstRow="1" w:lastColumn="0" w:lastRow="0" w:noHBand="0" w:noVBand="1" w:val="04A0"/>
+      </w:tblPr>
+      <w:tblGrid>
+        <w:gridCol w:w="2016"/>
+        <w:gridCol w:w="2016"/>
+        <w:gridCol w:w="2016"/>
+        <w:gridCol w:w="2016"/>
+        <w:gridCol w:w="2016"/>
+      </w:tblGrid>
+      <w:tr>
+        <w:tc>
+          <w:tcPr>
+            <w:tcW w:type="dxa" w:w="2016"/>
+            <w:shd w:fill="4472C4"/>
+          </w:tcPr>
+          <w:p>
+            <w:r>
+              <w:rPr>
+                <w:b/>
+                <w:color w:val="FFFFFF"/>
+                <w:sz w:val="20"/>
+              </w:rPr>
+              <w:t>Frequency</w:t>
+            </w:r>
+          </w:p>
+        </w:tc>
+        <w:tc>
+          <w:tcPr>
+            <w:tcW w:type="dxa" w:w="2016"/>
+            <w:shd w:fill="4472C4"/>
+          </w:tcPr>
+          <w:p>
+            <w:r>
+              <w:rPr>
+                <w:b/>
+                <w:color w:val="FFFFFF"/>
+                <w:sz w:val="20"/>
+              </w:rPr>
+              <w:t>Full AI</w:t>
+            </w:r>
+          </w:p>
+        </w:tc>
+        <w:tc>
+          <w:tcPr>
+            <w:tcW w:type="dxa" w:w="2016"/>
+            <w:shd w:fill="4472C4"/>
+          </w:tcPr>
+          <w:p>
+            <w:r>
+              <w:rPr>
+                <w:b/>
+                <w:color w:val="FFFFFF"/>
+                <w:sz w:val="20"/>
+              </w:rPr>
+              <w:t>Hybrid</w:t>
+            </w:r>
+          </w:p>
+        </w:tc>
+        <w:tc>
+          <w:tcPr>
+            <w:tcW w:type="dxa" w:w="2016"/>
+            <w:shd w:fill="4472C4"/>
+          </w:tcPr>
+          <w:p>
+            <w:r>
+              <w:rPr>
+                <w:b/>
+                <w:color w:val="FFFFFF"/>
+                <w:sz w:val="20"/>
+              </w:rPr>
+              <w:t>Smart Mix</w:t>
+            </w:r>
+          </w:p>
+        </w:tc>
+        <w:tc>
+          <w:tcPr>
+            <w:tcW w:type="dxa" w:w="2016"/>
+            <w:shd w:fill="4472C4"/>
+          </w:tcPr>
+          <w:p>
+            <w:r>
+              <w:rPr>
+                <w:b/>
+                <w:color w:val="FFFFFF"/>
+                <w:sz w:val="20"/>
+              </w:rPr>
+              <w:t>Smart Mix Savings</w:t>
+            </w:r>
+          </w:p>
+        </w:tc>
+      </w:tr>
+      <w:tr>
+        <w:tc>
+          <w:tcPr>
+            <w:tcW w:type="dxa" w:w="2016"/>
+          </w:tcPr>
+          <w:p>
+            <w:r>
+              <w:rPr>
+                <w:b/>
+                <w:sz w:val="18"/>
+              </w:rPr>
+              <w:t>One-time</w:t>
+            </w:r>
+          </w:p>
+        </w:tc>
+        <w:tc>
+          <w:tcPr>
+            <w:tcW w:type="dxa" w:w="2016"/>
+          </w:tcPr>
+          <w:p>
+            <w:r>
+              <w:rPr>
+                <w:sz w:val="18"/>
+              </w:rPr>
+              <w:t>$2.675 (₹222.03)</w:t>
+            </w:r>
+          </w:p>
+        </w:tc>
+        <w:tc>
+          <w:tcPr>
+            <w:tcW w:type="dxa" w:w="2016"/>
+          </w:tcPr>
+          <w:p>
+            <w:r>
+              <w:rPr>
+                <w:sz w:val="18"/>
+              </w:rPr>
+              <w:t>$0.604 (₹50.13)</w:t>
+            </w:r>
+          </w:p>
+        </w:tc>
+        <w:tc>
+          <w:tcPr>
+            <w:tcW w:type="dxa" w:w="2016"/>
+          </w:tcPr>
+          <w:p>
+            <w:r>
+              <w:rPr>
+                <w:b/>
+                <w:sz w:val="18"/>
+              </w:rPr>
+              <w:t>$1.733 (₹143.84)</w:t>
+            </w:r>
+          </w:p>
+        </w:tc>
+        <w:tc>
+          <w:tcPr>
+            <w:tcW w:type="dxa" w:w="2016"/>
+          </w:tcPr>
+          <w:p>
+            <w:r>
+              <w:rPr>
+                <w:sz w:val="18"/>
+              </w:rPr>
+              <w:t>35% cheaper than Full AI</w:t>
+            </w:r>
+          </w:p>
+        </w:tc>
+      </w:tr>
+      <w:tr>
+        <w:tc>
+          <w:tcPr>
+            <w:tcW w:type="dxa" w:w="2016"/>
+          </w:tcPr>
+          <w:p>
+            <w:r>
+              <w:rPr>
+                <w:b/>
+                <w:sz w:val="18"/>
+              </w:rPr>
+              <w:t>Monthly (1x)</w:t>
+            </w:r>
+          </w:p>
+        </w:tc>
+        <w:tc>
+          <w:tcPr>
+            <w:tcW w:type="dxa" w:w="2016"/>
+          </w:tcPr>
+          <w:p>
+            <w:r>
+              <w:rPr>
+                <w:sz w:val="18"/>
+              </w:rPr>
+              <w:t>$2.675 (₹222.03)</w:t>
+            </w:r>
+          </w:p>
+        </w:tc>
+        <w:tc>
+          <w:tcPr>
+            <w:tcW w:type="dxa" w:w="2016"/>
+          </w:tcPr>
+          <w:p>
+            <w:r>
+              <w:rPr>
+                <w:sz w:val="18"/>
+              </w:rPr>
+              <w:t>$0.604 (₹50.13)</w:t>
+            </w:r>
+          </w:p>
+        </w:tc>
+        <w:tc>
+          <w:tcPr>
+            <w:tcW w:type="dxa" w:w="2016"/>
+          </w:tcPr>
+          <w:p>
+            <w:r>
+              <w:rPr>
+                <w:b/>
+                <w:sz w:val="18"/>
+              </w:rPr>
+              <w:t>$1.733 (₹143.84)</w:t>
+            </w:r>
+          </w:p>
+        </w:tc>
+        <w:tc>
+          <w:tcPr>
+            <w:tcW w:type="dxa" w:w="2016"/>
+          </w:tcPr>
+          <w:p>
+            <w:r>
+              <w:rPr>
+                <w:sz w:val="18"/>
+              </w:rPr>
+              <w:t>35% cheaper than Full AI</w:t>
+            </w:r>
+          </w:p>
+        </w:tc>
+      </w:tr>
+      <w:tr>
+        <w:tc>
+          <w:tcPr>
+            <w:tcW w:type="dxa" w:w="2016"/>
+          </w:tcPr>
+          <w:p>
+            <w:r>
+              <w:rPr>
+                <w:b/>
+                <w:sz w:val="18"/>
+              </w:rPr>
+              <w:t>Bi-weekly</w:t>
+            </w:r>
+          </w:p>
+        </w:tc>
+        <w:tc>
+          <w:tcPr>
+            <w:tcW w:type="dxa" w:w="2016"/>
+          </w:tcPr>
+          <w:p>
+            <w:r>
+              <w:rPr>
+                <w:sz w:val="18"/>
+              </w:rPr>
+              <w:t>$5.35 (₹444.05)</w:t>
+            </w:r>
+          </w:p>
+        </w:tc>
+        <w:tc>
+          <w:tcPr>
+            <w:tcW w:type="dxa" w:w="2016"/>
+          </w:tcPr>
+          <w:p>
+            <w:r>
+              <w:rPr>
+                <w:sz w:val="18"/>
+              </w:rPr>
+              <w:t>$1.21 (₹100.43)</w:t>
+            </w:r>
+          </w:p>
+        </w:tc>
+        <w:tc>
+          <w:tcPr>
+            <w:tcW w:type="dxa" w:w="2016"/>
+          </w:tcPr>
+          <w:p>
+            <w:r>
+              <w:rPr>
+                <w:b/>
+                <w:sz w:val="18"/>
+              </w:rPr>
+              <w:t>$3.47 (₹287.85)</w:t>
+            </w:r>
+          </w:p>
+        </w:tc>
+        <w:tc>
+          <w:tcPr>
+            <w:tcW w:type="dxa" w:w="2016"/>
+          </w:tcPr>
+          <w:p>
+            <w:r>
+              <w:rPr>
+                <w:sz w:val="18"/>
+              </w:rPr>
+              <w:t>35% cheaper than Full AI</w:t>
+            </w:r>
+          </w:p>
+        </w:tc>
+      </w:tr>
+      <w:tr>
+        <w:tc>
+          <w:tcPr>
+            <w:tcW w:type="dxa" w:w="2016"/>
+          </w:tcPr>
+          <w:p>
+            <w:r>
+              <w:rPr>
+                <w:b/>
+                <w:sz w:val="18"/>
+              </w:rPr>
+              <w:t>Weekly</w:t>
+            </w:r>
+          </w:p>
+        </w:tc>
+        <w:tc>
+          <w:tcPr>
+            <w:tcW w:type="dxa" w:w="2016"/>
+          </w:tcPr>
+          <w:p>
+            <w:r>
+              <w:rPr>
+                <w:sz w:val="18"/>
+              </w:rPr>
+              <w:t>$10.70 (₹888.10)</w:t>
+            </w:r>
+          </w:p>
+        </w:tc>
+        <w:tc>
+          <w:tcPr>
+            <w:tcW w:type="dxa" w:w="2016"/>
+          </w:tcPr>
+          <w:p>
+            <w:r>
+              <w:rPr>
+                <w:sz w:val="18"/>
+              </w:rPr>
+              <w:t>$2.42 (₹200.86)</w:t>
+            </w:r>
+          </w:p>
+        </w:tc>
+        <w:tc>
+          <w:tcPr>
+            <w:tcW w:type="dxa" w:w="2016"/>
+          </w:tcPr>
+          <w:p>
+            <w:r>
+              <w:rPr>
+                <w:b/>
+                <w:sz w:val="18"/>
+              </w:rPr>
+              <w:t>$6.93 (₹575.19)</w:t>
+            </w:r>
+          </w:p>
+        </w:tc>
+        <w:tc>
+          <w:tcPr>
+            <w:tcW w:type="dxa" w:w="2016"/>
+          </w:tcPr>
+          <w:p>
+            <w:r>
+              <w:rPr>
+                <w:sz w:val="18"/>
+              </w:rPr>
+              <w:t>35% cheaper than Full AI</w:t>
+            </w:r>
+          </w:p>
+        </w:tc>
+      </w:tr>
+      <w:tr>
+        <w:tc>
+          <w:tcPr>
+            <w:tcW w:type="dxa" w:w="2016"/>
+          </w:tcPr>
+          <w:p>
+            <w:r>
+              <w:rPr>
+                <w:b/>
+                <w:sz w:val="18"/>
+              </w:rPr>
+              <w:t>Annual</w:t>
+            </w:r>
+          </w:p>
+        </w:tc>
+        <w:tc>
+          <w:tcPr>
+            <w:tcW w:type="dxa" w:w="2016"/>
+          </w:tcPr>
+          <w:p>
+            <w:r>
+              <w:rPr>
+                <w:sz w:val="18"/>
+              </w:rPr>
+              <w:t>$32.10 (₹2,664.30)</w:t>
+            </w:r>
+          </w:p>
+        </w:tc>
+        <w:tc>
+          <w:tcPr>
+            <w:tcW w:type="dxa" w:w="2016"/>
+          </w:tcPr>
+          <w:p>
+            <w:r>
+              <w:rPr>
+                <w:sz w:val="18"/>
+              </w:rPr>
+              <w:t>$7.25 (₹601.75)</w:t>
+            </w:r>
+          </w:p>
+        </w:tc>
+        <w:tc>
+          <w:tcPr>
+            <w:tcW w:type="dxa" w:w="2016"/>
+          </w:tcPr>
+          <w:p>
+            <w:r>
+              <w:rPr>
+                <w:b/>
+                <w:sz w:val="18"/>
+              </w:rPr>
+              <w:t>$20.80 (₹1,726.40)</w:t>
+            </w:r>
+          </w:p>
+        </w:tc>
+        <w:tc>
+          <w:tcPr>
+            <w:tcW w:type="dxa" w:w="2016"/>
+          </w:tcPr>
+          <w:p>
+            <w:r>
+              <w:rPr>
+                <w:sz w:val="18"/>
+              </w:rPr>
+              <w:t>35% cheaper than Full AI</w:t>
+            </w:r>
+          </w:p>
+        </w:tc>
+      </w:tr>
+    </w:tbl>
+    <w:p/>
+    <w:p>
+      <w:r>
+        <w:t>Why Smart Mix is Recommended:</w:t>
+      </w:r>
+    </w:p>
+    <w:p>
+      <w:pPr>
+        <w:pStyle w:val="ListBullet"/>
+      </w:pPr>
+      <w:r>
+        <w:t>✅ Best balance of quality and cost</w:t>
+      </w:r>
+    </w:p>
+    <w:p>
+      <w:pPr>
+        <w:pStyle w:val="ListBullet"/>
+      </w:pPr>
+      <w:r>
+        <w:t>✅ Full AI for critical modules (Authentication, Segments, Segment Detail)</w:t>
+      </w:r>
+    </w:p>
+    <w:p>
+      <w:pPr>
+        <w:pStyle w:val="ListBullet"/>
+      </w:pPr>
+      <w:r>
+        <w:t>✅ Hybrid for standard modules (dashboards, lists)</w:t>
+      </w:r>
+    </w:p>
+    <w:p>
+      <w:pPr>
+        <w:pStyle w:val="ListBullet"/>
+      </w:pPr>
+      <w:r>
+        <w:t>✅ 35% cost savings compared to Full AI</w:t>
+      </w:r>
+    </w:p>
+    <w:p>
+      <w:pPr>
+        <w:pStyle w:val="ListBullet"/>
+      </w:pPr>
+      <w:r>
+        <w:t>✅ Still maintains high quality for critical areas</w:t>
+      </w:r>
+    </w:p>
+    <w:p>
+      <w:pPr>
+        <w:pStyle w:val="ListBullet"/>
+      </w:pPr>
+      <w:r>
+        <w:t>✅ 3.4x cost of Hybrid but 2.8x better quality for critical flows</w:t>
+      </w:r>
+    </w:p>
+    <w:p>
+      <w:r>
+        <w:t>ROI Analysis:</w:t>
+      </w:r>
+    </w:p>
+    <w:p>
+      <w:pPr>
+        <w:pStyle w:val="ListBullet"/>
+      </w:pPr>
+      <w:r>
+        <w:t>Manual testing cost: $2,100/month (₹1,74,300/month)</w:t>
+      </w:r>
+    </w:p>
+    <w:p>
+      <w:pPr>
+        <w:pStyle w:val="ListBullet"/>
+      </w:pPr>
+      <w:r>
+        <w:t>Smart Mix cost: $3.47/month (₹287.85/month) with bi-weekly regeneration</w:t>
+      </w:r>
+    </w:p>
+    <w:p>
+      <w:pPr>
+        <w:pStyle w:val="ListBullet"/>
+      </w:pPr>
+      <w:r>
+        <w:t>Savings: 99.83% ($2,096.53/month or ₹1,74,012.15/month)</w:t>
+      </w:r>
+    </w:p>
+    <w:p>
+      <w:pPr>
+        <w:pStyle w:val="ListBullet"/>
+      </w:pPr>
+      <w:r>
+        <w:t>Annual savings: $25,158.36 (₹20,88,143.88)</w:t>
+      </w:r>
+    </w:p>
+    <w:p>
+      <w:r>
+        <w:t>---</w:t>
+      </w:r>
+    </w:p>
+    <w:p>
+      <w:pPr>
+        <w:pStyle w:val="Heading2"/>
+      </w:pPr>
+      <w:r>
+        <w:rPr>
+          <w:color w:val="004687"/>
+        </w:rPr>
+        <w:t>Validation-Level Cost Analysis - All Three Approaches</w:t>
+      </w:r>
+    </w:p>
+    <w:p>
+      <w:r>
+        <w:t>This section provides a detailed breakdown of costs based on validation scope (UI, API, DB, and their combinations) for each of the three approaches.</w:t>
+      </w:r>
+    </w:p>
+    <w:p>
+      <w:r>
+        <w:t>---</w:t>
+      </w:r>
+    </w:p>
+    <w:p>
+      <w:pPr>
+        <w:pStyle w:val="Heading3"/>
+      </w:pPr>
+      <w:r>
+        <w:rPr>
+          <w:color w:val="004687"/>
+        </w:rPr>
+        <w:t>Approach 1: Full AI - Cost by Validation Type</w:t>
+      </w:r>
+    </w:p>
+    <w:p>
+      <w:r>
+        <w:rPr>
+          <w:i/>
+          <w:color w:val="3C3C3C"/>
+        </w:rPr>
+        <w:t>Description: Full AI approach costs broken down by individual validation layers and their combinations across all 770 tests.</w:t>
+      </w:r>
+    </w:p>
+    <w:tbl>
+      <w:tblPr>
+        <w:tblStyle w:val="LightGrid-Accent1"/>
+        <w:tblW w:type="auto" w:w="0"/>
+        <w:tblLook w:firstColumn="1" w:firstRow="1" w:lastColumn="0" w:lastRow="0" w:noHBand="0" w:noVBand="1" w:val="04A0"/>
+      </w:tblPr>
+      <w:tblGrid>
+        <w:gridCol w:w="1008"/>
+        <w:gridCol w:w="1008"/>
+        <w:gridCol w:w="1008"/>
+        <w:gridCol w:w="1008"/>
+        <w:gridCol w:w="1008"/>
+        <w:gridCol w:w="1008"/>
+        <w:gridCol w:w="1008"/>
+        <w:gridCol w:w="1008"/>
+        <w:gridCol w:w="1008"/>
+        <w:gridCol w:w="1008"/>
+      </w:tblGrid>
+      <w:tr>
+        <w:tc>
+          <w:tcPr>
+            <w:tcW w:type="dxa" w:w="1008"/>
+            <w:shd w:fill="4472C4"/>
+          </w:tcPr>
+          <w:p>
+            <w:r>
+              <w:rPr>
+                <w:b/>
+                <w:color w:val="FFFFFF"/>
+                <w:sz w:val="20"/>
+              </w:rPr>
+              <w:t>Validation Type</w:t>
+            </w:r>
+          </w:p>
+        </w:tc>
+        <w:tc>
+          <w:tcPr>
+            <w:tcW w:type="dxa" w:w="1008"/>
+            <w:shd w:fill="4472C4"/>
+          </w:tcPr>
+          <w:p>
+            <w:r>
+              <w:rPr>
+                <w:b/>
+                <w:color w:val="FFFFFF"/>
+                <w:sz w:val="20"/>
+              </w:rPr>
+              <w:t>Tests</w:t>
+            </w:r>
+          </w:p>
+        </w:tc>
+        <w:tc>
+          <w:tcPr>
+            <w:tcW w:type="dxa" w:w="1008"/>
+            <w:shd w:fill="4472C4"/>
+          </w:tcPr>
+          <w:p>
+            <w:r>
+              <w:rPr>
+                <w:b/>
+                <w:color w:val="FFFFFF"/>
+                <w:sz w:val="20"/>
+              </w:rPr>
+              <w:t>Per Run (USD)</w:t>
+            </w:r>
+          </w:p>
+        </w:tc>
+        <w:tc>
+          <w:tcPr>
+            <w:tcW w:type="dxa" w:w="1008"/>
+            <w:shd w:fill="4472C4"/>
+          </w:tcPr>
+          <w:p>
+            <w:r>
+              <w:rPr>
+                <w:b/>
+                <w:color w:val="FFFFFF"/>
+                <w:sz w:val="20"/>
+              </w:rPr>
+              <w:t>Per Run (INR)</w:t>
+            </w:r>
+          </w:p>
+        </w:tc>
+        <w:tc>
+          <w:tcPr>
+            <w:tcW w:type="dxa" w:w="1008"/>
+            <w:shd w:fill="4472C4"/>
+          </w:tcPr>
+          <w:p>
+            <w:r>
+              <w:rPr>
+                <w:b/>
+                <w:color w:val="FFFFFF"/>
+                <w:sz w:val="20"/>
+              </w:rPr>
+              <w:t>Monthly 1x (USD)</w:t>
+            </w:r>
+          </w:p>
+        </w:tc>
+        <w:tc>
+          <w:tcPr>
+            <w:tcW w:type="dxa" w:w="1008"/>
+            <w:shd w:fill="4472C4"/>
+          </w:tcPr>
+          <w:p>
+            <w:r>
+              <w:rPr>
+                <w:b/>
+                <w:color w:val="FFFFFF"/>
+                <w:sz w:val="20"/>
+              </w:rPr>
+              <w:t>Monthly 1x (INR)</w:t>
+            </w:r>
+          </w:p>
+        </w:tc>
+        <w:tc>
+          <w:tcPr>
+            <w:tcW w:type="dxa" w:w="1008"/>
+            <w:shd w:fill="4472C4"/>
+          </w:tcPr>
+          <w:p>
+            <w:r>
+              <w:rPr>
+                <w:b/>
+                <w:color w:val="FFFFFF"/>
+                <w:sz w:val="20"/>
+              </w:rPr>
+              <w:t>Monthly 2x (USD)</w:t>
+            </w:r>
+          </w:p>
+        </w:tc>
+        <w:tc>
+          <w:tcPr>
+            <w:tcW w:type="dxa" w:w="1008"/>
+            <w:shd w:fill="4472C4"/>
+          </w:tcPr>
+          <w:p>
+            <w:r>
+              <w:rPr>
+                <w:b/>
+                <w:color w:val="FFFFFF"/>
+                <w:sz w:val="20"/>
+              </w:rPr>
+              <w:t>Monthly 2x (INR)</w:t>
+            </w:r>
+          </w:p>
+        </w:tc>
+        <w:tc>
+          <w:tcPr>
+            <w:tcW w:type="dxa" w:w="1008"/>
+            <w:shd w:fill="4472C4"/>
+          </w:tcPr>
+          <w:p>
+            <w:r>
+              <w:rPr>
+                <w:b/>
+                <w:color w:val="FFFFFF"/>
+                <w:sz w:val="20"/>
+              </w:rPr>
+              <w:t>Annual 12x (USD)</w:t>
+            </w:r>
+          </w:p>
+        </w:tc>
+        <w:tc>
+          <w:tcPr>
+            <w:tcW w:type="dxa" w:w="1008"/>
+            <w:shd w:fill="4472C4"/>
+          </w:tcPr>
+          <w:p>
+            <w:r>
+              <w:rPr>
+                <w:b/>
+                <w:color w:val="FFFFFF"/>
+                <w:sz w:val="20"/>
+              </w:rPr>
+              <w:t>Annual 12x (INR)</w:t>
+            </w:r>
+          </w:p>
+        </w:tc>
+      </w:tr>
+      <w:tr>
+        <w:tc>
+          <w:tcPr>
+            <w:tcW w:type="dxa" w:w="1008"/>
+          </w:tcPr>
+          <w:p>
+            <w:r>
+              <w:rPr>
+                <w:b/>
+                <w:sz w:val="18"/>
+              </w:rPr>
+              <w:t>UI Only</w:t>
+            </w:r>
+          </w:p>
+        </w:tc>
+        <w:tc>
+          <w:tcPr>
+            <w:tcW w:type="dxa" w:w="1008"/>
+          </w:tcPr>
+          <w:p>
+            <w:r>
+              <w:rPr>
+                <w:sz w:val="18"/>
+              </w:rPr>
+              <w:t>400</w:t>
+            </w:r>
+          </w:p>
+        </w:tc>
+        <w:tc>
+          <w:tcPr>
+            <w:tcW w:type="dxa" w:w="1008"/>
+          </w:tcPr>
+          <w:p>
+            <w:r>
+              <w:rPr>
+                <w:sz w:val="18"/>
+              </w:rPr>
+              <w:t>$0.606</w:t>
+            </w:r>
+          </w:p>
+        </w:tc>
+        <w:tc>
+          <w:tcPr>
+            <w:tcW w:type="dxa" w:w="1008"/>
+          </w:tcPr>
+          <w:p>
+            <w:r>
+              <w:rPr>
+                <w:sz w:val="18"/>
+              </w:rPr>
+              <w:t>₹50.30</w:t>
+            </w:r>
+          </w:p>
+        </w:tc>
+        <w:tc>
+          <w:tcPr>
+            <w:tcW w:type="dxa" w:w="1008"/>
+          </w:tcPr>
+          <w:p>
+            <w:r>
+              <w:rPr>
+                <w:sz w:val="18"/>
+              </w:rPr>
+              <w:t>$0.606</w:t>
+            </w:r>
+          </w:p>
+        </w:tc>
+        <w:tc>
+          <w:tcPr>
+            <w:tcW w:type="dxa" w:w="1008"/>
+          </w:tcPr>
+          <w:p>
+            <w:r>
+              <w:rPr>
+                <w:sz w:val="18"/>
+              </w:rPr>
+              <w:t>₹50.30</w:t>
+            </w:r>
+          </w:p>
+        </w:tc>
+        <w:tc>
+          <w:tcPr>
+            <w:tcW w:type="dxa" w:w="1008"/>
+          </w:tcPr>
+          <w:p>
+            <w:r>
+              <w:rPr>
+                <w:sz w:val="18"/>
+              </w:rPr>
+              <w:t>$1.21</w:t>
+            </w:r>
+          </w:p>
+        </w:tc>
+        <w:tc>
+          <w:tcPr>
+            <w:tcW w:type="dxa" w:w="1008"/>
+          </w:tcPr>
+          <w:p>
+            <w:r>
+              <w:rPr>
+                <w:sz w:val="18"/>
+              </w:rPr>
+              <w:t>₹100.60</w:t>
+            </w:r>
+          </w:p>
+        </w:tc>
+        <w:tc>
+          <w:tcPr>
+            <w:tcW w:type="dxa" w:w="1008"/>
+          </w:tcPr>
+          <w:p>
+            <w:r>
+              <w:rPr>
+                <w:sz w:val="18"/>
+              </w:rPr>
+              <w:t>$7.27</w:t>
+            </w:r>
+          </w:p>
+        </w:tc>
+        <w:tc>
+          <w:tcPr>
+            <w:tcW w:type="dxa" w:w="1008"/>
+          </w:tcPr>
+          <w:p>
+            <w:r>
+              <w:rPr>
+                <w:sz w:val="18"/>
+              </w:rPr>
+              <w:t>₹603.59</w:t>
+            </w:r>
+          </w:p>
+        </w:tc>
+      </w:tr>
+      <w:tr>
+        <w:tc>
+          <w:tcPr>
+            <w:tcW w:type="dxa" w:w="1008"/>
+          </w:tcPr>
+          <w:p>
+            <w:r>
+              <w:rPr>
+                <w:b/>
+                <w:sz w:val="18"/>
+              </w:rPr>
+              <w:t>API Only</w:t>
+            </w:r>
+          </w:p>
+        </w:tc>
+        <w:tc>
+          <w:tcPr>
+            <w:tcW w:type="dxa" w:w="1008"/>
+          </w:tcPr>
+          <w:p>
+            <w:r>
+              <w:rPr>
+                <w:sz w:val="18"/>
+              </w:rPr>
+              <w:t>210</w:t>
+            </w:r>
+          </w:p>
+        </w:tc>
+        <w:tc>
+          <w:tcPr>
+            <w:tcW w:type="dxa" w:w="1008"/>
+          </w:tcPr>
+          <w:p>
+            <w:r>
+              <w:rPr>
+                <w:sz w:val="18"/>
+              </w:rPr>
+              <w:t>$0.204</w:t>
+            </w:r>
+          </w:p>
+        </w:tc>
+        <w:tc>
+          <w:tcPr>
+            <w:tcW w:type="dxa" w:w="1008"/>
+          </w:tcPr>
+          <w:p>
+            <w:r>
+              <w:rPr>
+                <w:sz w:val="18"/>
+              </w:rPr>
+              <w:t>₹16.93</w:t>
+            </w:r>
+          </w:p>
+        </w:tc>
+        <w:tc>
+          <w:tcPr>
+            <w:tcW w:type="dxa" w:w="1008"/>
+          </w:tcPr>
+          <w:p>
+            <w:r>
+              <w:rPr>
+                <w:sz w:val="18"/>
+              </w:rPr>
+              <w:t>$0.204</w:t>
+            </w:r>
+          </w:p>
+        </w:tc>
+        <w:tc>
+          <w:tcPr>
+            <w:tcW w:type="dxa" w:w="1008"/>
+          </w:tcPr>
+          <w:p>
+            <w:r>
+              <w:rPr>
+                <w:sz w:val="18"/>
+              </w:rPr>
+              <w:t>₹16.93</w:t>
+            </w:r>
+          </w:p>
+        </w:tc>
+        <w:tc>
+          <w:tcPr>
+            <w:tcW w:type="dxa" w:w="1008"/>
+          </w:tcPr>
+          <w:p>
+            <w:r>
+              <w:rPr>
+                <w:sz w:val="18"/>
+              </w:rPr>
+              <w:t>$0.41</w:t>
+            </w:r>
+          </w:p>
+        </w:tc>
+        <w:tc>
+          <w:tcPr>
+            <w:tcW w:type="dxa" w:w="1008"/>
+          </w:tcPr>
+          <w:p>
+            <w:r>
+              <w:rPr>
+                <w:sz w:val="18"/>
+              </w:rPr>
+              <w:t>₹33.86</w:t>
+            </w:r>
+          </w:p>
+        </w:tc>
+        <w:tc>
+          <w:tcPr>
+            <w:tcW w:type="dxa" w:w="1008"/>
+          </w:tcPr>
+          <w:p>
+            <w:r>
+              <w:rPr>
+                <w:sz w:val="18"/>
+              </w:rPr>
+              <w:t>$2.45</w:t>
+            </w:r>
+          </w:p>
+        </w:tc>
+        <w:tc>
+          <w:tcPr>
+            <w:tcW w:type="dxa" w:w="1008"/>
+          </w:tcPr>
+          <w:p>
+            <w:r>
+              <w:rPr>
+                <w:sz w:val="18"/>
+              </w:rPr>
+              <w:t>₹203.16</w:t>
+            </w:r>
+          </w:p>
+        </w:tc>
+      </w:tr>
+      <w:tr>
+        <w:tc>
+          <w:tcPr>
+            <w:tcW w:type="dxa" w:w="1008"/>
+          </w:tcPr>
+          <w:p>
+            <w:r>
+              <w:rPr>
+                <w:b/>
+                <w:sz w:val="18"/>
+              </w:rPr>
+              <w:t>DB Only</w:t>
+            </w:r>
+          </w:p>
+        </w:tc>
+        <w:tc>
+          <w:tcPr>
+            <w:tcW w:type="dxa" w:w="1008"/>
+          </w:tcPr>
+          <w:p>
+            <w:r>
+              <w:rPr>
+                <w:sz w:val="18"/>
+              </w:rPr>
+              <w:t>160</w:t>
+            </w:r>
+          </w:p>
+        </w:tc>
+        <w:tc>
+          <w:tcPr>
+            <w:tcW w:type="dxa" w:w="1008"/>
+          </w:tcPr>
+          <w:p>
+            <w:r>
+              <w:rPr>
+                <w:sz w:val="18"/>
+              </w:rPr>
+              <w:t>$0.192</w:t>
+            </w:r>
+          </w:p>
+        </w:tc>
+        <w:tc>
+          <w:tcPr>
+            <w:tcW w:type="dxa" w:w="1008"/>
+          </w:tcPr>
+          <w:p>
+            <w:r>
+              <w:rPr>
+                <w:sz w:val="18"/>
+              </w:rPr>
+              <w:t>₹15.94</w:t>
+            </w:r>
+          </w:p>
+        </w:tc>
+        <w:tc>
+          <w:tcPr>
+            <w:tcW w:type="dxa" w:w="1008"/>
+          </w:tcPr>
+          <w:p>
+            <w:r>
+              <w:rPr>
+                <w:sz w:val="18"/>
+              </w:rPr>
+              <w:t>$0.192</w:t>
+            </w:r>
+          </w:p>
+        </w:tc>
+        <w:tc>
+          <w:tcPr>
+            <w:tcW w:type="dxa" w:w="1008"/>
+          </w:tcPr>
+          <w:p>
+            <w:r>
+              <w:rPr>
+                <w:sz w:val="18"/>
+              </w:rPr>
+              <w:t>₹15.94</w:t>
+            </w:r>
+          </w:p>
+        </w:tc>
+        <w:tc>
+          <w:tcPr>
+            <w:tcW w:type="dxa" w:w="1008"/>
+          </w:tcPr>
+          <w:p>
+            <w:r>
+              <w:rPr>
+                <w:sz w:val="18"/>
+              </w:rPr>
+              <w:t>$0.38</w:t>
+            </w:r>
+          </w:p>
+        </w:tc>
+        <w:tc>
+          <w:tcPr>
+            <w:tcW w:type="dxa" w:w="1008"/>
+          </w:tcPr>
+          <w:p>
+            <w:r>
+              <w:rPr>
+                <w:sz w:val="18"/>
+              </w:rPr>
+              <w:t>₹31.87</w:t>
+            </w:r>
+          </w:p>
+        </w:tc>
+        <w:tc>
+          <w:tcPr>
+            <w:tcW w:type="dxa" w:w="1008"/>
+          </w:tcPr>
+          <w:p>
+            <w:r>
+              <w:rPr>
+                <w:sz w:val="18"/>
+              </w:rPr>
+              <w:t>$2.30</w:t>
+            </w:r>
+          </w:p>
+        </w:tc>
+        <w:tc>
+          <w:tcPr>
+            <w:tcW w:type="dxa" w:w="1008"/>
+          </w:tcPr>
+          <w:p>
+            <w:r>
+              <w:rPr>
+                <w:sz w:val="18"/>
+              </w:rPr>
+              <w:t>₹191.28</w:t>
+            </w:r>
+          </w:p>
+        </w:tc>
+      </w:tr>
+      <w:tr>
+        <w:tc>
+          <w:tcPr>
+            <w:tcW w:type="dxa" w:w="1008"/>
+          </w:tcPr>
+          <w:p>
+            <w:r>
+              <w:rPr>
+                <w:b/>
+                <w:sz w:val="18"/>
+              </w:rPr>
+              <w:t>UI + API</w:t>
+            </w:r>
+          </w:p>
+        </w:tc>
+        <w:tc>
+          <w:tcPr>
+            <w:tcW w:type="dxa" w:w="1008"/>
+          </w:tcPr>
+          <w:p>
+            <w:r>
+              <w:rPr>
+                <w:sz w:val="18"/>
+              </w:rPr>
+              <w:t>610</w:t>
+            </w:r>
+          </w:p>
+        </w:tc>
+        <w:tc>
+          <w:tcPr>
+            <w:tcW w:type="dxa" w:w="1008"/>
+          </w:tcPr>
+          <w:p>
+            <w:r>
+              <w:rPr>
+                <w:sz w:val="18"/>
+              </w:rPr>
+              <w:t>$2.116</w:t>
+            </w:r>
+          </w:p>
+        </w:tc>
+        <w:tc>
+          <w:tcPr>
+            <w:tcW w:type="dxa" w:w="1008"/>
+          </w:tcPr>
+          <w:p>
+            <w:r>
+              <w:rPr>
+                <w:sz w:val="18"/>
+              </w:rPr>
+              <w:t>₹175.63</w:t>
+            </w:r>
+          </w:p>
+        </w:tc>
+        <w:tc>
+          <w:tcPr>
+            <w:tcW w:type="dxa" w:w="1008"/>
+          </w:tcPr>
+          <w:p>
+            <w:r>
+              <w:rPr>
+                <w:sz w:val="18"/>
+              </w:rPr>
+              <w:t>$2.116</w:t>
+            </w:r>
+          </w:p>
+        </w:tc>
+        <w:tc>
+          <w:tcPr>
+            <w:tcW w:type="dxa" w:w="1008"/>
+          </w:tcPr>
+          <w:p>
+            <w:r>
+              <w:rPr>
+                <w:sz w:val="18"/>
+              </w:rPr>
+              <w:t>₹175.63</w:t>
+            </w:r>
+          </w:p>
+        </w:tc>
+        <w:tc>
+          <w:tcPr>
+            <w:tcW w:type="dxa" w:w="1008"/>
+          </w:tcPr>
+          <w:p>
+            <w:r>
+              <w:rPr>
+                <w:sz w:val="18"/>
+              </w:rPr>
+              <w:t>$4.23</w:t>
+            </w:r>
+          </w:p>
+        </w:tc>
+        <w:tc>
+          <w:tcPr>
+            <w:tcW w:type="dxa" w:w="1008"/>
+          </w:tcPr>
+          <w:p>
+            <w:r>
+              <w:rPr>
+                <w:sz w:val="18"/>
+              </w:rPr>
+              <w:t>₹351.26</w:t>
+            </w:r>
+          </w:p>
+        </w:tc>
+        <w:tc>
+          <w:tcPr>
+            <w:tcW w:type="dxa" w:w="1008"/>
+          </w:tcPr>
+          <w:p>
+            <w:r>
+              <w:rPr>
+                <w:sz w:val="18"/>
+              </w:rPr>
+              <w:t>$25.39</w:t>
+            </w:r>
+          </w:p>
+        </w:tc>
+        <w:tc>
+          <w:tcPr>
+            <w:tcW w:type="dxa" w:w="1008"/>
+          </w:tcPr>
+          <w:p>
+            <w:r>
+              <w:rPr>
+                <w:sz w:val="18"/>
+              </w:rPr>
+              <w:t>₹2,107.56</w:t>
+            </w:r>
+          </w:p>
+        </w:tc>
+      </w:tr>
+      <w:tr>
+        <w:tc>
+          <w:tcPr>
+            <w:tcW w:type="dxa" w:w="1008"/>
+          </w:tcPr>
+          <w:p>
+            <w:r>
+              <w:rPr>
+                <w:b/>
+                <w:sz w:val="18"/>
+              </w:rPr>
+              <w:t>UI + DB</w:t>
+            </w:r>
+          </w:p>
+        </w:tc>
+        <w:tc>
+          <w:tcPr>
+            <w:tcW w:type="dxa" w:w="1008"/>
+          </w:tcPr>
+          <w:p>
+            <w:r>
+              <w:rPr>
+                <w:sz w:val="18"/>
+              </w:rPr>
+              <w:t>560</w:t>
+            </w:r>
+          </w:p>
+        </w:tc>
+        <w:tc>
+          <w:tcPr>
+            <w:tcW w:type="dxa" w:w="1008"/>
+          </w:tcPr>
+          <w:p>
+            <w:r>
+              <w:rPr>
+                <w:sz w:val="18"/>
+              </w:rPr>
+              <w:t>$1.944</w:t>
+            </w:r>
+          </w:p>
+        </w:tc>
+        <w:tc>
+          <w:tcPr>
+            <w:tcW w:type="dxa" w:w="1008"/>
+          </w:tcPr>
+          <w:p>
+            <w:r>
+              <w:rPr>
+                <w:sz w:val="18"/>
+              </w:rPr>
+              <w:t>₹161.35</w:t>
+            </w:r>
+          </w:p>
+        </w:tc>
+        <w:tc>
+          <w:tcPr>
+            <w:tcW w:type="dxa" w:w="1008"/>
+          </w:tcPr>
+          <w:p>
+            <w:r>
+              <w:rPr>
+                <w:sz w:val="18"/>
+              </w:rPr>
+              <w:t>$1.944</w:t>
+            </w:r>
+          </w:p>
+        </w:tc>
+        <w:tc>
+          <w:tcPr>
+            <w:tcW w:type="dxa" w:w="1008"/>
+          </w:tcPr>
+          <w:p>
+            <w:r>
+              <w:rPr>
+                <w:sz w:val="18"/>
+              </w:rPr>
+              <w:t>₹161.35</w:t>
+            </w:r>
+          </w:p>
+        </w:tc>
+        <w:tc>
+          <w:tcPr>
+            <w:tcW w:type="dxa" w:w="1008"/>
+          </w:tcPr>
+          <w:p>
+            <w:r>
+              <w:rPr>
+                <w:sz w:val="18"/>
+              </w:rPr>
+              <w:t>$3.89</w:t>
+            </w:r>
+          </w:p>
+        </w:tc>
+        <w:tc>
+          <w:tcPr>
+            <w:tcW w:type="dxa" w:w="1008"/>
+          </w:tcPr>
+          <w:p>
+            <w:r>
+              <w:rPr>
+                <w:sz w:val="18"/>
+              </w:rPr>
+              <w:t>₹322.70</w:t>
+            </w:r>
+          </w:p>
+        </w:tc>
+        <w:tc>
+          <w:tcPr>
+            <w:tcW w:type="dxa" w:w="1008"/>
+          </w:tcPr>
+          <w:p>
+            <w:r>
+              <w:rPr>
+                <w:sz w:val="18"/>
+              </w:rPr>
+              <w:t>$23.33</w:t>
+            </w:r>
+          </w:p>
+        </w:tc>
+        <w:tc>
+          <w:tcPr>
+            <w:tcW w:type="dxa" w:w="1008"/>
+          </w:tcPr>
+          <w:p>
+            <w:r>
+              <w:rPr>
+                <w:sz w:val="18"/>
+              </w:rPr>
+              <w:t>₹1,936.19</w:t>
+            </w:r>
+          </w:p>
+        </w:tc>
+      </w:tr>
+      <w:tr>
+        <w:tc>
+          <w:tcPr>
+            <w:tcW w:type="dxa" w:w="1008"/>
+          </w:tcPr>
+          <w:p>
+            <w:r>
+              <w:rPr>
+                <w:b/>
+                <w:sz w:val="18"/>
+              </w:rPr>
+              <w:t>API + DB</w:t>
+            </w:r>
+          </w:p>
+        </w:tc>
+        <w:tc>
+          <w:tcPr>
+            <w:tcW w:type="dxa" w:w="1008"/>
+          </w:tcPr>
+          <w:p>
+            <w:r>
+              <w:rPr>
+                <w:sz w:val="18"/>
+              </w:rPr>
+              <w:t>370</w:t>
+            </w:r>
+          </w:p>
+        </w:tc>
+        <w:tc>
+          <w:tcPr>
+            <w:tcW w:type="dxa" w:w="1008"/>
+          </w:tcPr>
+          <w:p>
+            <w:r>
+              <w:rPr>
+                <w:sz w:val="18"/>
+              </w:rPr>
+              <w:t>$1.284</w:t>
+            </w:r>
+          </w:p>
+        </w:tc>
+        <w:tc>
+          <w:tcPr>
+            <w:tcW w:type="dxa" w:w="1008"/>
+          </w:tcPr>
+          <w:p>
+            <w:r>
+              <w:rPr>
+                <w:sz w:val="18"/>
+              </w:rPr>
+              <w:t>₹106.57</w:t>
+            </w:r>
+          </w:p>
+        </w:tc>
+        <w:tc>
+          <w:tcPr>
+            <w:tcW w:type="dxa" w:w="1008"/>
+          </w:tcPr>
+          <w:p>
+            <w:r>
+              <w:rPr>
+                <w:sz w:val="18"/>
+              </w:rPr>
+              <w:t>$1.284</w:t>
+            </w:r>
+          </w:p>
+        </w:tc>
+        <w:tc>
+          <w:tcPr>
+            <w:tcW w:type="dxa" w:w="1008"/>
+          </w:tcPr>
+          <w:p>
+            <w:r>
+              <w:rPr>
+                <w:sz w:val="18"/>
+              </w:rPr>
+              <w:t>₹106.57</w:t>
+            </w:r>
+          </w:p>
+        </w:tc>
+        <w:tc>
+          <w:tcPr>
+            <w:tcW w:type="dxa" w:w="1008"/>
+          </w:tcPr>
+          <w:p>
+            <w:r>
+              <w:rPr>
+                <w:sz w:val="18"/>
+              </w:rPr>
+              <w:t>$2.57</w:t>
+            </w:r>
+          </w:p>
+        </w:tc>
+        <w:tc>
+          <w:tcPr>
+            <w:tcW w:type="dxa" w:w="1008"/>
+          </w:tcPr>
+          <w:p>
+            <w:r>
+              <w:rPr>
+                <w:sz w:val="18"/>
+              </w:rPr>
+              <w:t>₹213.14</w:t>
+            </w:r>
+          </w:p>
+        </w:tc>
+        <w:tc>
+          <w:tcPr>
+            <w:tcW w:type="dxa" w:w="1008"/>
+          </w:tcPr>
+          <w:p>
+            <w:r>
+              <w:rPr>
+                <w:sz w:val="18"/>
+              </w:rPr>
+              <w:t>$15.41</w:t>
+            </w:r>
+          </w:p>
+        </w:tc>
+        <w:tc>
+          <w:tcPr>
+            <w:tcW w:type="dxa" w:w="1008"/>
+          </w:tcPr>
+          <w:p>
+            <w:r>
+              <w:rPr>
+                <w:sz w:val="18"/>
+              </w:rPr>
+              <w:t>₹1,278.84</w:t>
+            </w:r>
+          </w:p>
+        </w:tc>
+      </w:tr>
+      <w:tr>
+        <w:tc>
+          <w:tcPr>
+            <w:tcW w:type="dxa" w:w="1008"/>
+          </w:tcPr>
+          <w:p>
+            <w:r>
+              <w:rPr>
+                <w:b/>
+                <w:sz w:val="18"/>
+              </w:rPr>
+              <w:t>UI + API + DB</w:t>
+            </w:r>
+          </w:p>
+        </w:tc>
+        <w:tc>
+          <w:tcPr>
+            <w:tcW w:type="dxa" w:w="1008"/>
+          </w:tcPr>
+          <w:p>
+            <w:r>
+              <w:rPr>
+                <w:b/>
+                <w:sz w:val="18"/>
+              </w:rPr>
+              <w:t>770</w:t>
+            </w:r>
+          </w:p>
+        </w:tc>
+        <w:tc>
+          <w:tcPr>
+            <w:tcW w:type="dxa" w:w="1008"/>
+          </w:tcPr>
+          <w:p>
+            <w:r>
+              <w:rPr>
+                <w:b/>
+                <w:sz w:val="18"/>
+              </w:rPr>
+              <w:t>$2.675</w:t>
+            </w:r>
+          </w:p>
+        </w:tc>
+        <w:tc>
+          <w:tcPr>
+            <w:tcW w:type="dxa" w:w="1008"/>
+          </w:tcPr>
+          <w:p>
+            <w:r>
+              <w:rPr>
+                <w:b/>
+                <w:sz w:val="18"/>
+              </w:rPr>
+              <w:t>₹222.03</w:t>
+            </w:r>
+          </w:p>
+        </w:tc>
+        <w:tc>
+          <w:tcPr>
+            <w:tcW w:type="dxa" w:w="1008"/>
+          </w:tcPr>
+          <w:p>
+            <w:r>
+              <w:rPr>
+                <w:b/>
+                <w:sz w:val="18"/>
+              </w:rPr>
+              <w:t>$2.675</w:t>
+            </w:r>
+          </w:p>
+        </w:tc>
+        <w:tc>
+          <w:tcPr>
+            <w:tcW w:type="dxa" w:w="1008"/>
+          </w:tcPr>
+          <w:p>
+            <w:r>
+              <w:rPr>
+                <w:b/>
+                <w:sz w:val="18"/>
+              </w:rPr>
+              <w:t>₹222.03</w:t>
+            </w:r>
+          </w:p>
+        </w:tc>
+        <w:tc>
+          <w:tcPr>
+            <w:tcW w:type="dxa" w:w="1008"/>
+          </w:tcPr>
+          <w:p>
+            <w:r>
+              <w:rPr>
+                <w:b/>
+                <w:sz w:val="18"/>
+              </w:rPr>
+              <w:t>$5.35</w:t>
+            </w:r>
+          </w:p>
+        </w:tc>
+        <w:tc>
+          <w:tcPr>
+            <w:tcW w:type="dxa" w:w="1008"/>
+          </w:tcPr>
+          <w:p>
+            <w:r>
+              <w:rPr>
+                <w:b/>
+                <w:sz w:val="18"/>
+              </w:rPr>
+              <w:t>₹444.05</w:t>
+            </w:r>
+          </w:p>
+        </w:tc>
+        <w:tc>
+          <w:tcPr>
+            <w:tcW w:type="dxa" w:w="1008"/>
+          </w:tcPr>
+          <w:p>
+            <w:r>
+              <w:rPr>
+                <w:b/>
+                <w:sz w:val="18"/>
+              </w:rPr>
+              <w:t>$32.10</w:t>
+            </w:r>
+          </w:p>
+        </w:tc>
+        <w:tc>
+          <w:tcPr>
+            <w:tcW w:type="dxa" w:w="1008"/>
+          </w:tcPr>
+          <w:p>
+            <w:r>
+              <w:rPr>
+                <w:b/>
+                <w:sz w:val="18"/>
+              </w:rPr>
+              <w:t>₹2,664.30</w:t>
+            </w:r>
+          </w:p>
+        </w:tc>
+      </w:tr>
+    </w:tbl>
+    <w:p/>
+    <w:p>
+      <w:r>
+        <w:t>Agent Breakdown for UI+API+DB (770 tests):</w:t>
+      </w:r>
+    </w:p>
+    <w:p>
+      <w:pPr>
+        <w:pStyle w:val="ListBullet"/>
+      </w:pPr>
+      <w:r>
+        <w:t>Planner: $0.669 (25%)</w:t>
+      </w:r>
+    </w:p>
+    <w:p>
+      <w:pPr>
+        <w:pStyle w:val="ListBullet"/>
+      </w:pPr>
+      <w:r>
+        <w:t>Designer: $0.669 (25%)</w:t>
+      </w:r>
+    </w:p>
+    <w:p>
+      <w:pPr>
+        <w:pStyle w:val="ListBullet"/>
+      </w:pPr>
+      <w:r>
+        <w:t>Validator: $1.338 (50%)</w:t>
+      </w:r>
+    </w:p>
+    <w:p>
+      <w:pPr>
+        <w:pStyle w:val="ListBullet"/>
+      </w:pPr>
+      <w:r>
+        <w:t>Executor: $0 (FREE - no AI)</w:t>
+      </w:r>
+    </w:p>
+    <w:p>
+      <w:r>
+        <w:t>Best Use Cases:</w:t>
+      </w:r>
+    </w:p>
+    <w:p>
+      <w:pPr>
+        <w:pStyle w:val="ListBullet"/>
+      </w:pPr>
+      <w:r>
+        <w:t>Critical modules (Authentication, Security)</w:t>
+      </w:r>
+    </w:p>
+    <w:p>
+      <w:pPr>
+        <w:pStyle w:val="ListBullet"/>
+      </w:pPr>
+      <w:r>
+        <w:t>Complex business logic</w:t>
+      </w:r>
+    </w:p>
+    <w:p>
+      <w:pPr>
+        <w:pStyle w:val="ListBullet"/>
+      </w:pPr>
+      <w:r>
+        <w:t>Edge case detection required</w:t>
+      </w:r>
+    </w:p>
+    <w:p>
+      <w:r>
+        <w:t>---</w:t>
+      </w:r>
+    </w:p>
+    <w:p>
+      <w:pPr>
+        <w:pStyle w:val="Heading3"/>
+      </w:pPr>
+      <w:r>
+        <w:rPr>
+          <w:color w:val="004687"/>
+        </w:rPr>
+        <w:t>Approach 2: Hybrid - Cost by Validation Type</w:t>
+      </w:r>
+    </w:p>
+    <w:p>
+      <w:r>
+        <w:rPr>
+          <w:i/>
+          <w:color w:val="3C3C3C"/>
+        </w:rPr>
+        <w:t>Description: Hybrid approach (20% AI + 80% Template) costs broken down by individual validation layers and their combinations.</w:t>
+      </w:r>
+    </w:p>
+    <w:tbl>
+      <w:tblPr>
+        <w:tblStyle w:val="LightGrid-Accent1"/>
+        <w:tblW w:type="auto" w:w="0"/>
+        <w:tblLook w:firstColumn="1" w:firstRow="1" w:lastColumn="0" w:lastRow="0" w:noHBand="0" w:noVBand="1" w:val="04A0"/>
+      </w:tblPr>
+      <w:tblGrid>
+        <w:gridCol w:w="1008"/>
+        <w:gridCol w:w="1008"/>
+        <w:gridCol w:w="1008"/>
+        <w:gridCol w:w="1008"/>
+        <w:gridCol w:w="1008"/>
+        <w:gridCol w:w="1008"/>
+        <w:gridCol w:w="1008"/>
+        <w:gridCol w:w="1008"/>
+        <w:gridCol w:w="1008"/>
+        <w:gridCol w:w="1008"/>
+      </w:tblGrid>
+      <w:tr>
+        <w:tc>
+          <w:tcPr>
+            <w:tcW w:type="dxa" w:w="1008"/>
+            <w:shd w:fill="4472C4"/>
+          </w:tcPr>
+          <w:p>
+            <w:r>
+              <w:rPr>
+                <w:b/>
+                <w:color w:val="FFFFFF"/>
+                <w:sz w:val="20"/>
+              </w:rPr>
+              <w:t>Validation Type</w:t>
+            </w:r>
+          </w:p>
+        </w:tc>
+        <w:tc>
+          <w:tcPr>
+            <w:tcW w:type="dxa" w:w="1008"/>
+            <w:shd w:fill="4472C4"/>
+          </w:tcPr>
+          <w:p>
+            <w:r>
+              <w:rPr>
+                <w:b/>
+                <w:color w:val="FFFFFF"/>
+                <w:sz w:val="20"/>
+              </w:rPr>
+              <w:t>Tests</w:t>
+            </w:r>
+          </w:p>
+        </w:tc>
+        <w:tc>
+          <w:tcPr>
+            <w:tcW w:type="dxa" w:w="1008"/>
+            <w:shd w:fill="4472C4"/>
+          </w:tcPr>
+          <w:p>
+            <w:r>
+              <w:rPr>
+                <w:b/>
+                <w:color w:val="FFFFFF"/>
+                <w:sz w:val="20"/>
+              </w:rPr>
+              <w:t>Per Run (USD)</w:t>
+            </w:r>
+          </w:p>
+        </w:tc>
+        <w:tc>
+          <w:tcPr>
+            <w:tcW w:type="dxa" w:w="1008"/>
+            <w:shd w:fill="4472C4"/>
+          </w:tcPr>
+          <w:p>
+            <w:r>
+              <w:rPr>
+                <w:b/>
+                <w:color w:val="FFFFFF"/>
+                <w:sz w:val="20"/>
+              </w:rPr>
+              <w:t>Per Run (INR)</w:t>
+            </w:r>
+          </w:p>
+        </w:tc>
+        <w:tc>
+          <w:tcPr>
+            <w:tcW w:type="dxa" w:w="1008"/>
+            <w:shd w:fill="4472C4"/>
+          </w:tcPr>
+          <w:p>
+            <w:r>
+              <w:rPr>
+                <w:b/>
+                <w:color w:val="FFFFFF"/>
+                <w:sz w:val="20"/>
+              </w:rPr>
+              <w:t>Monthly 1x (USD)</w:t>
+            </w:r>
+          </w:p>
+        </w:tc>
+        <w:tc>
+          <w:tcPr>
+            <w:tcW w:type="dxa" w:w="1008"/>
+            <w:shd w:fill="4472C4"/>
+          </w:tcPr>
+          <w:p>
+            <w:r>
+              <w:rPr>
+                <w:b/>
+                <w:color w:val="FFFFFF"/>
+                <w:sz w:val="20"/>
+              </w:rPr>
+              <w:t>Monthly 1x (INR)</w:t>
+            </w:r>
+          </w:p>
+        </w:tc>
+        <w:tc>
+          <w:tcPr>
+            <w:tcW w:type="dxa" w:w="1008"/>
+            <w:shd w:fill="4472C4"/>
+          </w:tcPr>
+          <w:p>
+            <w:r>
+              <w:rPr>
+                <w:b/>
+                <w:color w:val="FFFFFF"/>
+                <w:sz w:val="20"/>
+              </w:rPr>
+              <w:t>Monthly 2x (USD)</w:t>
+            </w:r>
+          </w:p>
+        </w:tc>
+        <w:tc>
+          <w:tcPr>
+            <w:tcW w:type="dxa" w:w="1008"/>
+            <w:shd w:fill="4472C4"/>
+          </w:tcPr>
+          <w:p>
+            <w:r>
+              <w:rPr>
+                <w:b/>
+                <w:color w:val="FFFFFF"/>
+                <w:sz w:val="20"/>
+              </w:rPr>
+              <w:t>Monthly 2x (INR)</w:t>
+            </w:r>
+          </w:p>
+        </w:tc>
+        <w:tc>
+          <w:tcPr>
+            <w:tcW w:type="dxa" w:w="1008"/>
+            <w:shd w:fill="4472C4"/>
+          </w:tcPr>
+          <w:p>
+            <w:r>
+              <w:rPr>
+                <w:b/>
+                <w:color w:val="FFFFFF"/>
+                <w:sz w:val="20"/>
+              </w:rPr>
+              <w:t>Annual 12x (USD)</w:t>
+            </w:r>
+          </w:p>
+        </w:tc>
+        <w:tc>
+          <w:tcPr>
+            <w:tcW w:type="dxa" w:w="1008"/>
+            <w:shd w:fill="4472C4"/>
+          </w:tcPr>
+          <w:p>
+            <w:r>
+              <w:rPr>
+                <w:b/>
+                <w:color w:val="FFFFFF"/>
+                <w:sz w:val="20"/>
+              </w:rPr>
+              <w:t>Annual 12x (INR)</w:t>
+            </w:r>
+          </w:p>
+        </w:tc>
+      </w:tr>
+      <w:tr>
+        <w:tc>
+          <w:tcPr>
+            <w:tcW w:type="dxa" w:w="1008"/>
+          </w:tcPr>
+          <w:p>
+            <w:r>
+              <w:rPr>
+                <w:b/>
+                <w:sz w:val="18"/>
+              </w:rPr>
+              <w:t>UI Only</w:t>
+            </w:r>
+          </w:p>
+        </w:tc>
+        <w:tc>
+          <w:tcPr>
+            <w:tcW w:type="dxa" w:w="1008"/>
+          </w:tcPr>
+          <w:p>
+            <w:r>
+              <w:rPr>
+                <w:sz w:val="18"/>
+              </w:rPr>
+              <w:t>400</w:t>
+            </w:r>
+          </w:p>
+        </w:tc>
+        <w:tc>
+          <w:tcPr>
+            <w:tcW w:type="dxa" w:w="1008"/>
+          </w:tcPr>
+          <w:p>
+            <w:r>
+              <w:rPr>
+                <w:sz w:val="18"/>
+              </w:rPr>
+              <w:t>$0.140</w:t>
+            </w:r>
+          </w:p>
+        </w:tc>
+        <w:tc>
+          <w:tcPr>
+            <w:tcW w:type="dxa" w:w="1008"/>
+          </w:tcPr>
+          <w:p>
+            <w:r>
+              <w:rPr>
+                <w:sz w:val="18"/>
+              </w:rPr>
+              <w:t>₹11.62</w:t>
+            </w:r>
+          </w:p>
+        </w:tc>
+        <w:tc>
+          <w:tcPr>
+            <w:tcW w:type="dxa" w:w="1008"/>
+          </w:tcPr>
+          <w:p>
+            <w:r>
+              <w:rPr>
+                <w:sz w:val="18"/>
+              </w:rPr>
+              <w:t>$0.140</w:t>
+            </w:r>
+          </w:p>
+        </w:tc>
+        <w:tc>
+          <w:tcPr>
+            <w:tcW w:type="dxa" w:w="1008"/>
+          </w:tcPr>
+          <w:p>
+            <w:r>
+              <w:rPr>
+                <w:sz w:val="18"/>
+              </w:rPr>
+              <w:t>₹11.62</w:t>
+            </w:r>
+          </w:p>
+        </w:tc>
+        <w:tc>
+          <w:tcPr>
+            <w:tcW w:type="dxa" w:w="1008"/>
+          </w:tcPr>
+          <w:p>
+            <w:r>
+              <w:rPr>
+                <w:sz w:val="18"/>
+              </w:rPr>
+              <w:t>$0.28</w:t>
+            </w:r>
+          </w:p>
+        </w:tc>
+        <w:tc>
+          <w:tcPr>
+            <w:tcW w:type="dxa" w:w="1008"/>
+          </w:tcPr>
+          <w:p>
+            <w:r>
+              <w:rPr>
+                <w:sz w:val="18"/>
+              </w:rPr>
+              <w:t>₹23.24</w:t>
+            </w:r>
+          </w:p>
+        </w:tc>
+        <w:tc>
+          <w:tcPr>
+            <w:tcW w:type="dxa" w:w="1008"/>
+          </w:tcPr>
+          <w:p>
+            <w:r>
+              <w:rPr>
+                <w:sz w:val="18"/>
+              </w:rPr>
+              <w:t>$1.68</w:t>
+            </w:r>
+          </w:p>
+        </w:tc>
+        <w:tc>
+          <w:tcPr>
+            <w:tcW w:type="dxa" w:w="1008"/>
+          </w:tcPr>
+          <w:p>
+            <w:r>
+              <w:rPr>
+                <w:sz w:val="18"/>
+              </w:rPr>
+              <w:t>₹139.44</w:t>
+            </w:r>
+          </w:p>
+        </w:tc>
+      </w:tr>
+      <w:tr>
+        <w:tc>
+          <w:tcPr>
+            <w:tcW w:type="dxa" w:w="1008"/>
+          </w:tcPr>
+          <w:p>
+            <w:r>
+              <w:rPr>
+                <w:b/>
+                <w:sz w:val="18"/>
+              </w:rPr>
+              <w:t>API Only</w:t>
+            </w:r>
+          </w:p>
+        </w:tc>
+        <w:tc>
+          <w:tcPr>
+            <w:tcW w:type="dxa" w:w="1008"/>
+          </w:tcPr>
+          <w:p>
+            <w:r>
+              <w:rPr>
+                <w:sz w:val="18"/>
+              </w:rPr>
+              <w:t>210</w:t>
+            </w:r>
+          </w:p>
+        </w:tc>
+        <w:tc>
+          <w:tcPr>
+            <w:tcW w:type="dxa" w:w="1008"/>
+          </w:tcPr>
+          <w:p>
+            <w:r>
+              <w:rPr>
+                <w:sz w:val="18"/>
+              </w:rPr>
+              <w:t>$0.047</w:t>
+            </w:r>
+          </w:p>
+        </w:tc>
+        <w:tc>
+          <w:tcPr>
+            <w:tcW w:type="dxa" w:w="1008"/>
+          </w:tcPr>
+          <w:p>
+            <w:r>
+              <w:rPr>
+                <w:sz w:val="18"/>
+              </w:rPr>
+              <w:t>₹3.90</w:t>
+            </w:r>
+          </w:p>
+        </w:tc>
+        <w:tc>
+          <w:tcPr>
+            <w:tcW w:type="dxa" w:w="1008"/>
+          </w:tcPr>
+          <w:p>
+            <w:r>
+              <w:rPr>
+                <w:sz w:val="18"/>
+              </w:rPr>
+              <w:t>$0.047</w:t>
+            </w:r>
+          </w:p>
+        </w:tc>
+        <w:tc>
+          <w:tcPr>
+            <w:tcW w:type="dxa" w:w="1008"/>
+          </w:tcPr>
+          <w:p>
+            <w:r>
+              <w:rPr>
+                <w:sz w:val="18"/>
+              </w:rPr>
+              <w:t>₹3.90</w:t>
+            </w:r>
+          </w:p>
+        </w:tc>
+        <w:tc>
+          <w:tcPr>
+            <w:tcW w:type="dxa" w:w="1008"/>
+          </w:tcPr>
+          <w:p>
+            <w:r>
+              <w:rPr>
+                <w:sz w:val="18"/>
+              </w:rPr>
+              <w:t>$0.09</w:t>
+            </w:r>
+          </w:p>
+        </w:tc>
+        <w:tc>
+          <w:tcPr>
+            <w:tcW w:type="dxa" w:w="1008"/>
+          </w:tcPr>
+          <w:p>
+            <w:r>
+              <w:rPr>
+                <w:sz w:val="18"/>
+              </w:rPr>
+              <w:t>₹7.80</w:t>
+            </w:r>
+          </w:p>
+        </w:tc>
+        <w:tc>
+          <w:tcPr>
+            <w:tcW w:type="dxa" w:w="1008"/>
+          </w:tcPr>
+          <w:p>
+            <w:r>
+              <w:rPr>
+                <w:sz w:val="18"/>
+              </w:rPr>
+              <w:t>$0.56</w:t>
+            </w:r>
+          </w:p>
+        </w:tc>
+        <w:tc>
+          <w:tcPr>
+            <w:tcW w:type="dxa" w:w="1008"/>
+          </w:tcPr>
+          <w:p>
+            <w:r>
+              <w:rPr>
+                <w:sz w:val="18"/>
+              </w:rPr>
+              <w:t>₹46.80</w:t>
+            </w:r>
+          </w:p>
+        </w:tc>
+      </w:tr>
+      <w:tr>
+        <w:tc>
+          <w:tcPr>
+            <w:tcW w:type="dxa" w:w="1008"/>
+          </w:tcPr>
+          <w:p>
+            <w:r>
+              <w:rPr>
+                <w:b/>
+                <w:sz w:val="18"/>
+              </w:rPr>
+              <w:t>DB Only</w:t>
+            </w:r>
+          </w:p>
+        </w:tc>
+        <w:tc>
+          <w:tcPr>
+            <w:tcW w:type="dxa" w:w="1008"/>
+          </w:tcPr>
+          <w:p>
+            <w:r>
+              <w:rPr>
+                <w:sz w:val="18"/>
+              </w:rPr>
+              <w:t>160</w:t>
+            </w:r>
+          </w:p>
+        </w:tc>
+        <w:tc>
+          <w:tcPr>
+            <w:tcW w:type="dxa" w:w="1008"/>
+          </w:tcPr>
+          <w:p>
+            <w:r>
+              <w:rPr>
+                <w:sz w:val="18"/>
+              </w:rPr>
+              <w:t>$0.045</w:t>
+            </w:r>
+          </w:p>
+        </w:tc>
+        <w:tc>
+          <w:tcPr>
+            <w:tcW w:type="dxa" w:w="1008"/>
+          </w:tcPr>
+          <w:p>
+            <w:r>
+              <w:rPr>
+                <w:sz w:val="18"/>
+              </w:rPr>
+              <w:t>₹3.74</w:t>
+            </w:r>
+          </w:p>
+        </w:tc>
+        <w:tc>
+          <w:tcPr>
+            <w:tcW w:type="dxa" w:w="1008"/>
+          </w:tcPr>
+          <w:p>
+            <w:r>
+              <w:rPr>
+                <w:sz w:val="18"/>
+              </w:rPr>
+              <w:t>$0.045</w:t>
+            </w:r>
+          </w:p>
+        </w:tc>
+        <w:tc>
+          <w:tcPr>
+            <w:tcW w:type="dxa" w:w="1008"/>
+          </w:tcPr>
+          <w:p>
+            <w:r>
+              <w:rPr>
+                <w:sz w:val="18"/>
+              </w:rPr>
+              <w:t>₹3.74</w:t>
+            </w:r>
+          </w:p>
+        </w:tc>
+        <w:tc>
+          <w:tcPr>
+            <w:tcW w:type="dxa" w:w="1008"/>
+          </w:tcPr>
+          <w:p>
+            <w:r>
+              <w:rPr>
+                <w:sz w:val="18"/>
+              </w:rPr>
+              <w:t>$0.09</w:t>
+            </w:r>
+          </w:p>
+        </w:tc>
+        <w:tc>
+          <w:tcPr>
+            <w:tcW w:type="dxa" w:w="1008"/>
+          </w:tcPr>
+          <w:p>
+            <w:r>
+              <w:rPr>
+                <w:sz w:val="18"/>
+              </w:rPr>
+              <w:t>₹7.47</w:t>
+            </w:r>
+          </w:p>
+        </w:tc>
+        <w:tc>
+          <w:tcPr>
+            <w:tcW w:type="dxa" w:w="1008"/>
+          </w:tcPr>
+          <w:p>
+            <w:r>
+              <w:rPr>
+                <w:sz w:val="18"/>
+              </w:rPr>
+              <w:t>$0.54</w:t>
+            </w:r>
+          </w:p>
+        </w:tc>
+        <w:tc>
+          <w:tcPr>
+            <w:tcW w:type="dxa" w:w="1008"/>
+          </w:tcPr>
+          <w:p>
+            <w:r>
+              <w:rPr>
+                <w:sz w:val="18"/>
+              </w:rPr>
+              <w:t>₹44.88</w:t>
+            </w:r>
+          </w:p>
+        </w:tc>
+      </w:tr>
+      <w:tr>
+        <w:tc>
+          <w:tcPr>
+            <w:tcW w:type="dxa" w:w="1008"/>
+          </w:tcPr>
+          <w:p>
+            <w:r>
+              <w:rPr>
+                <w:b/>
+                <w:sz w:val="18"/>
+              </w:rPr>
+              <w:t>UI + API</w:t>
+            </w:r>
+          </w:p>
+        </w:tc>
+        <w:tc>
+          <w:tcPr>
+            <w:tcW w:type="dxa" w:w="1008"/>
+          </w:tcPr>
+          <w:p>
+            <w:r>
+              <w:rPr>
+                <w:sz w:val="18"/>
+              </w:rPr>
+              <w:t>610</w:t>
+            </w:r>
+          </w:p>
+        </w:tc>
+        <w:tc>
+          <w:tcPr>
+            <w:tcW w:type="dxa" w:w="1008"/>
+          </w:tcPr>
+          <w:p>
+            <w:r>
+              <w:rPr>
+                <w:sz w:val="18"/>
+              </w:rPr>
+              <w:t>$0.476</w:t>
+            </w:r>
+          </w:p>
+        </w:tc>
+        <w:tc>
+          <w:tcPr>
+            <w:tcW w:type="dxa" w:w="1008"/>
+          </w:tcPr>
+          <w:p>
+            <w:r>
+              <w:rPr>
+                <w:sz w:val="18"/>
+              </w:rPr>
+              <w:t>₹39.51</w:t>
+            </w:r>
+          </w:p>
+        </w:tc>
+        <w:tc>
+          <w:tcPr>
+            <w:tcW w:type="dxa" w:w="1008"/>
+          </w:tcPr>
+          <w:p>
+            <w:r>
+              <w:rPr>
+                <w:sz w:val="18"/>
+              </w:rPr>
+              <w:t>$0.476</w:t>
+            </w:r>
+          </w:p>
+        </w:tc>
+        <w:tc>
+          <w:tcPr>
+            <w:tcW w:type="dxa" w:w="1008"/>
+          </w:tcPr>
+          <w:p>
+            <w:r>
+              <w:rPr>
+                <w:sz w:val="18"/>
+              </w:rPr>
+              <w:t>₹39.51</w:t>
+            </w:r>
+          </w:p>
+        </w:tc>
+        <w:tc>
+          <w:tcPr>
+            <w:tcW w:type="dxa" w:w="1008"/>
+          </w:tcPr>
+          <w:p>
+            <w:r>
+              <w:rPr>
+                <w:sz w:val="18"/>
+              </w:rPr>
+              <w:t>$0.95</w:t>
+            </w:r>
+          </w:p>
+        </w:tc>
+        <w:tc>
+          <w:tcPr>
+            <w:tcW w:type="dxa" w:w="1008"/>
+          </w:tcPr>
+          <w:p>
+            <w:r>
+              <w:rPr>
+                <w:sz w:val="18"/>
+              </w:rPr>
+              <w:t>₹79.01</w:t>
+            </w:r>
+          </w:p>
+        </w:tc>
+        <w:tc>
+          <w:tcPr>
+            <w:tcW w:type="dxa" w:w="1008"/>
+          </w:tcPr>
+          <w:p>
+            <w:r>
+              <w:rPr>
+                <w:sz w:val="18"/>
+              </w:rPr>
+              <w:t>$5.71</w:t>
+            </w:r>
+          </w:p>
+        </w:tc>
+        <w:tc>
+          <w:tcPr>
+            <w:tcW w:type="dxa" w:w="1008"/>
+          </w:tcPr>
+          <w:p>
+            <w:r>
+              <w:rPr>
+                <w:sz w:val="18"/>
+              </w:rPr>
+              <w:t>₹474.12</w:t>
+            </w:r>
+          </w:p>
+        </w:tc>
+      </w:tr>
+      <w:tr>
+        <w:tc>
+          <w:tcPr>
+            <w:tcW w:type="dxa" w:w="1008"/>
+          </w:tcPr>
+          <w:p>
+            <w:r>
+              <w:rPr>
+                <w:b/>
+                <w:sz w:val="18"/>
+              </w:rPr>
+              <w:t>UI + DB</w:t>
+            </w:r>
+          </w:p>
+        </w:tc>
+        <w:tc>
+          <w:tcPr>
+            <w:tcW w:type="dxa" w:w="1008"/>
+          </w:tcPr>
+          <w:p>
+            <w:r>
+              <w:rPr>
+                <w:sz w:val="18"/>
+              </w:rPr>
+              <w:t>560</w:t>
+            </w:r>
+          </w:p>
+        </w:tc>
+        <w:tc>
+          <w:tcPr>
+            <w:tcW w:type="dxa" w:w="1008"/>
+          </w:tcPr>
+          <w:p>
+            <w:r>
+              <w:rPr>
+                <w:sz w:val="18"/>
+              </w:rPr>
+              <w:t>$0.437</w:t>
+            </w:r>
+          </w:p>
+        </w:tc>
+        <w:tc>
+          <w:tcPr>
+            <w:tcW w:type="dxa" w:w="1008"/>
+          </w:tcPr>
+          <w:p>
+            <w:r>
+              <w:rPr>
+                <w:sz w:val="18"/>
+              </w:rPr>
+              <w:t>₹36.27</w:t>
+            </w:r>
+          </w:p>
+        </w:tc>
+        <w:tc>
+          <w:tcPr>
+            <w:tcW w:type="dxa" w:w="1008"/>
+          </w:tcPr>
+          <w:p>
+            <w:r>
+              <w:rPr>
+                <w:sz w:val="18"/>
+              </w:rPr>
+              <w:t>$0.437</w:t>
+            </w:r>
+          </w:p>
+        </w:tc>
+        <w:tc>
+          <w:tcPr>
+            <w:tcW w:type="dxa" w:w="1008"/>
+          </w:tcPr>
+          <w:p>
+            <w:r>
+              <w:rPr>
+                <w:sz w:val="18"/>
+              </w:rPr>
+              <w:t>₹36.27</w:t>
+            </w:r>
+          </w:p>
+        </w:tc>
+        <w:tc>
+          <w:tcPr>
+            <w:tcW w:type="dxa" w:w="1008"/>
+          </w:tcPr>
+          <w:p>
+            <w:r>
+              <w:rPr>
+                <w:sz w:val="18"/>
+              </w:rPr>
+              <w:t>$0.87</w:t>
+            </w:r>
+          </w:p>
+        </w:tc>
+        <w:tc>
+          <w:tcPr>
+            <w:tcW w:type="dxa" w:w="1008"/>
+          </w:tcPr>
+          <w:p>
+            <w:r>
+              <w:rPr>
+                <w:sz w:val="18"/>
+              </w:rPr>
+              <w:t>₹72.54</w:t>
+            </w:r>
+          </w:p>
+        </w:tc>
+        <w:tc>
+          <w:tcPr>
+            <w:tcW w:type="dxa" w:w="1008"/>
+          </w:tcPr>
+          <w:p>
+            <w:r>
+              <w:rPr>
+                <w:sz w:val="18"/>
+              </w:rPr>
+              <w:t>$5.24</w:t>
+            </w:r>
+          </w:p>
+        </w:tc>
+        <w:tc>
+          <w:tcPr>
+            <w:tcW w:type="dxa" w:w="1008"/>
+          </w:tcPr>
+          <w:p>
+            <w:r>
+              <w:rPr>
+                <w:sz w:val="18"/>
+              </w:rPr>
+              <w:t>₹435.24</w:t>
+            </w:r>
+          </w:p>
+        </w:tc>
+      </w:tr>
+      <w:tr>
+        <w:tc>
+          <w:tcPr>
+            <w:tcW w:type="dxa" w:w="1008"/>
+          </w:tcPr>
+          <w:p>
+            <w:r>
+              <w:rPr>
+                <w:b/>
+                <w:sz w:val="18"/>
+              </w:rPr>
+              <w:t>API + DB</w:t>
+            </w:r>
+          </w:p>
+        </w:tc>
+        <w:tc>
+          <w:tcPr>
+            <w:tcW w:type="dxa" w:w="1008"/>
+          </w:tcPr>
+          <w:p>
+            <w:r>
+              <w:rPr>
+                <w:sz w:val="18"/>
+              </w:rPr>
+              <w:t>370</w:t>
+            </w:r>
+          </w:p>
+        </w:tc>
+        <w:tc>
+          <w:tcPr>
+            <w:tcW w:type="dxa" w:w="1008"/>
+          </w:tcPr>
+          <w:p>
+            <w:r>
+              <w:rPr>
+                <w:sz w:val="18"/>
+              </w:rPr>
+              <w:t>$0.289</w:t>
+            </w:r>
+          </w:p>
+        </w:tc>
+        <w:tc>
+          <w:tcPr>
+            <w:tcW w:type="dxa" w:w="1008"/>
+          </w:tcPr>
+          <w:p>
+            <w:r>
+              <w:rPr>
+                <w:sz w:val="18"/>
+              </w:rPr>
+              <w:t>₹23.99</w:t>
+            </w:r>
+          </w:p>
+        </w:tc>
+        <w:tc>
+          <w:tcPr>
+            <w:tcW w:type="dxa" w:w="1008"/>
+          </w:tcPr>
+          <w:p>
+            <w:r>
+              <w:rPr>
+                <w:sz w:val="18"/>
+              </w:rPr>
+              <w:t>$0.289</w:t>
+            </w:r>
+          </w:p>
+        </w:tc>
+        <w:tc>
+          <w:tcPr>
+            <w:tcW w:type="dxa" w:w="1008"/>
+          </w:tcPr>
+          <w:p>
+            <w:r>
+              <w:rPr>
+                <w:sz w:val="18"/>
+              </w:rPr>
+              <w:t>₹23.99</w:t>
+            </w:r>
+          </w:p>
+        </w:tc>
+        <w:tc>
+          <w:tcPr>
+            <w:tcW w:type="dxa" w:w="1008"/>
+          </w:tcPr>
+          <w:p>
+            <w:r>
+              <w:rPr>
+                <w:sz w:val="18"/>
+              </w:rPr>
+              <w:t>$0.58</w:t>
+            </w:r>
+          </w:p>
+        </w:tc>
+        <w:tc>
+          <w:tcPr>
+            <w:tcW w:type="dxa" w:w="1008"/>
+          </w:tcPr>
+          <w:p>
+            <w:r>
+              <w:rPr>
+                <w:sz w:val="18"/>
+              </w:rPr>
+              <w:t>₹47.97</w:t>
+            </w:r>
+          </w:p>
+        </w:tc>
+        <w:tc>
+          <w:tcPr>
+            <w:tcW w:type="dxa" w:w="1008"/>
+          </w:tcPr>
+          <w:p>
+            <w:r>
+              <w:rPr>
+                <w:sz w:val="18"/>
+              </w:rPr>
+              <w:t>$3.47</w:t>
+            </w:r>
+          </w:p>
+        </w:tc>
+        <w:tc>
+          <w:tcPr>
+            <w:tcW w:type="dxa" w:w="1008"/>
+          </w:tcPr>
+          <w:p>
+            <w:r>
+              <w:rPr>
+                <w:sz w:val="18"/>
+              </w:rPr>
+              <w:t>₹287.88</w:t>
+            </w:r>
+          </w:p>
+        </w:tc>
+      </w:tr>
+      <w:tr>
+        <w:tc>
+          <w:tcPr>
+            <w:tcW w:type="dxa" w:w="1008"/>
+          </w:tcPr>
+          <w:p>
+            <w:r>
+              <w:rPr>
+                <w:b/>
+                <w:sz w:val="18"/>
+              </w:rPr>
+              <w:t>UI + API + DB</w:t>
+            </w:r>
+          </w:p>
+        </w:tc>
+        <w:tc>
+          <w:tcPr>
+            <w:tcW w:type="dxa" w:w="1008"/>
+          </w:tcPr>
+          <w:p>
+            <w:r>
+              <w:rPr>
+                <w:b/>
+                <w:sz w:val="18"/>
+              </w:rPr>
+              <w:t>770</w:t>
+            </w:r>
+          </w:p>
+        </w:tc>
+        <w:tc>
+          <w:tcPr>
+            <w:tcW w:type="dxa" w:w="1008"/>
+          </w:tcPr>
+          <w:p>
+            <w:r>
+              <w:rPr>
+                <w:b/>
+                <w:sz w:val="18"/>
+              </w:rPr>
+              <w:t>$0.604</w:t>
+            </w:r>
+          </w:p>
+        </w:tc>
+        <w:tc>
+          <w:tcPr>
+            <w:tcW w:type="dxa" w:w="1008"/>
+          </w:tcPr>
+          <w:p>
+            <w:r>
+              <w:rPr>
+                <w:b/>
+                <w:sz w:val="18"/>
+              </w:rPr>
+              <w:t>₹50.13</w:t>
+            </w:r>
+          </w:p>
+        </w:tc>
+        <w:tc>
+          <w:tcPr>
+            <w:tcW w:type="dxa" w:w="1008"/>
+          </w:tcPr>
+          <w:p>
+            <w:r>
+              <w:rPr>
+                <w:b/>
+                <w:sz w:val="18"/>
+              </w:rPr>
+              <w:t>$0.604</w:t>
+            </w:r>
+          </w:p>
+        </w:tc>
+        <w:tc>
+          <w:tcPr>
+            <w:tcW w:type="dxa" w:w="1008"/>
+          </w:tcPr>
+          <w:p>
+            <w:r>
+              <w:rPr>
+                <w:b/>
+                <w:sz w:val="18"/>
+              </w:rPr>
+              <w:t>₹50.13</w:t>
+            </w:r>
+          </w:p>
+        </w:tc>
+        <w:tc>
+          <w:tcPr>
+            <w:tcW w:type="dxa" w:w="1008"/>
+          </w:tcPr>
+          <w:p>
+            <w:r>
+              <w:rPr>
+                <w:b/>
+                <w:sz w:val="18"/>
+              </w:rPr>
+              <w:t>$1.21</w:t>
+            </w:r>
+          </w:p>
+        </w:tc>
+        <w:tc>
+          <w:tcPr>
+            <w:tcW w:type="dxa" w:w="1008"/>
+          </w:tcPr>
+          <w:p>
+            <w:r>
+              <w:rPr>
+                <w:b/>
+                <w:sz w:val="18"/>
+              </w:rPr>
+              <w:t>₹100.43</w:t>
+            </w:r>
+          </w:p>
+        </w:tc>
+        <w:tc>
+          <w:tcPr>
+            <w:tcW w:type="dxa" w:w="1008"/>
+          </w:tcPr>
+          <w:p>
+            <w:r>
+              <w:rPr>
+                <w:b/>
+                <w:sz w:val="18"/>
+              </w:rPr>
+              <w:t>$7.25</w:t>
+            </w:r>
+          </w:p>
+        </w:tc>
+        <w:tc>
+          <w:tcPr>
+            <w:tcW w:type="dxa" w:w="1008"/>
+          </w:tcPr>
+          <w:p>
+            <w:r>
+              <w:rPr>
+                <w:b/>
+                <w:sz w:val="18"/>
+              </w:rPr>
+              <w:t>₹601.75</w:t>
+            </w:r>
+          </w:p>
+        </w:tc>
+      </w:tr>
+    </w:tbl>
+    <w:p/>
+    <w:p>
+      <w:r>
+        <w:t>Agent Breakdown for UI+API+DB (770 tests):</w:t>
+      </w:r>
+    </w:p>
+    <w:p>
+      <w:pPr>
+        <w:pStyle w:val="ListBullet"/>
+      </w:pPr>
+      <w:r>
+        <w:t>Planner: $0.151 (25% - 20% use AI)</w:t>
+      </w:r>
+    </w:p>
+    <w:p>
+      <w:pPr>
+        <w:pStyle w:val="ListBullet"/>
+      </w:pPr>
+      <w:r>
+        <w:t>Designer: $0 (Template-based)</w:t>
+      </w:r>
+    </w:p>
+    <w:p>
+      <w:pPr>
+        <w:pStyle w:val="ListBullet"/>
+      </w:pPr>
+      <w:r>
+        <w:t>Validator: $0.453 (75% - Pattern matching)</w:t>
+      </w:r>
+    </w:p>
+    <w:p>
+      <w:pPr>
+        <w:pStyle w:val="ListBullet"/>
+      </w:pPr>
+      <w:r>
+        <w:t>Executor: $0 (FREE - no AI)</w:t>
+      </w:r>
+    </w:p>
+    <w:p>
+      <w:r>
+        <w:t>Cost Savings vs Full AI:</w:t>
+      </w:r>
+    </w:p>
+    <w:p>
+      <w:pPr>
+        <w:pStyle w:val="ListBullet"/>
+      </w:pPr>
+      <w:r>
+        <w:t>UI Only: 76.9% cheaper</w:t>
+      </w:r>
+    </w:p>
+    <w:p>
+      <w:pPr>
+        <w:pStyle w:val="ListBullet"/>
+      </w:pPr>
+      <w:r>
+        <w:t>API Only: 77.0% cheaper</w:t>
+      </w:r>
+    </w:p>
+    <w:p>
+      <w:pPr>
+        <w:pStyle w:val="ListBullet"/>
+      </w:pPr>
+      <w:r>
+        <w:t>DB Only: 76.6% cheaper</w:t>
+      </w:r>
+    </w:p>
+    <w:p>
+      <w:pPr>
+        <w:pStyle w:val="ListBullet"/>
+      </w:pPr>
+      <w:r>
+        <w:t>UI+API+DB: 77.4% cheaper</w:t>
+      </w:r>
+    </w:p>
+    <w:p>
+      <w:r>
+        <w:t>Best Use Cases:</w:t>
+      </w:r>
+    </w:p>
+    <w:p>
+      <w:pPr>
+        <w:pStyle w:val="ListBullet"/>
+      </w:pPr>
+      <w:r>
+        <w:t>Standard CRUD operations</w:t>
+      </w:r>
+    </w:p>
+    <w:p>
+      <w:pPr>
+        <w:pStyle w:val="ListBullet"/>
+      </w:pPr>
+      <w:r>
+        <w:t>List views and dashboards</w:t>
+      </w:r>
+    </w:p>
+    <w:p>
+      <w:pPr>
+        <w:pStyle w:val="ListBullet"/>
+      </w:pPr>
+      <w:r>
+        <w:t>Repetitive validations</w:t>
+      </w:r>
+    </w:p>
+    <w:p>
+      <w:r>
+        <w:t>---</w:t>
+      </w:r>
+    </w:p>
+    <w:p>
+      <w:pPr>
+        <w:pStyle w:val="Heading3"/>
+      </w:pPr>
+      <w:r>
+        <w:rPr>
+          <w:color w:val="004687"/>
+        </w:rPr>
+        <w:t>Approach 3: Smart Mix - Cost by Validation Type</w:t>
+      </w:r>
+    </w:p>
+    <w:p>
+      <w:r>
+        <w:rPr>
+          <w:i/>
+          <w:color w:val="3C3C3C"/>
+        </w:rPr>
+        <w:t>Description: Smart Mix approach costs using Full AI for critical modules (Authentication, Segments, Segment Detail) and Hybrid for others.</w:t>
+      </w:r>
+    </w:p>
+    <w:p>
+      <w:r>
+        <w:t>Configuration Reminder:</w:t>
+      </w:r>
+    </w:p>
+    <w:p>
+      <w:pPr>
+        <w:pStyle w:val="ListBullet"/>
+      </w:pPr>
+      <w:r>
+        <w:t>Full AI: Authentication (140 tests), Segments List (130 tests), Segment Detail (150 tests) = 420 tests</w:t>
+      </w:r>
+    </w:p>
+    <w:p>
+      <w:pPr>
+        <w:pStyle w:val="ListBullet"/>
+      </w:pPr>
+      <w:r>
+        <w:t>Hybrid: Universe Summary (110 tests), Target List (110 tests), Target List Detail (130 tests) = 350 tests</w:t>
+      </w:r>
+    </w:p>
+    <w:tbl>
+      <w:tblPr>
+        <w:tblStyle w:val="LightGrid-Accent1"/>
+        <w:tblW w:type="auto" w:w="0"/>
+        <w:tblLook w:firstColumn="1" w:firstRow="1" w:lastColumn="0" w:lastRow="0" w:noHBand="0" w:noVBand="1" w:val="04A0"/>
+      </w:tblPr>
+      <w:tblGrid>
+        <w:gridCol w:w="1008"/>
+        <w:gridCol w:w="1008"/>
+        <w:gridCol w:w="1008"/>
+        <w:gridCol w:w="1008"/>
+        <w:gridCol w:w="1008"/>
+        <w:gridCol w:w="1008"/>
+        <w:gridCol w:w="1008"/>
+        <w:gridCol w:w="1008"/>
+        <w:gridCol w:w="1008"/>
+        <w:gridCol w:w="1008"/>
+      </w:tblGrid>
+      <w:tr>
+        <w:tc>
+          <w:tcPr>
+            <w:tcW w:type="dxa" w:w="1008"/>
+            <w:shd w:fill="4472C4"/>
+          </w:tcPr>
+          <w:p>
+            <w:r>
+              <w:rPr>
+                <w:b/>
+                <w:color w:val="FFFFFF"/>
+                <w:sz w:val="20"/>
+              </w:rPr>
+              <w:t>Validation Type</w:t>
+            </w:r>
+          </w:p>
+        </w:tc>
+        <w:tc>
+          <w:tcPr>
+            <w:tcW w:type="dxa" w:w="1008"/>
+            <w:shd w:fill="4472C4"/>
+          </w:tcPr>
+          <w:p>
+            <w:r>
+              <w:rPr>
+                <w:b/>
+                <w:color w:val="FFFFFF"/>
+                <w:sz w:val="20"/>
+              </w:rPr>
+              <w:t>Tests</w:t>
+            </w:r>
+          </w:p>
+        </w:tc>
+        <w:tc>
+          <w:tcPr>
+            <w:tcW w:type="dxa" w:w="1008"/>
+            <w:shd w:fill="4472C4"/>
+          </w:tcPr>
+          <w:p>
+            <w:r>
+              <w:rPr>
+                <w:b/>
+                <w:color w:val="FFFFFF"/>
+                <w:sz w:val="20"/>
+              </w:rPr>
+              <w:t>Per Run (USD)</w:t>
+            </w:r>
+          </w:p>
+        </w:tc>
+        <w:tc>
+          <w:tcPr>
+            <w:tcW w:type="dxa" w:w="1008"/>
+            <w:shd w:fill="4472C4"/>
+          </w:tcPr>
+          <w:p>
+            <w:r>
+              <w:rPr>
+                <w:b/>
+                <w:color w:val="FFFFFF"/>
+                <w:sz w:val="20"/>
+              </w:rPr>
+              <w:t>Per Run (INR)</w:t>
+            </w:r>
+          </w:p>
+        </w:tc>
+        <w:tc>
+          <w:tcPr>
+            <w:tcW w:type="dxa" w:w="1008"/>
+            <w:shd w:fill="4472C4"/>
+          </w:tcPr>
+          <w:p>
+            <w:r>
+              <w:rPr>
+                <w:b/>
+                <w:color w:val="FFFFFF"/>
+                <w:sz w:val="20"/>
+              </w:rPr>
+              <w:t>Monthly 1x (USD)</w:t>
+            </w:r>
+          </w:p>
+        </w:tc>
+        <w:tc>
+          <w:tcPr>
+            <w:tcW w:type="dxa" w:w="1008"/>
+            <w:shd w:fill="4472C4"/>
+          </w:tcPr>
+          <w:p>
+            <w:r>
+              <w:rPr>
+                <w:b/>
+                <w:color w:val="FFFFFF"/>
+                <w:sz w:val="20"/>
+              </w:rPr>
+              <w:t>Monthly 1x (INR)</w:t>
+            </w:r>
+          </w:p>
+        </w:tc>
+        <w:tc>
+          <w:tcPr>
+            <w:tcW w:type="dxa" w:w="1008"/>
+            <w:shd w:fill="4472C4"/>
+          </w:tcPr>
+          <w:p>
+            <w:r>
+              <w:rPr>
+                <w:b/>
+                <w:color w:val="FFFFFF"/>
+                <w:sz w:val="20"/>
+              </w:rPr>
+              <w:t>Monthly 2x (USD)</w:t>
+            </w:r>
+          </w:p>
+        </w:tc>
+        <w:tc>
+          <w:tcPr>
+            <w:tcW w:type="dxa" w:w="1008"/>
+            <w:shd w:fill="4472C4"/>
+          </w:tcPr>
+          <w:p>
+            <w:r>
+              <w:rPr>
+                <w:b/>
+                <w:color w:val="FFFFFF"/>
+                <w:sz w:val="20"/>
+              </w:rPr>
+              <w:t>Monthly 2x (INR)</w:t>
+            </w:r>
+          </w:p>
+        </w:tc>
+        <w:tc>
+          <w:tcPr>
+            <w:tcW w:type="dxa" w:w="1008"/>
+            <w:shd w:fill="4472C4"/>
+          </w:tcPr>
+          <w:p>
+            <w:r>
+              <w:rPr>
+                <w:b/>
+                <w:color w:val="FFFFFF"/>
+                <w:sz w:val="20"/>
+              </w:rPr>
+              <w:t>Annual 12x (USD)</w:t>
+            </w:r>
+          </w:p>
+        </w:tc>
+        <w:tc>
+          <w:tcPr>
+            <w:tcW w:type="dxa" w:w="1008"/>
+            <w:shd w:fill="4472C4"/>
+          </w:tcPr>
+          <w:p>
+            <w:r>
+              <w:rPr>
+                <w:b/>
+                <w:color w:val="FFFFFF"/>
+                <w:sz w:val="20"/>
+              </w:rPr>
+              <w:t>Annual 12x (INR)</w:t>
+            </w:r>
+          </w:p>
+        </w:tc>
+      </w:tr>
+      <w:tr>
+        <w:tc>
+          <w:tcPr>
+            <w:tcW w:type="dxa" w:w="1008"/>
+          </w:tcPr>
+          <w:p>
+            <w:r>
+              <w:rPr>
+                <w:b/>
+                <w:sz w:val="18"/>
+              </w:rPr>
+              <w:t>UI Only</w:t>
+            </w:r>
+          </w:p>
+        </w:tc>
+        <w:tc>
+          <w:tcPr>
+            <w:tcW w:type="dxa" w:w="1008"/>
+          </w:tcPr>
+          <w:p>
+            <w:r>
+              <w:rPr>
+                <w:sz w:val="18"/>
+              </w:rPr>
+              <w:t>400</w:t>
+            </w:r>
+          </w:p>
+        </w:tc>
+        <w:tc>
+          <w:tcPr>
+            <w:tcW w:type="dxa" w:w="1008"/>
+          </w:tcPr>
+          <w:p>
+            <w:r>
+              <w:rPr>
+                <w:sz w:val="18"/>
+              </w:rPr>
+              <w:t>$0.391</w:t>
+            </w:r>
+          </w:p>
+        </w:tc>
+        <w:tc>
+          <w:tcPr>
+            <w:tcW w:type="dxa" w:w="1008"/>
+          </w:tcPr>
+          <w:p>
+            <w:r>
+              <w:rPr>
+                <w:sz w:val="18"/>
+              </w:rPr>
+              <w:t>₹32.46</w:t>
+            </w:r>
+          </w:p>
+        </w:tc>
+        <w:tc>
+          <w:tcPr>
+            <w:tcW w:type="dxa" w:w="1008"/>
+          </w:tcPr>
+          <w:p>
+            <w:r>
+              <w:rPr>
+                <w:sz w:val="18"/>
+              </w:rPr>
+              <w:t>$0.391</w:t>
+            </w:r>
+          </w:p>
+        </w:tc>
+        <w:tc>
+          <w:tcPr>
+            <w:tcW w:type="dxa" w:w="1008"/>
+          </w:tcPr>
+          <w:p>
+            <w:r>
+              <w:rPr>
+                <w:sz w:val="18"/>
+              </w:rPr>
+              <w:t>₹32.46</w:t>
+            </w:r>
+          </w:p>
+        </w:tc>
+        <w:tc>
+          <w:tcPr>
+            <w:tcW w:type="dxa" w:w="1008"/>
+          </w:tcPr>
+          <w:p>
+            <w:r>
+              <w:rPr>
+                <w:sz w:val="18"/>
+              </w:rPr>
+              <w:t>$0.78</w:t>
+            </w:r>
+          </w:p>
+        </w:tc>
+        <w:tc>
+          <w:tcPr>
+            <w:tcW w:type="dxa" w:w="1008"/>
+          </w:tcPr>
+          <w:p>
+            <w:r>
+              <w:rPr>
+                <w:sz w:val="18"/>
+              </w:rPr>
+              <w:t>₹64.91</w:t>
+            </w:r>
+          </w:p>
+        </w:tc>
+        <w:tc>
+          <w:tcPr>
+            <w:tcW w:type="dxa" w:w="1008"/>
+          </w:tcPr>
+          <w:p>
+            <w:r>
+              <w:rPr>
+                <w:sz w:val="18"/>
+              </w:rPr>
+              <w:t>$4.69</w:t>
+            </w:r>
+          </w:p>
+        </w:tc>
+        <w:tc>
+          <w:tcPr>
+            <w:tcW w:type="dxa" w:w="1008"/>
+          </w:tcPr>
+          <w:p>
+            <w:r>
+              <w:rPr>
+                <w:sz w:val="18"/>
+              </w:rPr>
+              <w:t>₹389.52</w:t>
+            </w:r>
+          </w:p>
+        </w:tc>
+      </w:tr>
+      <w:tr>
+        <w:tc>
+          <w:tcPr>
+            <w:tcW w:type="dxa" w:w="1008"/>
+          </w:tcPr>
+          <w:p>
+            <w:r>
+              <w:rPr>
+                <w:b/>
+                <w:sz w:val="18"/>
+              </w:rPr>
+              <w:t>API Only</w:t>
+            </w:r>
+          </w:p>
+        </w:tc>
+        <w:tc>
+          <w:tcPr>
+            <w:tcW w:type="dxa" w:w="1008"/>
+          </w:tcPr>
+          <w:p>
+            <w:r>
+              <w:rPr>
+                <w:sz w:val="18"/>
+              </w:rPr>
+              <w:t>210</w:t>
+            </w:r>
+          </w:p>
+        </w:tc>
+        <w:tc>
+          <w:tcPr>
+            <w:tcW w:type="dxa" w:w="1008"/>
+          </w:tcPr>
+          <w:p>
+            <w:r>
+              <w:rPr>
+                <w:sz w:val="18"/>
+              </w:rPr>
+              <w:t>$0.131</w:t>
+            </w:r>
+          </w:p>
+        </w:tc>
+        <w:tc>
+          <w:tcPr>
+            <w:tcW w:type="dxa" w:w="1008"/>
+          </w:tcPr>
+          <w:p>
+            <w:r>
+              <w:rPr>
+                <w:sz w:val="18"/>
+              </w:rPr>
+              <w:t>₹10.87</w:t>
+            </w:r>
+          </w:p>
+        </w:tc>
+        <w:tc>
+          <w:tcPr>
+            <w:tcW w:type="dxa" w:w="1008"/>
+          </w:tcPr>
+          <w:p>
+            <w:r>
+              <w:rPr>
+                <w:sz w:val="18"/>
+              </w:rPr>
+              <w:t>$0.131</w:t>
+            </w:r>
+          </w:p>
+        </w:tc>
+        <w:tc>
+          <w:tcPr>
+            <w:tcW w:type="dxa" w:w="1008"/>
+          </w:tcPr>
+          <w:p>
+            <w:r>
+              <w:rPr>
+                <w:sz w:val="18"/>
+              </w:rPr>
+              <w:t>₹10.87</w:t>
+            </w:r>
+          </w:p>
+        </w:tc>
+        <w:tc>
+          <w:tcPr>
+            <w:tcW w:type="dxa" w:w="1008"/>
+          </w:tcPr>
+          <w:p>
+            <w:r>
+              <w:rPr>
+                <w:sz w:val="18"/>
+              </w:rPr>
+              <w:t>$0.26</w:t>
+            </w:r>
+          </w:p>
+        </w:tc>
+        <w:tc>
+          <w:tcPr>
+            <w:tcW w:type="dxa" w:w="1008"/>
+          </w:tcPr>
+          <w:p>
+            <w:r>
+              <w:rPr>
+                <w:sz w:val="18"/>
+              </w:rPr>
+              <w:t>₹21.75</w:t>
+            </w:r>
+          </w:p>
+        </w:tc>
+        <w:tc>
+          <w:tcPr>
+            <w:tcW w:type="dxa" w:w="1008"/>
+          </w:tcPr>
+          <w:p>
+            <w:r>
+              <w:rPr>
+                <w:sz w:val="18"/>
+              </w:rPr>
+              <w:t>$1.57</w:t>
+            </w:r>
+          </w:p>
+        </w:tc>
+        <w:tc>
+          <w:tcPr>
+            <w:tcW w:type="dxa" w:w="1008"/>
+          </w:tcPr>
+          <w:p>
+            <w:r>
+              <w:rPr>
+                <w:sz w:val="18"/>
+              </w:rPr>
+              <w:t>₹130.44</w:t>
+            </w:r>
+          </w:p>
+        </w:tc>
+      </w:tr>
+      <w:tr>
+        <w:tc>
+          <w:tcPr>
+            <w:tcW w:type="dxa" w:w="1008"/>
+          </w:tcPr>
+          <w:p>
+            <w:r>
+              <w:rPr>
+                <w:b/>
+                <w:sz w:val="18"/>
+              </w:rPr>
+              <w:t>DB Only</w:t>
+            </w:r>
+          </w:p>
+        </w:tc>
+        <w:tc>
+          <w:tcPr>
+            <w:tcW w:type="dxa" w:w="1008"/>
+          </w:tcPr>
+          <w:p>
+            <w:r>
+              <w:rPr>
+                <w:sz w:val="18"/>
+              </w:rPr>
+              <w:t>160</w:t>
+            </w:r>
+          </w:p>
+        </w:tc>
+        <w:tc>
+          <w:tcPr>
+            <w:tcW w:type="dxa" w:w="1008"/>
+          </w:tcPr>
+          <w:p>
+            <w:r>
+              <w:rPr>
+                <w:sz w:val="18"/>
+              </w:rPr>
+              <w:t>$0.125</w:t>
+            </w:r>
+          </w:p>
+        </w:tc>
+        <w:tc>
+          <w:tcPr>
+            <w:tcW w:type="dxa" w:w="1008"/>
+          </w:tcPr>
+          <w:p>
+            <w:r>
+              <w:rPr>
+                <w:sz w:val="18"/>
+              </w:rPr>
+              <w:t>₹10.38</w:t>
+            </w:r>
+          </w:p>
+        </w:tc>
+        <w:tc>
+          <w:tcPr>
+            <w:tcW w:type="dxa" w:w="1008"/>
+          </w:tcPr>
+          <w:p>
+            <w:r>
+              <w:rPr>
+                <w:sz w:val="18"/>
+              </w:rPr>
+              <w:t>$0.125</w:t>
+            </w:r>
+          </w:p>
+        </w:tc>
+        <w:tc>
+          <w:tcPr>
+            <w:tcW w:type="dxa" w:w="1008"/>
+          </w:tcPr>
+          <w:p>
+            <w:r>
+              <w:rPr>
+                <w:sz w:val="18"/>
+              </w:rPr>
+              <w:t>₹10.38</w:t>
+            </w:r>
+          </w:p>
+        </w:tc>
+        <w:tc>
+          <w:tcPr>
+            <w:tcW w:type="dxa" w:w="1008"/>
+          </w:tcPr>
+          <w:p>
+            <w:r>
+              <w:rPr>
+                <w:sz w:val="18"/>
+              </w:rPr>
+              <w:t>$0.25</w:t>
+            </w:r>
+          </w:p>
+        </w:tc>
+        <w:tc>
+          <w:tcPr>
+            <w:tcW w:type="dxa" w:w="1008"/>
+          </w:tcPr>
+          <w:p>
+            <w:r>
+              <w:rPr>
+                <w:sz w:val="18"/>
+              </w:rPr>
+              <w:t>₹20.75</w:t>
+            </w:r>
+          </w:p>
+        </w:tc>
+        <w:tc>
+          <w:tcPr>
+            <w:tcW w:type="dxa" w:w="1008"/>
+          </w:tcPr>
+          <w:p>
+            <w:r>
+              <w:rPr>
+                <w:sz w:val="18"/>
+              </w:rPr>
+              <w:t>$1.50</w:t>
+            </w:r>
+          </w:p>
+        </w:tc>
+        <w:tc>
+          <w:tcPr>
+            <w:tcW w:type="dxa" w:w="1008"/>
+          </w:tcPr>
+          <w:p>
+            <w:r>
+              <w:rPr>
+                <w:sz w:val="18"/>
+              </w:rPr>
+              <w:t>₹124.50</w:t>
+            </w:r>
+          </w:p>
+        </w:tc>
+      </w:tr>
+      <w:tr>
+        <w:tc>
+          <w:tcPr>
+            <w:tcW w:type="dxa" w:w="1008"/>
+          </w:tcPr>
+          <w:p>
+            <w:r>
+              <w:rPr>
+                <w:b/>
+                <w:sz w:val="18"/>
+              </w:rPr>
+              <w:t>UI + API</w:t>
+            </w:r>
+          </w:p>
+        </w:tc>
+        <w:tc>
+          <w:tcPr>
+            <w:tcW w:type="dxa" w:w="1008"/>
+          </w:tcPr>
+          <w:p>
+            <w:r>
+              <w:rPr>
+                <w:sz w:val="18"/>
+              </w:rPr>
+              <w:t>610</w:t>
+            </w:r>
+          </w:p>
+        </w:tc>
+        <w:tc>
+          <w:tcPr>
+            <w:tcW w:type="dxa" w:w="1008"/>
+          </w:tcPr>
+          <w:p>
+            <w:r>
+              <w:rPr>
+                <w:sz w:val="18"/>
+              </w:rPr>
+              <w:t>$1.365</w:t>
+            </w:r>
+          </w:p>
+        </w:tc>
+        <w:tc>
+          <w:tcPr>
+            <w:tcW w:type="dxa" w:w="1008"/>
+          </w:tcPr>
+          <w:p>
+            <w:r>
+              <w:rPr>
+                <w:sz w:val="18"/>
+              </w:rPr>
+              <w:t>₹113.30</w:t>
+            </w:r>
+          </w:p>
+        </w:tc>
+        <w:tc>
+          <w:tcPr>
+            <w:tcW w:type="dxa" w:w="1008"/>
+          </w:tcPr>
+          <w:p>
+            <w:r>
+              <w:rPr>
+                <w:sz w:val="18"/>
+              </w:rPr>
+              <w:t>$1.365</w:t>
+            </w:r>
+          </w:p>
+        </w:tc>
+        <w:tc>
+          <w:tcPr>
+            <w:tcW w:type="dxa" w:w="1008"/>
+          </w:tcPr>
+          <w:p>
+            <w:r>
+              <w:rPr>
+                <w:sz w:val="18"/>
+              </w:rPr>
+              <w:t>₹113.30</w:t>
+            </w:r>
+          </w:p>
+        </w:tc>
+        <w:tc>
+          <w:tcPr>
+            <w:tcW w:type="dxa" w:w="1008"/>
+          </w:tcPr>
+          <w:p>
+            <w:r>
+              <w:rPr>
+                <w:sz w:val="18"/>
+              </w:rPr>
+              <w:t>$2.73</w:t>
+            </w:r>
+          </w:p>
+        </w:tc>
+        <w:tc>
+          <w:tcPr>
+            <w:tcW w:type="dxa" w:w="1008"/>
+          </w:tcPr>
+          <w:p>
+            <w:r>
+              <w:rPr>
+                <w:sz w:val="18"/>
+              </w:rPr>
+              <w:t>₹226.59</w:t>
+            </w:r>
+          </w:p>
+        </w:tc>
+        <w:tc>
+          <w:tcPr>
+            <w:tcW w:type="dxa" w:w="1008"/>
+          </w:tcPr>
+          <w:p>
+            <w:r>
+              <w:rPr>
+                <w:sz w:val="18"/>
+              </w:rPr>
+              <w:t>$16.38</w:t>
+            </w:r>
+          </w:p>
+        </w:tc>
+        <w:tc>
+          <w:tcPr>
+            <w:tcW w:type="dxa" w:w="1008"/>
+          </w:tcPr>
+          <w:p>
+            <w:r>
+              <w:rPr>
+                <w:sz w:val="18"/>
+              </w:rPr>
+              <w:t>₹1,359.54</w:t>
+            </w:r>
+          </w:p>
+        </w:tc>
+      </w:tr>
+      <w:tr>
+        <w:tc>
+          <w:tcPr>
+            <w:tcW w:type="dxa" w:w="1008"/>
+          </w:tcPr>
+          <w:p>
+            <w:r>
+              <w:rPr>
+                <w:b/>
+                <w:sz w:val="18"/>
+              </w:rPr>
+              <w:t>UI + DB</w:t>
+            </w:r>
+          </w:p>
+        </w:tc>
+        <w:tc>
+          <w:tcPr>
+            <w:tcW w:type="dxa" w:w="1008"/>
+          </w:tcPr>
+          <w:p>
+            <w:r>
+              <w:rPr>
+                <w:sz w:val="18"/>
+              </w:rPr>
+              <w:t>560</w:t>
+            </w:r>
+          </w:p>
+        </w:tc>
+        <w:tc>
+          <w:tcPr>
+            <w:tcW w:type="dxa" w:w="1008"/>
+          </w:tcPr>
+          <w:p>
+            <w:r>
+              <w:rPr>
+                <w:sz w:val="18"/>
+              </w:rPr>
+              <w:t>$1.253</w:t>
+            </w:r>
+          </w:p>
+        </w:tc>
+        <w:tc>
+          <w:tcPr>
+            <w:tcW w:type="dxa" w:w="1008"/>
+          </w:tcPr>
+          <w:p>
+            <w:r>
+              <w:rPr>
+                <w:sz w:val="18"/>
+              </w:rPr>
+              <w:t>₹104.00</w:t>
+            </w:r>
+          </w:p>
+        </w:tc>
+        <w:tc>
+          <w:tcPr>
+            <w:tcW w:type="dxa" w:w="1008"/>
+          </w:tcPr>
+          <w:p>
+            <w:r>
+              <w:rPr>
+                <w:sz w:val="18"/>
+              </w:rPr>
+              <w:t>$1.253</w:t>
+            </w:r>
+          </w:p>
+        </w:tc>
+        <w:tc>
+          <w:tcPr>
+            <w:tcW w:type="dxa" w:w="1008"/>
+          </w:tcPr>
+          <w:p>
+            <w:r>
+              <w:rPr>
+                <w:sz w:val="18"/>
+              </w:rPr>
+              <w:t>₹104.00</w:t>
+            </w:r>
+          </w:p>
+        </w:tc>
+        <w:tc>
+          <w:tcPr>
+            <w:tcW w:type="dxa" w:w="1008"/>
+          </w:tcPr>
+          <w:p>
+            <w:r>
+              <w:rPr>
+                <w:sz w:val="18"/>
+              </w:rPr>
+              <w:t>$2.51</w:t>
+            </w:r>
+          </w:p>
+        </w:tc>
+        <w:tc>
+          <w:tcPr>
+            <w:tcW w:type="dxa" w:w="1008"/>
+          </w:tcPr>
+          <w:p>
+            <w:r>
+              <w:rPr>
+                <w:sz w:val="18"/>
+              </w:rPr>
+              <w:t>₹208.00</w:t>
+            </w:r>
+          </w:p>
+        </w:tc>
+        <w:tc>
+          <w:tcPr>
+            <w:tcW w:type="dxa" w:w="1008"/>
+          </w:tcPr>
+          <w:p>
+            <w:r>
+              <w:rPr>
+                <w:sz w:val="18"/>
+              </w:rPr>
+              <w:t>$15.04</w:t>
+            </w:r>
+          </w:p>
+        </w:tc>
+        <w:tc>
+          <w:tcPr>
+            <w:tcW w:type="dxa" w:w="1008"/>
+          </w:tcPr>
+          <w:p>
+            <w:r>
+              <w:rPr>
+                <w:sz w:val="18"/>
+              </w:rPr>
+              <w:t>₹1,248.32</w:t>
+            </w:r>
+          </w:p>
+        </w:tc>
+      </w:tr>
+      <w:tr>
+        <w:tc>
+          <w:tcPr>
+            <w:tcW w:type="dxa" w:w="1008"/>
+          </w:tcPr>
+          <w:p>
+            <w:r>
+              <w:rPr>
+                <w:b/>
+                <w:sz w:val="18"/>
+              </w:rPr>
+              <w:t>API + DB</w:t>
+            </w:r>
+          </w:p>
+        </w:tc>
+        <w:tc>
+          <w:tcPr>
+            <w:tcW w:type="dxa" w:w="1008"/>
+          </w:tcPr>
+          <w:p>
+            <w:r>
+              <w:rPr>
+                <w:sz w:val="18"/>
+              </w:rPr>
+              <w:t>370</w:t>
+            </w:r>
+          </w:p>
+        </w:tc>
+        <w:tc>
+          <w:tcPr>
+            <w:tcW w:type="dxa" w:w="1008"/>
+          </w:tcPr>
+          <w:p>
+            <w:r>
+              <w:rPr>
+                <w:sz w:val="18"/>
+              </w:rPr>
+              <w:t>$0.828</w:t>
+            </w:r>
+          </w:p>
+        </w:tc>
+        <w:tc>
+          <w:tcPr>
+            <w:tcW w:type="dxa" w:w="1008"/>
+          </w:tcPr>
+          <w:p>
+            <w:r>
+              <w:rPr>
+                <w:sz w:val="18"/>
+              </w:rPr>
+              <w:t>₹68.72</w:t>
+            </w:r>
+          </w:p>
+        </w:tc>
+        <w:tc>
+          <w:tcPr>
+            <w:tcW w:type="dxa" w:w="1008"/>
+          </w:tcPr>
+          <w:p>
+            <w:r>
+              <w:rPr>
+                <w:sz w:val="18"/>
+              </w:rPr>
+              <w:t>$0.828</w:t>
+            </w:r>
+          </w:p>
+        </w:tc>
+        <w:tc>
+          <w:tcPr>
+            <w:tcW w:type="dxa" w:w="1008"/>
+          </w:tcPr>
+          <w:p>
+            <w:r>
+              <w:rPr>
+                <w:sz w:val="18"/>
+              </w:rPr>
+              <w:t>₹68.72</w:t>
+            </w:r>
+          </w:p>
+        </w:tc>
+        <w:tc>
+          <w:tcPr>
+            <w:tcW w:type="dxa" w:w="1008"/>
+          </w:tcPr>
+          <w:p>
+            <w:r>
+              <w:rPr>
+                <w:sz w:val="18"/>
+              </w:rPr>
+              <w:t>$1.66</w:t>
+            </w:r>
+          </w:p>
+        </w:tc>
+        <w:tc>
+          <w:tcPr>
+            <w:tcW w:type="dxa" w:w="1008"/>
+          </w:tcPr>
+          <w:p>
+            <w:r>
+              <w:rPr>
+                <w:sz w:val="18"/>
+              </w:rPr>
+              <w:t>₹137.45</w:t>
+            </w:r>
+          </w:p>
+        </w:tc>
+        <w:tc>
+          <w:tcPr>
+            <w:tcW w:type="dxa" w:w="1008"/>
+          </w:tcPr>
+          <w:p>
+            <w:r>
+              <w:rPr>
+                <w:sz w:val="18"/>
+              </w:rPr>
+              <w:t>$9.94</w:t>
+            </w:r>
+          </w:p>
+        </w:tc>
+        <w:tc>
+          <w:tcPr>
+            <w:tcW w:type="dxa" w:w="1008"/>
+          </w:tcPr>
+          <w:p>
+            <w:r>
+              <w:rPr>
+                <w:sz w:val="18"/>
+              </w:rPr>
+              <w:t>₹824.64</w:t>
+            </w:r>
+          </w:p>
+        </w:tc>
+      </w:tr>
+      <w:tr>
+        <w:tc>
+          <w:tcPr>
+            <w:tcW w:type="dxa" w:w="1008"/>
+          </w:tcPr>
+          <w:p>
+            <w:r>
+              <w:rPr>
+                <w:b/>
+                <w:sz w:val="18"/>
+              </w:rPr>
+              <w:t>UI + API + DB</w:t>
+            </w:r>
+          </w:p>
+        </w:tc>
+        <w:tc>
+          <w:tcPr>
+            <w:tcW w:type="dxa" w:w="1008"/>
+          </w:tcPr>
+          <w:p>
+            <w:r>
+              <w:rPr>
+                <w:b/>
+                <w:sz w:val="18"/>
+              </w:rPr>
+              <w:t>770</w:t>
+            </w:r>
+          </w:p>
+        </w:tc>
+        <w:tc>
+          <w:tcPr>
+            <w:tcW w:type="dxa" w:w="1008"/>
+          </w:tcPr>
+          <w:p>
+            <w:r>
+              <w:rPr>
+                <w:b/>
+                <w:sz w:val="18"/>
+              </w:rPr>
+              <w:t>$1.733</w:t>
+            </w:r>
+          </w:p>
+        </w:tc>
+        <w:tc>
+          <w:tcPr>
+            <w:tcW w:type="dxa" w:w="1008"/>
+          </w:tcPr>
+          <w:p>
+            <w:r>
+              <w:rPr>
+                <w:b/>
+                <w:sz w:val="18"/>
+              </w:rPr>
+              <w:t>₹143.84</w:t>
+            </w:r>
+          </w:p>
+        </w:tc>
+        <w:tc>
+          <w:tcPr>
+            <w:tcW w:type="dxa" w:w="1008"/>
+          </w:tcPr>
+          <w:p>
+            <w:r>
+              <w:rPr>
+                <w:b/>
+                <w:sz w:val="18"/>
+              </w:rPr>
+              <w:t>$1.733</w:t>
+            </w:r>
+          </w:p>
+        </w:tc>
+        <w:tc>
+          <w:tcPr>
+            <w:tcW w:type="dxa" w:w="1008"/>
+          </w:tcPr>
+          <w:p>
+            <w:r>
+              <w:rPr>
+                <w:b/>
+                <w:sz w:val="18"/>
+              </w:rPr>
+              <w:t>₹143.84</w:t>
+            </w:r>
+          </w:p>
+        </w:tc>
+        <w:tc>
+          <w:tcPr>
+            <w:tcW w:type="dxa" w:w="1008"/>
+          </w:tcPr>
+          <w:p>
+            <w:r>
+              <w:rPr>
+                <w:b/>
+                <w:sz w:val="18"/>
+              </w:rPr>
+              <w:t>$3.47</w:t>
+            </w:r>
+          </w:p>
+        </w:tc>
+        <w:tc>
+          <w:tcPr>
+            <w:tcW w:type="dxa" w:w="1008"/>
+          </w:tcPr>
+          <w:p>
+            <w:r>
+              <w:rPr>
+                <w:b/>
+                <w:sz w:val="18"/>
+              </w:rPr>
+              <w:t>₹287.85</w:t>
+            </w:r>
+          </w:p>
+        </w:tc>
+        <w:tc>
+          <w:tcPr>
+            <w:tcW w:type="dxa" w:w="1008"/>
+          </w:tcPr>
+          <w:p>
+            <w:r>
+              <w:rPr>
+                <w:b/>
+                <w:sz w:val="18"/>
+              </w:rPr>
+              <w:t>$20.80</w:t>
+            </w:r>
+          </w:p>
+        </w:tc>
+        <w:tc>
+          <w:tcPr>
+            <w:tcW w:type="dxa" w:w="1008"/>
+          </w:tcPr>
+          <w:p>
+            <w:r>
+              <w:rPr>
+                <w:b/>
+                <w:sz w:val="18"/>
+              </w:rPr>
+              <w:t>₹1,726.40</w:t>
+            </w:r>
+          </w:p>
+        </w:tc>
+      </w:tr>
+    </w:tbl>
+    <w:p/>
+    <w:p>
+      <w:r>
+        <w:t>Agent Breakdown for UI+API+DB (770 tests):</w:t>
+      </w:r>
+    </w:p>
+    <w:p>
+      <w:pPr>
+        <w:pStyle w:val="ListBullet"/>
+      </w:pPr>
+      <w:r>
+        <w:t>Planner: $0.433 (25% - mixed AI usage)</w:t>
+      </w:r>
+    </w:p>
+    <w:p>
+      <w:pPr>
+        <w:pStyle w:val="ListBullet"/>
+      </w:pPr>
+      <w:r>
+        <w:t>Designer: $0.344 (20% - AI for critical, templates for standard)</w:t>
+      </w:r>
+    </w:p>
+    <w:p>
+      <w:pPr>
+        <w:pStyle w:val="ListBullet"/>
+      </w:pPr>
+      <w:r>
+        <w:t>Validator: $0.956 (55% - mixed validation)</w:t>
+      </w:r>
+    </w:p>
+    <w:p>
+      <w:pPr>
+        <w:pStyle w:val="ListBullet"/>
+      </w:pPr>
+      <w:r>
+        <w:t>Executor: $0 (FREE - no AI)</w:t>
+      </w:r>
+    </w:p>
+    <w:p>
+      <w:r>
+        <w:t>Cost Comparison vs Other Approaches:</w:t>
+      </w:r>
+    </w:p>
+    <w:p>
+      <w:pPr>
+        <w:pStyle w:val="ListBullet"/>
+      </w:pPr>
+      <w:r>
+        <w:t>vs Full AI: 35.2% cheaper</w:t>
+      </w:r>
+    </w:p>
+    <w:p>
+      <w:pPr>
+        <w:pStyle w:val="ListBullet"/>
+      </w:pPr>
+      <w:r>
+        <w:t>vs Hybrid: 187% more expensive (but better quality for critical modules)</w:t>
+      </w:r>
+    </w:p>
+    <w:p>
+      <w:r>
+        <w:t>Best Use Cases:</w:t>
+      </w:r>
+    </w:p>
+    <w:p>
+      <w:pPr>
+        <w:pStyle w:val="ListBullet"/>
+      </w:pPr>
+      <w:r>
+        <w:t>RECOMMENDED for production projects</w:t>
+      </w:r>
+    </w:p>
+    <w:p>
+      <w:pPr>
+        <w:pStyle w:val="ListBullet"/>
+      </w:pPr>
+      <w:r>
+        <w:t>Balances quality and cost</w:t>
+      </w:r>
+    </w:p>
+    <w:p>
+      <w:pPr>
+        <w:pStyle w:val="ListBullet"/>
+      </w:pPr>
+      <w:r>
+        <w:t>Critical modules get Full AI quality</w:t>
+      </w:r>
+    </w:p>
+    <w:p>
+      <w:pPr>
+        <w:pStyle w:val="ListBullet"/>
+      </w:pPr>
+      <w:r>
+        <w:t>Standard modules get Hybrid efficiency</w:t>
+      </w:r>
+    </w:p>
+    <w:p>
+      <w:r>
+        <w:t>---</w:t>
+      </w:r>
+    </w:p>
+    <w:p>
+      <w:pPr>
+        <w:pStyle w:val="Heading2"/>
+      </w:pPr>
+      <w:r>
+        <w:rPr>
+          <w:color w:val="004687"/>
+        </w:rPr>
+        <w:t>Final Comparison Table - All Approaches, All Validation Types</w:t>
+      </w:r>
+    </w:p>
+    <w:p>
+      <w:r>
+        <w:rPr>
+          <w:i/>
+          <w:color w:val="3C3C3C"/>
+        </w:rPr>
+        <w:t>Description: Master comparison table showing costs for all three approaches across all validation combinations for easy side-by-side analysis.</w:t>
+      </w:r>
+    </w:p>
+    <w:p>
+      <w:pPr>
+        <w:pStyle w:val="Heading3"/>
+      </w:pPr>
+      <w:r>
+        <w:rPr>
+          <w:color w:val="004687"/>
+        </w:rPr>
+        <w:t>Cost per Single Run (One-Time Generation)</w:t>
+      </w:r>
+    </w:p>
+    <w:tbl>
+      <w:tblPr>
+        <w:tblStyle w:val="LightGrid-Accent1"/>
+        <w:tblW w:type="auto" w:w="0"/>
+        <w:tblLook w:firstColumn="1" w:firstRow="1" w:lastColumn="0" w:lastRow="0" w:noHBand="0" w:noVBand="1" w:val="04A0"/>
+      </w:tblPr>
+      <w:tblGrid>
+        <w:gridCol w:w="1120"/>
+        <w:gridCol w:w="1120"/>
+        <w:gridCol w:w="1120"/>
+        <w:gridCol w:w="1120"/>
+        <w:gridCol w:w="1120"/>
+        <w:gridCol w:w="1120"/>
+        <w:gridCol w:w="1120"/>
+        <w:gridCol w:w="1120"/>
+        <w:gridCol w:w="1120"/>
+      </w:tblGrid>
+      <w:tr>
+        <w:tc>
+          <w:tcPr>
+            <w:tcW w:type="dxa" w:w="1120"/>
+            <w:shd w:fill="4472C4"/>
+          </w:tcPr>
+          <w:p>
+            <w:r>
+              <w:rPr>
+                <w:b/>
+                <w:color w:val="FFFFFF"/>
+                <w:sz w:val="20"/>
+              </w:rPr>
+              <w:t>Validation Type</w:t>
+            </w:r>
+          </w:p>
+        </w:tc>
+        <w:tc>
+          <w:tcPr>
+            <w:tcW w:type="dxa" w:w="1120"/>
+            <w:shd w:fill="4472C4"/>
+          </w:tcPr>
+          <w:p>
+            <w:r>
+              <w:rPr>
+                <w:b/>
+                <w:color w:val="FFFFFF"/>
+                <w:sz w:val="20"/>
+              </w:rPr>
+              <w:t>Tests</w:t>
+            </w:r>
+          </w:p>
+        </w:tc>
+        <w:tc>
+          <w:tcPr>
+            <w:tcW w:type="dxa" w:w="1120"/>
+            <w:shd w:fill="4472C4"/>
+          </w:tcPr>
+          <w:p>
+            <w:r>
+              <w:rPr>
+                <w:b/>
+                <w:color w:val="FFFFFF"/>
+                <w:sz w:val="20"/>
+              </w:rPr>
+              <w:t>Full AI (USD)</w:t>
+            </w:r>
+          </w:p>
+        </w:tc>
+        <w:tc>
+          <w:tcPr>
+            <w:tcW w:type="dxa" w:w="1120"/>
+            <w:shd w:fill="4472C4"/>
+          </w:tcPr>
+          <w:p>
+            <w:r>
+              <w:rPr>
+                <w:b/>
+                <w:color w:val="FFFFFF"/>
+                <w:sz w:val="20"/>
+              </w:rPr>
+              <w:t>Full AI (INR)</w:t>
+            </w:r>
+          </w:p>
+        </w:tc>
+        <w:tc>
+          <w:tcPr>
+            <w:tcW w:type="dxa" w:w="1120"/>
+            <w:shd w:fill="4472C4"/>
+          </w:tcPr>
+          <w:p>
+            <w:r>
+              <w:rPr>
+                <w:b/>
+                <w:color w:val="FFFFFF"/>
+                <w:sz w:val="20"/>
+              </w:rPr>
+              <w:t>Hybrid (USD)</w:t>
+            </w:r>
+          </w:p>
+        </w:tc>
+        <w:tc>
+          <w:tcPr>
+            <w:tcW w:type="dxa" w:w="1120"/>
+            <w:shd w:fill="4472C4"/>
+          </w:tcPr>
+          <w:p>
+            <w:r>
+              <w:rPr>
+                <w:b/>
+                <w:color w:val="FFFFFF"/>
+                <w:sz w:val="20"/>
+              </w:rPr>
+              <w:t>Hybrid (INR)</w:t>
+            </w:r>
+          </w:p>
+        </w:tc>
+        <w:tc>
+          <w:tcPr>
+            <w:tcW w:type="dxa" w:w="1120"/>
+            <w:shd w:fill="4472C4"/>
+          </w:tcPr>
+          <w:p>
+            <w:r>
+              <w:rPr>
+                <w:b/>
+                <w:color w:val="FFFFFF"/>
+                <w:sz w:val="20"/>
+              </w:rPr>
+              <w:t>Smart Mix (USD)</w:t>
+            </w:r>
+          </w:p>
+        </w:tc>
+        <w:tc>
+          <w:tcPr>
+            <w:tcW w:type="dxa" w:w="1120"/>
+            <w:shd w:fill="4472C4"/>
+          </w:tcPr>
+          <w:p>
+            <w:r>
+              <w:rPr>
+                <w:b/>
+                <w:color w:val="FFFFFF"/>
+                <w:sz w:val="20"/>
+              </w:rPr>
+              <w:t>Smart Mix (INR)</w:t>
+            </w:r>
+          </w:p>
+        </w:tc>
+        <w:tc>
+          <w:tcPr>
+            <w:tcW w:type="dxa" w:w="1120"/>
+            <w:shd w:fill="4472C4"/>
+          </w:tcPr>
+          <w:p>
+            <w:r>
+              <w:rPr>
+                <w:b/>
+                <w:color w:val="FFFFFF"/>
+                <w:sz w:val="20"/>
+              </w:rPr>
+              <w:t>Best Approach</w:t>
+            </w:r>
+          </w:p>
+        </w:tc>
+      </w:tr>
+      <w:tr>
+        <w:tc>
+          <w:tcPr>
+            <w:tcW w:type="dxa" w:w="1120"/>
+          </w:tcPr>
+          <w:p>
+            <w:r>
+              <w:rPr>
+                <w:b/>
+                <w:sz w:val="18"/>
+              </w:rPr>
+              <w:t>UI Only</w:t>
+            </w:r>
+          </w:p>
+        </w:tc>
+        <w:tc>
+          <w:tcPr>
+            <w:tcW w:type="dxa" w:w="1120"/>
+          </w:tcPr>
+          <w:p>
+            <w:r>
+              <w:rPr>
+                <w:sz w:val="18"/>
+              </w:rPr>
+              <w:t>400</w:t>
+            </w:r>
+          </w:p>
+        </w:tc>
+        <w:tc>
+          <w:tcPr>
+            <w:tcW w:type="dxa" w:w="1120"/>
+          </w:tcPr>
+          <w:p>
+            <w:r>
+              <w:rPr>
+                <w:sz w:val="18"/>
+              </w:rPr>
+              <w:t>$0.606</w:t>
+            </w:r>
+          </w:p>
+        </w:tc>
+        <w:tc>
+          <w:tcPr>
+            <w:tcW w:type="dxa" w:w="1120"/>
+          </w:tcPr>
+          <w:p>
+            <w:r>
+              <w:rPr>
+                <w:sz w:val="18"/>
+              </w:rPr>
+              <w:t>₹50.30</w:t>
+            </w:r>
+          </w:p>
+        </w:tc>
+        <w:tc>
+          <w:tcPr>
+            <w:tcW w:type="dxa" w:w="1120"/>
+          </w:tcPr>
+          <w:p>
+            <w:r>
+              <w:rPr>
+                <w:sz w:val="18"/>
+              </w:rPr>
+              <w:t>$0.140</w:t>
+            </w:r>
+          </w:p>
+        </w:tc>
+        <w:tc>
+          <w:tcPr>
+            <w:tcW w:type="dxa" w:w="1120"/>
+          </w:tcPr>
+          <w:p>
+            <w:r>
+              <w:rPr>
+                <w:sz w:val="18"/>
+              </w:rPr>
+              <w:t>₹11.62</w:t>
+            </w:r>
+          </w:p>
+        </w:tc>
+        <w:tc>
+          <w:tcPr>
+            <w:tcW w:type="dxa" w:w="1120"/>
+          </w:tcPr>
+          <w:p>
+            <w:r>
+              <w:rPr>
+                <w:sz w:val="18"/>
+              </w:rPr>
+              <w:t>$0.391</w:t>
+            </w:r>
+          </w:p>
+        </w:tc>
+        <w:tc>
+          <w:tcPr>
+            <w:tcW w:type="dxa" w:w="1120"/>
+          </w:tcPr>
+          <w:p>
+            <w:r>
+              <w:rPr>
+                <w:sz w:val="18"/>
+              </w:rPr>
+              <w:t>₹32.46</w:t>
+            </w:r>
+          </w:p>
+        </w:tc>
+        <w:tc>
+          <w:tcPr>
+            <w:tcW w:type="dxa" w:w="1120"/>
+          </w:tcPr>
+          <w:p>
+            <w:r>
+              <w:rPr>
+                <w:sz w:val="18"/>
+              </w:rPr>
+              <w:t>Hybrid</w:t>
+            </w:r>
+          </w:p>
+        </w:tc>
+      </w:tr>
+      <w:tr>
+        <w:tc>
+          <w:tcPr>
+            <w:tcW w:type="dxa" w:w="1120"/>
+          </w:tcPr>
+          <w:p>
+            <w:r>
+              <w:rPr>
+                <w:b/>
+                <w:sz w:val="18"/>
+              </w:rPr>
+              <w:t>API Only</w:t>
+            </w:r>
+          </w:p>
+        </w:tc>
+        <w:tc>
+          <w:tcPr>
+            <w:tcW w:type="dxa" w:w="1120"/>
+          </w:tcPr>
+          <w:p>
+            <w:r>
+              <w:rPr>
+                <w:sz w:val="18"/>
+              </w:rPr>
+              <w:t>210</w:t>
+            </w:r>
+          </w:p>
+        </w:tc>
+        <w:tc>
+          <w:tcPr>
+            <w:tcW w:type="dxa" w:w="1120"/>
+          </w:tcPr>
+          <w:p>
+            <w:r>
+              <w:rPr>
+                <w:sz w:val="18"/>
+              </w:rPr>
+              <w:t>$0.204</w:t>
+            </w:r>
+          </w:p>
+        </w:tc>
+        <w:tc>
+          <w:tcPr>
+            <w:tcW w:type="dxa" w:w="1120"/>
+          </w:tcPr>
+          <w:p>
+            <w:r>
+              <w:rPr>
+                <w:sz w:val="18"/>
+              </w:rPr>
+              <w:t>₹16.93</w:t>
+            </w:r>
+          </w:p>
+        </w:tc>
+        <w:tc>
+          <w:tcPr>
+            <w:tcW w:type="dxa" w:w="1120"/>
+          </w:tcPr>
+          <w:p>
+            <w:r>
+              <w:rPr>
+                <w:sz w:val="18"/>
+              </w:rPr>
+              <w:t>$0.047</w:t>
+            </w:r>
+          </w:p>
+        </w:tc>
+        <w:tc>
+          <w:tcPr>
+            <w:tcW w:type="dxa" w:w="1120"/>
+          </w:tcPr>
+          <w:p>
+            <w:r>
+              <w:rPr>
+                <w:sz w:val="18"/>
+              </w:rPr>
+              <w:t>₹3.90</w:t>
+            </w:r>
+          </w:p>
+        </w:tc>
+        <w:tc>
+          <w:tcPr>
+            <w:tcW w:type="dxa" w:w="1120"/>
+          </w:tcPr>
+          <w:p>
+            <w:r>
+              <w:rPr>
+                <w:sz w:val="18"/>
+              </w:rPr>
+              <w:t>$0.131</w:t>
+            </w:r>
+          </w:p>
+        </w:tc>
+        <w:tc>
+          <w:tcPr>
+            <w:tcW w:type="dxa" w:w="1120"/>
+          </w:tcPr>
+          <w:p>
+            <w:r>
+              <w:rPr>
+                <w:sz w:val="18"/>
+              </w:rPr>
+              <w:t>₹10.87</w:t>
+            </w:r>
+          </w:p>
+        </w:tc>
+        <w:tc>
+          <w:tcPr>
+            <w:tcW w:type="dxa" w:w="1120"/>
+          </w:tcPr>
+          <w:p>
+            <w:r>
+              <w:rPr>
+                <w:sz w:val="18"/>
+              </w:rPr>
+              <w:t>Hybrid</w:t>
+            </w:r>
+          </w:p>
+        </w:tc>
+      </w:tr>
+      <w:tr>
+        <w:tc>
+          <w:tcPr>
+            <w:tcW w:type="dxa" w:w="1120"/>
+          </w:tcPr>
+          <w:p>
+            <w:r>
+              <w:rPr>
+                <w:b/>
+                <w:sz w:val="18"/>
+              </w:rPr>
+              <w:t>DB Only</w:t>
+            </w:r>
+          </w:p>
+        </w:tc>
+        <w:tc>
+          <w:tcPr>
+            <w:tcW w:type="dxa" w:w="1120"/>
+          </w:tcPr>
+          <w:p>
+            <w:r>
+              <w:rPr>
+                <w:sz w:val="18"/>
+              </w:rPr>
+              <w:t>160</w:t>
+            </w:r>
+          </w:p>
+        </w:tc>
+        <w:tc>
+          <w:tcPr>
+            <w:tcW w:type="dxa" w:w="1120"/>
+          </w:tcPr>
+          <w:p>
+            <w:r>
+              <w:rPr>
+                <w:sz w:val="18"/>
+              </w:rPr>
+              <w:t>$0.192</w:t>
+            </w:r>
+          </w:p>
+        </w:tc>
+        <w:tc>
+          <w:tcPr>
+            <w:tcW w:type="dxa" w:w="1120"/>
+          </w:tcPr>
+          <w:p>
+            <w:r>
+              <w:rPr>
+                <w:sz w:val="18"/>
+              </w:rPr>
+              <w:t>₹15.94</w:t>
+            </w:r>
+          </w:p>
+        </w:tc>
+        <w:tc>
+          <w:tcPr>
+            <w:tcW w:type="dxa" w:w="1120"/>
+          </w:tcPr>
+          <w:p>
+            <w:r>
+              <w:rPr>
+                <w:sz w:val="18"/>
+              </w:rPr>
+              <w:t>$0.045</w:t>
+            </w:r>
+          </w:p>
+        </w:tc>
+        <w:tc>
+          <w:tcPr>
+            <w:tcW w:type="dxa" w:w="1120"/>
+          </w:tcPr>
+          <w:p>
+            <w:r>
+              <w:rPr>
+                <w:sz w:val="18"/>
+              </w:rPr>
+              <w:t>₹3.74</w:t>
+            </w:r>
+          </w:p>
+        </w:tc>
+        <w:tc>
+          <w:tcPr>
+            <w:tcW w:type="dxa" w:w="1120"/>
+          </w:tcPr>
+          <w:p>
+            <w:r>
+              <w:rPr>
+                <w:sz w:val="18"/>
+              </w:rPr>
+              <w:t>$0.125</w:t>
+            </w:r>
+          </w:p>
+        </w:tc>
+        <w:tc>
+          <w:tcPr>
+            <w:tcW w:type="dxa" w:w="1120"/>
+          </w:tcPr>
+          <w:p>
+            <w:r>
+              <w:rPr>
+                <w:sz w:val="18"/>
+              </w:rPr>
+              <w:t>₹10.38</w:t>
+            </w:r>
+          </w:p>
+        </w:tc>
+        <w:tc>
+          <w:tcPr>
+            <w:tcW w:type="dxa" w:w="1120"/>
+          </w:tcPr>
+          <w:p>
+            <w:r>
+              <w:rPr>
+                <w:sz w:val="18"/>
+              </w:rPr>
+              <w:t>Hybrid</w:t>
+            </w:r>
+          </w:p>
+        </w:tc>
+      </w:tr>
+      <w:tr>
+        <w:tc>
+          <w:tcPr>
+            <w:tcW w:type="dxa" w:w="1120"/>
+          </w:tcPr>
+          <w:p>
+            <w:r>
+              <w:rPr>
+                <w:b/>
+                <w:sz w:val="18"/>
+              </w:rPr>
+              <w:t>UI + API</w:t>
+            </w:r>
+          </w:p>
+        </w:tc>
+        <w:tc>
+          <w:tcPr>
+            <w:tcW w:type="dxa" w:w="1120"/>
+          </w:tcPr>
+          <w:p>
+            <w:r>
+              <w:rPr>
+                <w:sz w:val="18"/>
+              </w:rPr>
+              <w:t>610</w:t>
+            </w:r>
+          </w:p>
+        </w:tc>
+        <w:tc>
+          <w:tcPr>
+            <w:tcW w:type="dxa" w:w="1120"/>
+          </w:tcPr>
+          <w:p>
+            <w:r>
+              <w:rPr>
+                <w:sz w:val="18"/>
+              </w:rPr>
+              <w:t>$2.116</w:t>
+            </w:r>
+          </w:p>
+        </w:tc>
+        <w:tc>
+          <w:tcPr>
+            <w:tcW w:type="dxa" w:w="1120"/>
+          </w:tcPr>
+          <w:p>
+            <w:r>
+              <w:rPr>
+                <w:sz w:val="18"/>
+              </w:rPr>
+              <w:t>₹175.63</w:t>
+            </w:r>
+          </w:p>
+        </w:tc>
+        <w:tc>
+          <w:tcPr>
+            <w:tcW w:type="dxa" w:w="1120"/>
+          </w:tcPr>
+          <w:p>
+            <w:r>
+              <w:rPr>
+                <w:sz w:val="18"/>
+              </w:rPr>
+              <w:t>$0.476</w:t>
+            </w:r>
+          </w:p>
+        </w:tc>
+        <w:tc>
+          <w:tcPr>
+            <w:tcW w:type="dxa" w:w="1120"/>
+          </w:tcPr>
+          <w:p>
+            <w:r>
+              <w:rPr>
+                <w:sz w:val="18"/>
+              </w:rPr>
+              <w:t>₹39.51</w:t>
+            </w:r>
+          </w:p>
+        </w:tc>
+        <w:tc>
+          <w:tcPr>
+            <w:tcW w:type="dxa" w:w="1120"/>
+          </w:tcPr>
+          <w:p>
+            <w:r>
+              <w:rPr>
+                <w:sz w:val="18"/>
+              </w:rPr>
+              <w:t>$1.365</w:t>
+            </w:r>
+          </w:p>
+        </w:tc>
+        <w:tc>
+          <w:tcPr>
+            <w:tcW w:type="dxa" w:w="1120"/>
+          </w:tcPr>
+          <w:p>
+            <w:r>
+              <w:rPr>
+                <w:sz w:val="18"/>
+              </w:rPr>
+              <w:t>₹113.30</w:t>
+            </w:r>
+          </w:p>
+        </w:tc>
+        <w:tc>
+          <w:tcPr>
+            <w:tcW w:type="dxa" w:w="1120"/>
+          </w:tcPr>
+          <w:p>
+            <w:r>
+              <w:rPr>
+                <w:sz w:val="18"/>
+              </w:rPr>
+              <w:t>Hybrid</w:t>
+            </w:r>
+          </w:p>
+        </w:tc>
+      </w:tr>
+      <w:tr>
+        <w:tc>
+          <w:tcPr>
+            <w:tcW w:type="dxa" w:w="1120"/>
+          </w:tcPr>
+          <w:p>
+            <w:r>
+              <w:rPr>
+                <w:b/>
+                <w:sz w:val="18"/>
+              </w:rPr>
+              <w:t>UI + DB</w:t>
+            </w:r>
+          </w:p>
+        </w:tc>
+        <w:tc>
+          <w:tcPr>
+            <w:tcW w:type="dxa" w:w="1120"/>
+          </w:tcPr>
+          <w:p>
+            <w:r>
+              <w:rPr>
+                <w:sz w:val="18"/>
+              </w:rPr>
+              <w:t>560</w:t>
+            </w:r>
+          </w:p>
+        </w:tc>
+        <w:tc>
+          <w:tcPr>
+            <w:tcW w:type="dxa" w:w="1120"/>
+          </w:tcPr>
+          <w:p>
+            <w:r>
+              <w:rPr>
+                <w:sz w:val="18"/>
+              </w:rPr>
+              <w:t>$1.944</w:t>
+            </w:r>
+          </w:p>
+        </w:tc>
+        <w:tc>
+          <w:tcPr>
+            <w:tcW w:type="dxa" w:w="1120"/>
+          </w:tcPr>
+          <w:p>
+            <w:r>
+              <w:rPr>
+                <w:sz w:val="18"/>
+              </w:rPr>
+              <w:t>₹161.35</w:t>
+            </w:r>
+          </w:p>
+        </w:tc>
+        <w:tc>
+          <w:tcPr>
+            <w:tcW w:type="dxa" w:w="1120"/>
+          </w:tcPr>
+          <w:p>
+            <w:r>
+              <w:rPr>
+                <w:sz w:val="18"/>
+              </w:rPr>
+              <w:t>$0.437</w:t>
+            </w:r>
+          </w:p>
+        </w:tc>
+        <w:tc>
+          <w:tcPr>
+            <w:tcW w:type="dxa" w:w="1120"/>
+          </w:tcPr>
+          <w:p>
+            <w:r>
+              <w:rPr>
+                <w:sz w:val="18"/>
+              </w:rPr>
+              <w:t>₹36.27</w:t>
+            </w:r>
+          </w:p>
+        </w:tc>
+        <w:tc>
+          <w:tcPr>
+            <w:tcW w:type="dxa" w:w="1120"/>
+          </w:tcPr>
+          <w:p>
+            <w:r>
+              <w:rPr>
+                <w:sz w:val="18"/>
+              </w:rPr>
+              <w:t>$1.253</w:t>
+            </w:r>
+          </w:p>
+        </w:tc>
+        <w:tc>
+          <w:tcPr>
+            <w:tcW w:type="dxa" w:w="1120"/>
+          </w:tcPr>
+          <w:p>
+            <w:r>
+              <w:rPr>
+                <w:sz w:val="18"/>
+              </w:rPr>
+              <w:t>₹104.00</w:t>
+            </w:r>
+          </w:p>
+        </w:tc>
+        <w:tc>
+          <w:tcPr>
+            <w:tcW w:type="dxa" w:w="1120"/>
+          </w:tcPr>
+          <w:p>
+            <w:r>
+              <w:rPr>
+                <w:sz w:val="18"/>
+              </w:rPr>
+              <w:t>Hybrid</w:t>
+            </w:r>
+          </w:p>
+        </w:tc>
+      </w:tr>
+      <w:tr>
+        <w:tc>
+          <w:tcPr>
+            <w:tcW w:type="dxa" w:w="1120"/>
+          </w:tcPr>
+          <w:p>
+            <w:r>
+              <w:rPr>
+                <w:b/>
+                <w:sz w:val="18"/>
+              </w:rPr>
+              <w:t>API + DB</w:t>
+            </w:r>
+          </w:p>
+        </w:tc>
+        <w:tc>
+          <w:tcPr>
+            <w:tcW w:type="dxa" w:w="1120"/>
+          </w:tcPr>
+          <w:p>
+            <w:r>
+              <w:rPr>
+                <w:sz w:val="18"/>
+              </w:rPr>
+              <w:t>370</w:t>
+            </w:r>
+          </w:p>
+        </w:tc>
+        <w:tc>
+          <w:tcPr>
+            <w:tcW w:type="dxa" w:w="1120"/>
+          </w:tcPr>
+          <w:p>
+            <w:r>
+              <w:rPr>
+                <w:sz w:val="18"/>
+              </w:rPr>
+              <w:t>$1.284</w:t>
+            </w:r>
+          </w:p>
+        </w:tc>
+        <w:tc>
+          <w:tcPr>
+            <w:tcW w:type="dxa" w:w="1120"/>
+          </w:tcPr>
+          <w:p>
+            <w:r>
+              <w:rPr>
+                <w:sz w:val="18"/>
+              </w:rPr>
+              <w:t>₹106.57</w:t>
+            </w:r>
+          </w:p>
+        </w:tc>
+        <w:tc>
+          <w:tcPr>
+            <w:tcW w:type="dxa" w:w="1120"/>
+          </w:tcPr>
+          <w:p>
+            <w:r>
+              <w:rPr>
+                <w:sz w:val="18"/>
+              </w:rPr>
+              <w:t>$0.289</w:t>
+            </w:r>
+          </w:p>
+        </w:tc>
+        <w:tc>
+          <w:tcPr>
+            <w:tcW w:type="dxa" w:w="1120"/>
+          </w:tcPr>
+          <w:p>
+            <w:r>
+              <w:rPr>
+                <w:sz w:val="18"/>
+              </w:rPr>
+              <w:t>₹23.99</w:t>
+            </w:r>
+          </w:p>
+        </w:tc>
+        <w:tc>
+          <w:tcPr>
+            <w:tcW w:type="dxa" w:w="1120"/>
+          </w:tcPr>
+          <w:p>
+            <w:r>
+              <w:rPr>
+                <w:sz w:val="18"/>
+              </w:rPr>
+              <w:t>$0.828</w:t>
+            </w:r>
+          </w:p>
+        </w:tc>
+        <w:tc>
+          <w:tcPr>
+            <w:tcW w:type="dxa" w:w="1120"/>
+          </w:tcPr>
+          <w:p>
+            <w:r>
+              <w:rPr>
+                <w:sz w:val="18"/>
+              </w:rPr>
+              <w:t>₹68.72</w:t>
+            </w:r>
+          </w:p>
+        </w:tc>
+        <w:tc>
+          <w:tcPr>
+            <w:tcW w:type="dxa" w:w="1120"/>
+          </w:tcPr>
+          <w:p>
+            <w:r>
+              <w:rPr>
+                <w:sz w:val="18"/>
+              </w:rPr>
+              <w:t>Hybrid</w:t>
+            </w:r>
+          </w:p>
+        </w:tc>
+      </w:tr>
+      <w:tr>
+        <w:tc>
+          <w:tcPr>
+            <w:tcW w:type="dxa" w:w="1120"/>
+          </w:tcPr>
+          <w:p>
+            <w:r>
+              <w:rPr>
+                <w:b/>
+                <w:sz w:val="18"/>
+              </w:rPr>
+              <w:t>UI + API + DB</w:t>
+            </w:r>
+          </w:p>
+        </w:tc>
+        <w:tc>
+          <w:tcPr>
+            <w:tcW w:type="dxa" w:w="1120"/>
+          </w:tcPr>
+          <w:p>
+            <w:r>
+              <w:rPr>
+                <w:b/>
+                <w:sz w:val="18"/>
+              </w:rPr>
+              <w:t>770</w:t>
+            </w:r>
+          </w:p>
+        </w:tc>
+        <w:tc>
+          <w:tcPr>
+            <w:tcW w:type="dxa" w:w="1120"/>
+          </w:tcPr>
+          <w:p>
+            <w:r>
+              <w:rPr>
+                <w:b/>
+                <w:sz w:val="18"/>
+              </w:rPr>
+              <w:t>$2.675</w:t>
+            </w:r>
+          </w:p>
+        </w:tc>
+        <w:tc>
+          <w:tcPr>
+            <w:tcW w:type="dxa" w:w="1120"/>
+          </w:tcPr>
+          <w:p>
+            <w:r>
+              <w:rPr>
+                <w:b/>
+                <w:sz w:val="18"/>
+              </w:rPr>
+              <w:t>₹222.03</w:t>
+            </w:r>
+          </w:p>
+        </w:tc>
+        <w:tc>
+          <w:tcPr>
+            <w:tcW w:type="dxa" w:w="1120"/>
+          </w:tcPr>
+          <w:p>
+            <w:r>
+              <w:rPr>
+                <w:b/>
+                <w:sz w:val="18"/>
+              </w:rPr>
+              <w:t>$0.604</w:t>
+            </w:r>
+          </w:p>
+        </w:tc>
+        <w:tc>
+          <w:tcPr>
+            <w:tcW w:type="dxa" w:w="1120"/>
+          </w:tcPr>
+          <w:p>
+            <w:r>
+              <w:rPr>
+                <w:b/>
+                <w:sz w:val="18"/>
+              </w:rPr>
+              <w:t>₹50.13</w:t>
+            </w:r>
+          </w:p>
+        </w:tc>
+        <w:tc>
+          <w:tcPr>
+            <w:tcW w:type="dxa" w:w="1120"/>
+          </w:tcPr>
+          <w:p>
+            <w:r>
+              <w:rPr>
+                <w:b/>
+                <w:sz w:val="18"/>
+              </w:rPr>
+              <w:t>$1.733</w:t>
+            </w:r>
+          </w:p>
+        </w:tc>
+        <w:tc>
+          <w:tcPr>
+            <w:tcW w:type="dxa" w:w="1120"/>
+          </w:tcPr>
+          <w:p>
+            <w:r>
+              <w:rPr>
+                <w:b/>
+                <w:sz w:val="18"/>
+              </w:rPr>
+              <w:t>₹143.84</w:t>
+            </w:r>
+          </w:p>
+        </w:tc>
+        <w:tc>
+          <w:tcPr>
+            <w:tcW w:type="dxa" w:w="1120"/>
+          </w:tcPr>
+          <w:p>
+            <w:r>
+              <w:rPr>
+                <w:b/>
+                <w:sz w:val="18"/>
+              </w:rPr>
+              <w:t>Smart Mix ⭐</w:t>
+            </w:r>
+          </w:p>
+        </w:tc>
+      </w:tr>
+    </w:tbl>
+    <w:p/>
+    <w:p>
+      <w:pPr>
+        <w:pStyle w:val="Heading3"/>
+      </w:pPr>
+      <w:r>
+        <w:rPr>
+          <w:color w:val="004687"/>
+        </w:rPr>
+        <w:t>Monthly Cost (Bi-Weekly Regeneration)</w:t>
+      </w:r>
+    </w:p>
+    <w:tbl>
+      <w:tblPr>
+        <w:tblStyle w:val="LightGrid-Accent1"/>
+        <w:tblW w:type="auto" w:w="0"/>
+        <w:tblLook w:firstColumn="1" w:firstRow="1" w:lastColumn="0" w:lastRow="0" w:noHBand="0" w:noVBand="1" w:val="04A0"/>
+      </w:tblPr>
+      <w:tblGrid>
+        <w:gridCol w:w="1260"/>
+        <w:gridCol w:w="1260"/>
+        <w:gridCol w:w="1260"/>
+        <w:gridCol w:w="1260"/>
+        <w:gridCol w:w="1260"/>
+        <w:gridCol w:w="1260"/>
+        <w:gridCol w:w="1260"/>
+        <w:gridCol w:w="1260"/>
+      </w:tblGrid>
+      <w:tr>
+        <w:tc>
+          <w:tcPr>
+            <w:tcW w:type="dxa" w:w="1260"/>
+            <w:shd w:fill="4472C4"/>
+          </w:tcPr>
+          <w:p>
+            <w:r>
+              <w:rPr>
+                <w:b/>
+                <w:color w:val="FFFFFF"/>
+                <w:sz w:val="20"/>
+              </w:rPr>
+              <w:t>Validation Type</w:t>
+            </w:r>
+          </w:p>
+        </w:tc>
+        <w:tc>
+          <w:tcPr>
+            <w:tcW w:type="dxa" w:w="1260"/>
+            <w:shd w:fill="4472C4"/>
+          </w:tcPr>
+          <w:p>
+            <w:r>
+              <w:rPr>
+                <w:b/>
+                <w:color w:val="FFFFFF"/>
+                <w:sz w:val="20"/>
+              </w:rPr>
+              <w:t>Tests</w:t>
+            </w:r>
+          </w:p>
+        </w:tc>
+        <w:tc>
+          <w:tcPr>
+            <w:tcW w:type="dxa" w:w="1260"/>
+            <w:shd w:fill="4472C4"/>
+          </w:tcPr>
+          <w:p>
+            <w:r>
+              <w:rPr>
+                <w:b/>
+                <w:color w:val="FFFFFF"/>
+                <w:sz w:val="20"/>
+              </w:rPr>
+              <w:t>Full AI (USD)</w:t>
+            </w:r>
+          </w:p>
+        </w:tc>
+        <w:tc>
+          <w:tcPr>
+            <w:tcW w:type="dxa" w:w="1260"/>
+            <w:shd w:fill="4472C4"/>
+          </w:tcPr>
+          <w:p>
+            <w:r>
+              <w:rPr>
+                <w:b/>
+                <w:color w:val="FFFFFF"/>
+                <w:sz w:val="20"/>
+              </w:rPr>
+              <w:t>Full AI (INR)</w:t>
+            </w:r>
+          </w:p>
+        </w:tc>
+        <w:tc>
+          <w:tcPr>
+            <w:tcW w:type="dxa" w:w="1260"/>
+            <w:shd w:fill="4472C4"/>
+          </w:tcPr>
+          <w:p>
+            <w:r>
+              <w:rPr>
+                <w:b/>
+                <w:color w:val="FFFFFF"/>
+                <w:sz w:val="20"/>
+              </w:rPr>
+              <w:t>Hybrid (USD)</w:t>
+            </w:r>
+          </w:p>
+        </w:tc>
+        <w:tc>
+          <w:tcPr>
+            <w:tcW w:type="dxa" w:w="1260"/>
+            <w:shd w:fill="4472C4"/>
+          </w:tcPr>
+          <w:p>
+            <w:r>
+              <w:rPr>
+                <w:b/>
+                <w:color w:val="FFFFFF"/>
+                <w:sz w:val="20"/>
+              </w:rPr>
+              <w:t>Hybrid (INR)</w:t>
+            </w:r>
+          </w:p>
+        </w:tc>
+        <w:tc>
+          <w:tcPr>
+            <w:tcW w:type="dxa" w:w="1260"/>
+            <w:shd w:fill="4472C4"/>
+          </w:tcPr>
+          <w:p>
+            <w:r>
+              <w:rPr>
+                <w:b/>
+                <w:color w:val="FFFFFF"/>
+                <w:sz w:val="20"/>
+              </w:rPr>
+              <w:t>Smart Mix (USD)</w:t>
+            </w:r>
+          </w:p>
+        </w:tc>
+        <w:tc>
+          <w:tcPr>
+            <w:tcW w:type="dxa" w:w="1260"/>
+            <w:shd w:fill="4472C4"/>
+          </w:tcPr>
+          <w:p>
+            <w:r>
+              <w:rPr>
+                <w:b/>
+                <w:color w:val="FFFFFF"/>
+                <w:sz w:val="20"/>
+              </w:rPr>
+              <w:t>Smart Mix (INR)</w:t>
+            </w:r>
+          </w:p>
+        </w:tc>
+      </w:tr>
+      <w:tr>
+        <w:tc>
+          <w:tcPr>
+            <w:tcW w:type="dxa" w:w="1260"/>
+          </w:tcPr>
+          <w:p>
+            <w:r>
+              <w:rPr>
+                <w:b/>
+                <w:sz w:val="18"/>
+              </w:rPr>
+              <w:t>UI Only</w:t>
+            </w:r>
+          </w:p>
+        </w:tc>
+        <w:tc>
+          <w:tcPr>
+            <w:tcW w:type="dxa" w:w="1260"/>
+          </w:tcPr>
+          <w:p>
+            <w:r>
+              <w:rPr>
+                <w:sz w:val="18"/>
+              </w:rPr>
+              <w:t>400</w:t>
+            </w:r>
+          </w:p>
+        </w:tc>
+        <w:tc>
+          <w:tcPr>
+            <w:tcW w:type="dxa" w:w="1260"/>
+          </w:tcPr>
+          <w:p>
+            <w:r>
+              <w:rPr>
+                <w:sz w:val="18"/>
+              </w:rPr>
+              <w:t>$1.21</w:t>
+            </w:r>
+          </w:p>
+        </w:tc>
+        <w:tc>
+          <w:tcPr>
+            <w:tcW w:type="dxa" w:w="1260"/>
+          </w:tcPr>
+          <w:p>
+            <w:r>
+              <w:rPr>
+                <w:sz w:val="18"/>
+              </w:rPr>
+              <w:t>₹100.60</w:t>
+            </w:r>
+          </w:p>
+        </w:tc>
+        <w:tc>
+          <w:tcPr>
+            <w:tcW w:type="dxa" w:w="1260"/>
+          </w:tcPr>
+          <w:p>
+            <w:r>
+              <w:rPr>
+                <w:sz w:val="18"/>
+              </w:rPr>
+              <w:t>$0.28</w:t>
+            </w:r>
+          </w:p>
+        </w:tc>
+        <w:tc>
+          <w:tcPr>
+            <w:tcW w:type="dxa" w:w="1260"/>
+          </w:tcPr>
+          <w:p>
+            <w:r>
+              <w:rPr>
+                <w:sz w:val="18"/>
+              </w:rPr>
+              <w:t>₹23.24</w:t>
+            </w:r>
+          </w:p>
+        </w:tc>
+        <w:tc>
+          <w:tcPr>
+            <w:tcW w:type="dxa" w:w="1260"/>
+          </w:tcPr>
+          <w:p>
+            <w:r>
+              <w:rPr>
+                <w:sz w:val="18"/>
+              </w:rPr>
+              <w:t>$0.78</w:t>
+            </w:r>
+          </w:p>
+        </w:tc>
+        <w:tc>
+          <w:tcPr>
+            <w:tcW w:type="dxa" w:w="1260"/>
+          </w:tcPr>
+          <w:p>
+            <w:r>
+              <w:rPr>
+                <w:sz w:val="18"/>
+              </w:rPr>
+              <w:t>₹64.91</w:t>
+            </w:r>
+          </w:p>
+        </w:tc>
+      </w:tr>
+      <w:tr>
+        <w:tc>
+          <w:tcPr>
+            <w:tcW w:type="dxa" w:w="1260"/>
+          </w:tcPr>
+          <w:p>
+            <w:r>
+              <w:rPr>
+                <w:b/>
+                <w:sz w:val="18"/>
+              </w:rPr>
+              <w:t>API Only</w:t>
+            </w:r>
+          </w:p>
+        </w:tc>
+        <w:tc>
+          <w:tcPr>
+            <w:tcW w:type="dxa" w:w="1260"/>
+          </w:tcPr>
+          <w:p>
+            <w:r>
+              <w:rPr>
+                <w:sz w:val="18"/>
+              </w:rPr>
+              <w:t>210</w:t>
+            </w:r>
+          </w:p>
+        </w:tc>
+        <w:tc>
+          <w:tcPr>
+            <w:tcW w:type="dxa" w:w="1260"/>
+          </w:tcPr>
+          <w:p>
+            <w:r>
+              <w:rPr>
+                <w:sz w:val="18"/>
+              </w:rPr>
+              <w:t>$0.41</w:t>
+            </w:r>
+          </w:p>
+        </w:tc>
+        <w:tc>
+          <w:tcPr>
+            <w:tcW w:type="dxa" w:w="1260"/>
+          </w:tcPr>
+          <w:p>
+            <w:r>
+              <w:rPr>
+                <w:sz w:val="18"/>
+              </w:rPr>
+              <w:t>₹33.86</w:t>
+            </w:r>
+          </w:p>
+        </w:tc>
+        <w:tc>
+          <w:tcPr>
+            <w:tcW w:type="dxa" w:w="1260"/>
+          </w:tcPr>
+          <w:p>
+            <w:r>
+              <w:rPr>
+                <w:sz w:val="18"/>
+              </w:rPr>
+              <w:t>$0.09</w:t>
+            </w:r>
+          </w:p>
+        </w:tc>
+        <w:tc>
+          <w:tcPr>
+            <w:tcW w:type="dxa" w:w="1260"/>
+          </w:tcPr>
+          <w:p>
+            <w:r>
+              <w:rPr>
+                <w:sz w:val="18"/>
+              </w:rPr>
+              <w:t>₹7.80</w:t>
+            </w:r>
+          </w:p>
+        </w:tc>
+        <w:tc>
+          <w:tcPr>
+            <w:tcW w:type="dxa" w:w="1260"/>
+          </w:tcPr>
+          <w:p>
+            <w:r>
+              <w:rPr>
+                <w:sz w:val="18"/>
+              </w:rPr>
+              <w:t>$0.26</w:t>
+            </w:r>
+          </w:p>
+        </w:tc>
+        <w:tc>
+          <w:tcPr>
+            <w:tcW w:type="dxa" w:w="1260"/>
+          </w:tcPr>
+          <w:p>
+            <w:r>
+              <w:rPr>
+                <w:sz w:val="18"/>
+              </w:rPr>
+              <w:t>₹21.75</w:t>
+            </w:r>
+          </w:p>
+        </w:tc>
+      </w:tr>
+      <w:tr>
+        <w:tc>
+          <w:tcPr>
+            <w:tcW w:type="dxa" w:w="1260"/>
+          </w:tcPr>
+          <w:p>
+            <w:r>
+              <w:rPr>
+                <w:b/>
+                <w:sz w:val="18"/>
+              </w:rPr>
+              <w:t>DB Only</w:t>
+            </w:r>
+          </w:p>
+        </w:tc>
+        <w:tc>
+          <w:tcPr>
+            <w:tcW w:type="dxa" w:w="1260"/>
+          </w:tcPr>
+          <w:p>
+            <w:r>
+              <w:rPr>
+                <w:sz w:val="18"/>
+              </w:rPr>
+              <w:t>160</w:t>
+            </w:r>
+          </w:p>
+        </w:tc>
+        <w:tc>
+          <w:tcPr>
+            <w:tcW w:type="dxa" w:w="1260"/>
+          </w:tcPr>
+          <w:p>
+            <w:r>
+              <w:rPr>
+                <w:sz w:val="18"/>
+              </w:rPr>
+              <w:t>$0.38</w:t>
+            </w:r>
+          </w:p>
+        </w:tc>
+        <w:tc>
+          <w:tcPr>
+            <w:tcW w:type="dxa" w:w="1260"/>
+          </w:tcPr>
+          <w:p>
+            <w:r>
+              <w:rPr>
+                <w:sz w:val="18"/>
+              </w:rPr>
+              <w:t>₹31.87</w:t>
+            </w:r>
+          </w:p>
+        </w:tc>
+        <w:tc>
+          <w:tcPr>
+            <w:tcW w:type="dxa" w:w="1260"/>
+          </w:tcPr>
+          <w:p>
+            <w:r>
+              <w:rPr>
+                <w:sz w:val="18"/>
+              </w:rPr>
+              <w:t>$0.09</w:t>
+            </w:r>
+          </w:p>
+        </w:tc>
+        <w:tc>
+          <w:tcPr>
+            <w:tcW w:type="dxa" w:w="1260"/>
+          </w:tcPr>
+          <w:p>
+            <w:r>
+              <w:rPr>
+                <w:sz w:val="18"/>
+              </w:rPr>
+              <w:t>₹7.47</w:t>
+            </w:r>
+          </w:p>
+        </w:tc>
+        <w:tc>
+          <w:tcPr>
+            <w:tcW w:type="dxa" w:w="1260"/>
+          </w:tcPr>
+          <w:p>
+            <w:r>
+              <w:rPr>
+                <w:sz w:val="18"/>
+              </w:rPr>
+              <w:t>$0.25</w:t>
+            </w:r>
+          </w:p>
+        </w:tc>
+        <w:tc>
+          <w:tcPr>
+            <w:tcW w:type="dxa" w:w="1260"/>
+          </w:tcPr>
+          <w:p>
+            <w:r>
+              <w:rPr>
+                <w:sz w:val="18"/>
+              </w:rPr>
+              <w:t>₹20.75</w:t>
+            </w:r>
+          </w:p>
+        </w:tc>
+      </w:tr>
+      <w:tr>
+        <w:tc>
+          <w:tcPr>
+            <w:tcW w:type="dxa" w:w="1260"/>
+          </w:tcPr>
+          <w:p>
+            <w:r>
+              <w:rPr>
+                <w:b/>
+                <w:sz w:val="18"/>
+              </w:rPr>
+              <w:t>UI + API</w:t>
+            </w:r>
+          </w:p>
+        </w:tc>
+        <w:tc>
+          <w:tcPr>
+            <w:tcW w:type="dxa" w:w="1260"/>
+          </w:tcPr>
+          <w:p>
+            <w:r>
+              <w:rPr>
+                <w:sz w:val="18"/>
+              </w:rPr>
+              <w:t>610</w:t>
+            </w:r>
+          </w:p>
+        </w:tc>
+        <w:tc>
+          <w:tcPr>
+            <w:tcW w:type="dxa" w:w="1260"/>
+          </w:tcPr>
+          <w:p>
+            <w:r>
+              <w:rPr>
+                <w:sz w:val="18"/>
+              </w:rPr>
+              <w:t>$4.23</w:t>
+            </w:r>
+          </w:p>
+        </w:tc>
+        <w:tc>
+          <w:tcPr>
+            <w:tcW w:type="dxa" w:w="1260"/>
+          </w:tcPr>
+          <w:p>
+            <w:r>
+              <w:rPr>
+                <w:sz w:val="18"/>
+              </w:rPr>
+              <w:t>₹351.26</w:t>
+            </w:r>
+          </w:p>
+        </w:tc>
+        <w:tc>
+          <w:tcPr>
+            <w:tcW w:type="dxa" w:w="1260"/>
+          </w:tcPr>
+          <w:p>
+            <w:r>
+              <w:rPr>
+                <w:sz w:val="18"/>
+              </w:rPr>
+              <w:t>$0.95</w:t>
+            </w:r>
+          </w:p>
+        </w:tc>
+        <w:tc>
+          <w:tcPr>
+            <w:tcW w:type="dxa" w:w="1260"/>
+          </w:tcPr>
+          <w:p>
+            <w:r>
+              <w:rPr>
+                <w:sz w:val="18"/>
+              </w:rPr>
+              <w:t>₹79.01</w:t>
+            </w:r>
+          </w:p>
+        </w:tc>
+        <w:tc>
+          <w:tcPr>
+            <w:tcW w:type="dxa" w:w="1260"/>
+          </w:tcPr>
+          <w:p>
+            <w:r>
+              <w:rPr>
+                <w:sz w:val="18"/>
+              </w:rPr>
+              <w:t>$2.73</w:t>
+            </w:r>
+          </w:p>
+        </w:tc>
+        <w:tc>
+          <w:tcPr>
+            <w:tcW w:type="dxa" w:w="1260"/>
+          </w:tcPr>
+          <w:p>
+            <w:r>
+              <w:rPr>
+                <w:sz w:val="18"/>
+              </w:rPr>
+              <w:t>₹226.59</w:t>
+            </w:r>
+          </w:p>
+        </w:tc>
+      </w:tr>
+      <w:tr>
+        <w:tc>
+          <w:tcPr>
+            <w:tcW w:type="dxa" w:w="1260"/>
+          </w:tcPr>
+          <w:p>
+            <w:r>
+              <w:rPr>
+                <w:b/>
+                <w:sz w:val="18"/>
+              </w:rPr>
+              <w:t>UI + DB</w:t>
+            </w:r>
+          </w:p>
+        </w:tc>
+        <w:tc>
+          <w:tcPr>
+            <w:tcW w:type="dxa" w:w="1260"/>
+          </w:tcPr>
+          <w:p>
+            <w:r>
+              <w:rPr>
+                <w:sz w:val="18"/>
+              </w:rPr>
+              <w:t>560</w:t>
+            </w:r>
+          </w:p>
+        </w:tc>
+        <w:tc>
+          <w:tcPr>
+            <w:tcW w:type="dxa" w:w="1260"/>
+          </w:tcPr>
+          <w:p>
+            <w:r>
+              <w:rPr>
+                <w:sz w:val="18"/>
+              </w:rPr>
+              <w:t>$3.89</w:t>
+            </w:r>
+          </w:p>
+        </w:tc>
+        <w:tc>
+          <w:tcPr>
+            <w:tcW w:type="dxa" w:w="1260"/>
+          </w:tcPr>
+          <w:p>
+            <w:r>
+              <w:rPr>
+                <w:sz w:val="18"/>
+              </w:rPr>
+              <w:t>₹322.70</w:t>
+            </w:r>
+          </w:p>
+        </w:tc>
+        <w:tc>
+          <w:tcPr>
+            <w:tcW w:type="dxa" w:w="1260"/>
+          </w:tcPr>
+          <w:p>
+            <w:r>
+              <w:rPr>
+                <w:sz w:val="18"/>
+              </w:rPr>
+              <w:t>$0.87</w:t>
+            </w:r>
+          </w:p>
+        </w:tc>
+        <w:tc>
+          <w:tcPr>
+            <w:tcW w:type="dxa" w:w="1260"/>
+          </w:tcPr>
+          <w:p>
+            <w:r>
+              <w:rPr>
+                <w:sz w:val="18"/>
+              </w:rPr>
+              <w:t>₹72.54</w:t>
+            </w:r>
+          </w:p>
+        </w:tc>
+        <w:tc>
+          <w:tcPr>
+            <w:tcW w:type="dxa" w:w="1260"/>
+          </w:tcPr>
+          <w:p>
+            <w:r>
+              <w:rPr>
+                <w:sz w:val="18"/>
+              </w:rPr>
+              <w:t>$2.51</w:t>
+            </w:r>
+          </w:p>
+        </w:tc>
+        <w:tc>
+          <w:tcPr>
+            <w:tcW w:type="dxa" w:w="1260"/>
+          </w:tcPr>
+          <w:p>
+            <w:r>
+              <w:rPr>
+                <w:sz w:val="18"/>
+              </w:rPr>
+              <w:t>₹208.00</w:t>
+            </w:r>
+          </w:p>
+        </w:tc>
+      </w:tr>
+      <w:tr>
+        <w:tc>
+          <w:tcPr>
+            <w:tcW w:type="dxa" w:w="1260"/>
+          </w:tcPr>
+          <w:p>
+            <w:r>
+              <w:rPr>
+                <w:b/>
+                <w:sz w:val="18"/>
+              </w:rPr>
+              <w:t>API + DB</w:t>
+            </w:r>
+          </w:p>
+        </w:tc>
+        <w:tc>
+          <w:tcPr>
+            <w:tcW w:type="dxa" w:w="1260"/>
+          </w:tcPr>
+          <w:p>
+            <w:r>
+              <w:rPr>
+                <w:sz w:val="18"/>
+              </w:rPr>
+              <w:t>370</w:t>
+            </w:r>
+          </w:p>
+        </w:tc>
+        <w:tc>
+          <w:tcPr>
+            <w:tcW w:type="dxa" w:w="1260"/>
+          </w:tcPr>
+          <w:p>
+            <w:r>
+              <w:rPr>
+                <w:sz w:val="18"/>
+              </w:rPr>
+              <w:t>$2.57</w:t>
+            </w:r>
+          </w:p>
+        </w:tc>
+        <w:tc>
+          <w:tcPr>
+            <w:tcW w:type="dxa" w:w="1260"/>
+          </w:tcPr>
+          <w:p>
+            <w:r>
+              <w:rPr>
+                <w:sz w:val="18"/>
+              </w:rPr>
+              <w:t>₹213.14</w:t>
+            </w:r>
+          </w:p>
+        </w:tc>
+        <w:tc>
+          <w:tcPr>
+            <w:tcW w:type="dxa" w:w="1260"/>
+          </w:tcPr>
+          <w:p>
+            <w:r>
+              <w:rPr>
+                <w:sz w:val="18"/>
+              </w:rPr>
+              <w:t>$0.58</w:t>
+            </w:r>
+          </w:p>
+        </w:tc>
+        <w:tc>
+          <w:tcPr>
+            <w:tcW w:type="dxa" w:w="1260"/>
+          </w:tcPr>
+          <w:p>
+            <w:r>
+              <w:rPr>
+                <w:sz w:val="18"/>
+              </w:rPr>
+              <w:t>₹47.97</w:t>
+            </w:r>
+          </w:p>
+        </w:tc>
+        <w:tc>
+          <w:tcPr>
+            <w:tcW w:type="dxa" w:w="1260"/>
+          </w:tcPr>
+          <w:p>
+            <w:r>
+              <w:rPr>
+                <w:sz w:val="18"/>
+              </w:rPr>
+              <w:t>$1.66</w:t>
+            </w:r>
+          </w:p>
+        </w:tc>
+        <w:tc>
+          <w:tcPr>
+            <w:tcW w:type="dxa" w:w="1260"/>
+          </w:tcPr>
+          <w:p>
+            <w:r>
+              <w:rPr>
+                <w:sz w:val="18"/>
+              </w:rPr>
+              <w:t>₹137.45</w:t>
+            </w:r>
+          </w:p>
+        </w:tc>
+      </w:tr>
+      <w:tr>
+        <w:tc>
+          <w:tcPr>
+            <w:tcW w:type="dxa" w:w="1260"/>
+          </w:tcPr>
+          <w:p>
+            <w:r>
+              <w:rPr>
+                <w:b/>
+                <w:sz w:val="18"/>
+              </w:rPr>
+              <w:t>UI + API + DB</w:t>
+            </w:r>
+          </w:p>
+        </w:tc>
+        <w:tc>
+          <w:tcPr>
+            <w:tcW w:type="dxa" w:w="1260"/>
+          </w:tcPr>
+          <w:p>
+            <w:r>
+              <w:rPr>
+                <w:b/>
+                <w:sz w:val="18"/>
+              </w:rPr>
+              <w:t>770</w:t>
+            </w:r>
+          </w:p>
+        </w:tc>
+        <w:tc>
+          <w:tcPr>
+            <w:tcW w:type="dxa" w:w="1260"/>
+          </w:tcPr>
+          <w:p>
+            <w:r>
+              <w:rPr>
+                <w:b/>
+                <w:sz w:val="18"/>
+              </w:rPr>
+              <w:t>$5.35</w:t>
+            </w:r>
+          </w:p>
+        </w:tc>
+        <w:tc>
+          <w:tcPr>
+            <w:tcW w:type="dxa" w:w="1260"/>
+          </w:tcPr>
+          <w:p>
+            <w:r>
+              <w:rPr>
+                <w:b/>
+                <w:sz w:val="18"/>
+              </w:rPr>
+              <w:t>₹444.05</w:t>
+            </w:r>
+          </w:p>
+        </w:tc>
+        <w:tc>
+          <w:tcPr>
+            <w:tcW w:type="dxa" w:w="1260"/>
+          </w:tcPr>
+          <w:p>
+            <w:r>
+              <w:rPr>
+                <w:b/>
+                <w:sz w:val="18"/>
+              </w:rPr>
+              <w:t>$1.21</w:t>
+            </w:r>
+          </w:p>
+        </w:tc>
+        <w:tc>
+          <w:tcPr>
+            <w:tcW w:type="dxa" w:w="1260"/>
+          </w:tcPr>
+          <w:p>
+            <w:r>
+              <w:rPr>
+                <w:b/>
+                <w:sz w:val="18"/>
+              </w:rPr>
+              <w:t>₹100.43</w:t>
+            </w:r>
+          </w:p>
+        </w:tc>
+        <w:tc>
+          <w:tcPr>
+            <w:tcW w:type="dxa" w:w="1260"/>
+          </w:tcPr>
+          <w:p>
+            <w:r>
+              <w:rPr>
+                <w:b/>
+                <w:sz w:val="18"/>
+              </w:rPr>
+              <w:t>$3.47</w:t>
+            </w:r>
+          </w:p>
+        </w:tc>
+        <w:tc>
+          <w:tcPr>
+            <w:tcW w:type="dxa" w:w="1260"/>
+          </w:tcPr>
+          <w:p>
+            <w:r>
+              <w:rPr>
+                <w:b/>
+                <w:sz w:val="18"/>
+              </w:rPr>
+              <w:t>₹287.85</w:t>
+            </w:r>
+          </w:p>
+        </w:tc>
+      </w:tr>
+    </w:tbl>
+    <w:p/>
+    <w:p>
+      <w:pPr>
+        <w:pStyle w:val="Heading3"/>
+      </w:pPr>
+      <w:r>
+        <w:rPr>
+          <w:color w:val="004687"/>
+        </w:rPr>
+        <w:t>Annual Cost (Monthly Regeneration = 12 times/year)</w:t>
+      </w:r>
+    </w:p>
+    <w:tbl>
+      <w:tblPr>
+        <w:tblStyle w:val="LightGrid-Accent1"/>
+        <w:tblW w:type="auto" w:w="0"/>
+        <w:tblLook w:firstColumn="1" w:firstRow="1" w:lastColumn="0" w:lastRow="0" w:noHBand="0" w:noVBand="1" w:val="04A0"/>
+      </w:tblPr>
+      <w:tblGrid>
+        <w:gridCol w:w="1260"/>
+        <w:gridCol w:w="1260"/>
+        <w:gridCol w:w="1260"/>
+        <w:gridCol w:w="1260"/>
+        <w:gridCol w:w="1260"/>
+        <w:gridCol w:w="1260"/>
+        <w:gridCol w:w="1260"/>
+        <w:gridCol w:w="1260"/>
+      </w:tblGrid>
+      <w:tr>
+        <w:tc>
+          <w:tcPr>
+            <w:tcW w:type="dxa" w:w="1260"/>
+            <w:shd w:fill="4472C4"/>
+          </w:tcPr>
+          <w:p>
+            <w:r>
+              <w:rPr>
+                <w:b/>
+                <w:color w:val="FFFFFF"/>
+                <w:sz w:val="20"/>
+              </w:rPr>
+              <w:t>Validation Type</w:t>
+            </w:r>
+          </w:p>
+        </w:tc>
+        <w:tc>
+          <w:tcPr>
+            <w:tcW w:type="dxa" w:w="1260"/>
+            <w:shd w:fill="4472C4"/>
+          </w:tcPr>
+          <w:p>
+            <w:r>
+              <w:rPr>
+                <w:b/>
+                <w:color w:val="FFFFFF"/>
+                <w:sz w:val="20"/>
+              </w:rPr>
+              <w:t>Tests</w:t>
+            </w:r>
+          </w:p>
+        </w:tc>
+        <w:tc>
+          <w:tcPr>
+            <w:tcW w:type="dxa" w:w="1260"/>
+            <w:shd w:fill="4472C4"/>
+          </w:tcPr>
+          <w:p>
+            <w:r>
+              <w:rPr>
+                <w:b/>
+                <w:color w:val="FFFFFF"/>
+                <w:sz w:val="20"/>
+              </w:rPr>
+              <w:t>Full AI (USD)</w:t>
+            </w:r>
+          </w:p>
+        </w:tc>
+        <w:tc>
+          <w:tcPr>
+            <w:tcW w:type="dxa" w:w="1260"/>
+            <w:shd w:fill="4472C4"/>
+          </w:tcPr>
+          <w:p>
+            <w:r>
+              <w:rPr>
+                <w:b/>
+                <w:color w:val="FFFFFF"/>
+                <w:sz w:val="20"/>
+              </w:rPr>
+              <w:t>Full AI (INR)</w:t>
+            </w:r>
+          </w:p>
+        </w:tc>
+        <w:tc>
+          <w:tcPr>
+            <w:tcW w:type="dxa" w:w="1260"/>
+            <w:shd w:fill="4472C4"/>
+          </w:tcPr>
+          <w:p>
+            <w:r>
+              <w:rPr>
+                <w:b/>
+                <w:color w:val="FFFFFF"/>
+                <w:sz w:val="20"/>
+              </w:rPr>
+              <w:t>Hybrid (USD)</w:t>
+            </w:r>
+          </w:p>
+        </w:tc>
+        <w:tc>
+          <w:tcPr>
+            <w:tcW w:type="dxa" w:w="1260"/>
+            <w:shd w:fill="4472C4"/>
+          </w:tcPr>
+          <w:p>
+            <w:r>
+              <w:rPr>
+                <w:b/>
+                <w:color w:val="FFFFFF"/>
+                <w:sz w:val="20"/>
+              </w:rPr>
+              <w:t>Hybrid (INR)</w:t>
+            </w:r>
+          </w:p>
+        </w:tc>
+        <w:tc>
+          <w:tcPr>
+            <w:tcW w:type="dxa" w:w="1260"/>
+            <w:shd w:fill="4472C4"/>
+          </w:tcPr>
+          <w:p>
+            <w:r>
+              <w:rPr>
+                <w:b/>
+                <w:color w:val="FFFFFF"/>
+                <w:sz w:val="20"/>
+              </w:rPr>
+              <w:t>Smart Mix (USD)</w:t>
+            </w:r>
+          </w:p>
+        </w:tc>
+        <w:tc>
+          <w:tcPr>
+            <w:tcW w:type="dxa" w:w="1260"/>
+            <w:shd w:fill="4472C4"/>
+          </w:tcPr>
+          <w:p>
+            <w:r>
+              <w:rPr>
+                <w:b/>
+                <w:color w:val="FFFFFF"/>
+                <w:sz w:val="20"/>
+              </w:rPr>
+              <w:t>Smart Mix (INR)</w:t>
+            </w:r>
+          </w:p>
+        </w:tc>
+      </w:tr>
+      <w:tr>
+        <w:tc>
+          <w:tcPr>
+            <w:tcW w:type="dxa" w:w="1260"/>
+          </w:tcPr>
+          <w:p>
+            <w:r>
+              <w:rPr>
+                <w:b/>
+                <w:sz w:val="18"/>
+              </w:rPr>
+              <w:t>UI Only</w:t>
+            </w:r>
+          </w:p>
+        </w:tc>
+        <w:tc>
+          <w:tcPr>
+            <w:tcW w:type="dxa" w:w="1260"/>
+          </w:tcPr>
+          <w:p>
+            <w:r>
+              <w:rPr>
+                <w:sz w:val="18"/>
+              </w:rPr>
+              <w:t>400</w:t>
+            </w:r>
+          </w:p>
+        </w:tc>
+        <w:tc>
+          <w:tcPr>
+            <w:tcW w:type="dxa" w:w="1260"/>
+          </w:tcPr>
+          <w:p>
+            <w:r>
+              <w:rPr>
+                <w:sz w:val="18"/>
+              </w:rPr>
+              <w:t>$7.27</w:t>
+            </w:r>
+          </w:p>
+        </w:tc>
+        <w:tc>
+          <w:tcPr>
+            <w:tcW w:type="dxa" w:w="1260"/>
+          </w:tcPr>
+          <w:p>
+            <w:r>
+              <w:rPr>
+                <w:sz w:val="18"/>
+              </w:rPr>
+              <w:t>₹603.59</w:t>
+            </w:r>
+          </w:p>
+        </w:tc>
+        <w:tc>
+          <w:tcPr>
+            <w:tcW w:type="dxa" w:w="1260"/>
+          </w:tcPr>
+          <w:p>
+            <w:r>
+              <w:rPr>
+                <w:sz w:val="18"/>
+              </w:rPr>
+              <w:t>$1.68</w:t>
+            </w:r>
+          </w:p>
+        </w:tc>
+        <w:tc>
+          <w:tcPr>
+            <w:tcW w:type="dxa" w:w="1260"/>
+          </w:tcPr>
+          <w:p>
+            <w:r>
+              <w:rPr>
+                <w:sz w:val="18"/>
+              </w:rPr>
+              <w:t>₹139.44</w:t>
+            </w:r>
+          </w:p>
+        </w:tc>
+        <w:tc>
+          <w:tcPr>
+            <w:tcW w:type="dxa" w:w="1260"/>
+          </w:tcPr>
+          <w:p>
+            <w:r>
+              <w:rPr>
+                <w:sz w:val="18"/>
+              </w:rPr>
+              <w:t>$4.69</w:t>
+            </w:r>
+          </w:p>
+        </w:tc>
+        <w:tc>
+          <w:tcPr>
+            <w:tcW w:type="dxa" w:w="1260"/>
+          </w:tcPr>
+          <w:p>
+            <w:r>
+              <w:rPr>
+                <w:sz w:val="18"/>
+              </w:rPr>
+              <w:t>₹389.52</w:t>
+            </w:r>
+          </w:p>
+        </w:tc>
+      </w:tr>
+      <w:tr>
+        <w:tc>
+          <w:tcPr>
+            <w:tcW w:type="dxa" w:w="1260"/>
+          </w:tcPr>
+          <w:p>
+            <w:r>
+              <w:rPr>
+                <w:b/>
+                <w:sz w:val="18"/>
+              </w:rPr>
+              <w:t>API Only</w:t>
+            </w:r>
+          </w:p>
+        </w:tc>
+        <w:tc>
+          <w:tcPr>
+            <w:tcW w:type="dxa" w:w="1260"/>
+          </w:tcPr>
+          <w:p>
+            <w:r>
+              <w:rPr>
+                <w:sz w:val="18"/>
+              </w:rPr>
+              <w:t>210</w:t>
+            </w:r>
+          </w:p>
+        </w:tc>
+        <w:tc>
+          <w:tcPr>
+            <w:tcW w:type="dxa" w:w="1260"/>
+          </w:tcPr>
+          <w:p>
+            <w:r>
+              <w:rPr>
+                <w:sz w:val="18"/>
+              </w:rPr>
+              <w:t>$2.45</w:t>
+            </w:r>
+          </w:p>
+        </w:tc>
+        <w:tc>
+          <w:tcPr>
+            <w:tcW w:type="dxa" w:w="1260"/>
+          </w:tcPr>
+          <w:p>
+            <w:r>
+              <w:rPr>
+                <w:sz w:val="18"/>
+              </w:rPr>
+              <w:t>₹203.16</w:t>
+            </w:r>
+          </w:p>
+        </w:tc>
+        <w:tc>
+          <w:tcPr>
+            <w:tcW w:type="dxa" w:w="1260"/>
+          </w:tcPr>
+          <w:p>
+            <w:r>
+              <w:rPr>
+                <w:sz w:val="18"/>
+              </w:rPr>
+              <w:t>$0.56</w:t>
+            </w:r>
+          </w:p>
+        </w:tc>
+        <w:tc>
+          <w:tcPr>
+            <w:tcW w:type="dxa" w:w="1260"/>
+          </w:tcPr>
+          <w:p>
+            <w:r>
+              <w:rPr>
+                <w:sz w:val="18"/>
+              </w:rPr>
+              <w:t>₹46.80</w:t>
+            </w:r>
+          </w:p>
+        </w:tc>
+        <w:tc>
+          <w:tcPr>
+            <w:tcW w:type="dxa" w:w="1260"/>
+          </w:tcPr>
+          <w:p>
+            <w:r>
+              <w:rPr>
+                <w:sz w:val="18"/>
+              </w:rPr>
+              <w:t>$1.57</w:t>
+            </w:r>
+          </w:p>
+        </w:tc>
+        <w:tc>
+          <w:tcPr>
+            <w:tcW w:type="dxa" w:w="1260"/>
+          </w:tcPr>
+          <w:p>
+            <w:r>
+              <w:rPr>
+                <w:sz w:val="18"/>
+              </w:rPr>
+              <w:t>₹130.44</w:t>
+            </w:r>
+          </w:p>
+        </w:tc>
+      </w:tr>
+      <w:tr>
+        <w:tc>
+          <w:tcPr>
+            <w:tcW w:type="dxa" w:w="1260"/>
+          </w:tcPr>
+          <w:p>
+            <w:r>
+              <w:rPr>
+                <w:b/>
+                <w:sz w:val="18"/>
+              </w:rPr>
+              <w:t>DB Only</w:t>
+            </w:r>
+          </w:p>
+        </w:tc>
+        <w:tc>
+          <w:tcPr>
+            <w:tcW w:type="dxa" w:w="1260"/>
+          </w:tcPr>
+          <w:p>
+            <w:r>
+              <w:rPr>
+                <w:sz w:val="18"/>
+              </w:rPr>
+              <w:t>160</w:t>
+            </w:r>
+          </w:p>
+        </w:tc>
+        <w:tc>
+          <w:tcPr>
+            <w:tcW w:type="dxa" w:w="1260"/>
+          </w:tcPr>
+          <w:p>
+            <w:r>
+              <w:rPr>
+                <w:sz w:val="18"/>
+              </w:rPr>
+              <w:t>$2.30</w:t>
+            </w:r>
+          </w:p>
+        </w:tc>
+        <w:tc>
+          <w:tcPr>
+            <w:tcW w:type="dxa" w:w="1260"/>
+          </w:tcPr>
+          <w:p>
+            <w:r>
+              <w:rPr>
+                <w:sz w:val="18"/>
+              </w:rPr>
+              <w:t>₹191.28</w:t>
+            </w:r>
+          </w:p>
+        </w:tc>
+        <w:tc>
+          <w:tcPr>
+            <w:tcW w:type="dxa" w:w="1260"/>
+          </w:tcPr>
+          <w:p>
+            <w:r>
+              <w:rPr>
+                <w:sz w:val="18"/>
+              </w:rPr>
+              <w:t>$0.54</w:t>
+            </w:r>
+          </w:p>
+        </w:tc>
+        <w:tc>
+          <w:tcPr>
+            <w:tcW w:type="dxa" w:w="1260"/>
+          </w:tcPr>
+          <w:p>
+            <w:r>
+              <w:rPr>
+                <w:sz w:val="18"/>
+              </w:rPr>
+              <w:t>₹44.88</w:t>
+            </w:r>
+          </w:p>
+        </w:tc>
+        <w:tc>
+          <w:tcPr>
+            <w:tcW w:type="dxa" w:w="1260"/>
+          </w:tcPr>
+          <w:p>
+            <w:r>
+              <w:rPr>
+                <w:sz w:val="18"/>
+              </w:rPr>
+              <w:t>$1.50</w:t>
+            </w:r>
+          </w:p>
+        </w:tc>
+        <w:tc>
+          <w:tcPr>
+            <w:tcW w:type="dxa" w:w="1260"/>
+          </w:tcPr>
+          <w:p>
+            <w:r>
+              <w:rPr>
+                <w:sz w:val="18"/>
+              </w:rPr>
+              <w:t>₹124.50</w:t>
+            </w:r>
+          </w:p>
+        </w:tc>
+      </w:tr>
+      <w:tr>
+        <w:tc>
+          <w:tcPr>
+            <w:tcW w:type="dxa" w:w="1260"/>
+          </w:tcPr>
+          <w:p>
+            <w:r>
+              <w:rPr>
+                <w:b/>
+                <w:sz w:val="18"/>
+              </w:rPr>
+              <w:t>UI + API</w:t>
+            </w:r>
+          </w:p>
+        </w:tc>
+        <w:tc>
+          <w:tcPr>
+            <w:tcW w:type="dxa" w:w="1260"/>
+          </w:tcPr>
+          <w:p>
+            <w:r>
+              <w:rPr>
+                <w:sz w:val="18"/>
+              </w:rPr>
+              <w:t>610</w:t>
+            </w:r>
+          </w:p>
+        </w:tc>
+        <w:tc>
+          <w:tcPr>
+            <w:tcW w:type="dxa" w:w="1260"/>
+          </w:tcPr>
+          <w:p>
+            <w:r>
+              <w:rPr>
+                <w:sz w:val="18"/>
+              </w:rPr>
+              <w:t>$25.39</w:t>
+            </w:r>
+          </w:p>
+        </w:tc>
+        <w:tc>
+          <w:tcPr>
+            <w:tcW w:type="dxa" w:w="1260"/>
+          </w:tcPr>
+          <w:p>
+            <w:r>
+              <w:rPr>
+                <w:sz w:val="18"/>
+              </w:rPr>
+              <w:t>₹2,107.56</w:t>
+            </w:r>
+          </w:p>
+        </w:tc>
+        <w:tc>
+          <w:tcPr>
+            <w:tcW w:type="dxa" w:w="1260"/>
+          </w:tcPr>
+          <w:p>
+            <w:r>
+              <w:rPr>
+                <w:sz w:val="18"/>
+              </w:rPr>
+              <w:t>$5.71</w:t>
+            </w:r>
+          </w:p>
+        </w:tc>
+        <w:tc>
+          <w:tcPr>
+            <w:tcW w:type="dxa" w:w="1260"/>
+          </w:tcPr>
+          <w:p>
+            <w:r>
+              <w:rPr>
+                <w:sz w:val="18"/>
+              </w:rPr>
+              <w:t>₹474.12</w:t>
+            </w:r>
+          </w:p>
+        </w:tc>
+        <w:tc>
+          <w:tcPr>
+            <w:tcW w:type="dxa" w:w="1260"/>
+          </w:tcPr>
+          <w:p>
+            <w:r>
+              <w:rPr>
+                <w:sz w:val="18"/>
+              </w:rPr>
+              <w:t>$16.38</w:t>
+            </w:r>
+          </w:p>
+        </w:tc>
+        <w:tc>
+          <w:tcPr>
+            <w:tcW w:type="dxa" w:w="1260"/>
+          </w:tcPr>
+          <w:p>
+            <w:r>
+              <w:rPr>
+                <w:sz w:val="18"/>
+              </w:rPr>
+              <w:t>₹1,359.54</w:t>
+            </w:r>
+          </w:p>
+        </w:tc>
+      </w:tr>
+      <w:tr>
+        <w:tc>
+          <w:tcPr>
+            <w:tcW w:type="dxa" w:w="1260"/>
+          </w:tcPr>
+          <w:p>
+            <w:r>
+              <w:rPr>
+                <w:b/>
+                <w:sz w:val="18"/>
+              </w:rPr>
+              <w:t>UI + DB</w:t>
+            </w:r>
+          </w:p>
+        </w:tc>
+        <w:tc>
+          <w:tcPr>
+            <w:tcW w:type="dxa" w:w="1260"/>
+          </w:tcPr>
+          <w:p>
+            <w:r>
+              <w:rPr>
+                <w:sz w:val="18"/>
+              </w:rPr>
+              <w:t>560</w:t>
+            </w:r>
+          </w:p>
+        </w:tc>
+        <w:tc>
+          <w:tcPr>
+            <w:tcW w:type="dxa" w:w="1260"/>
+          </w:tcPr>
+          <w:p>
+            <w:r>
+              <w:rPr>
+                <w:sz w:val="18"/>
+              </w:rPr>
+              <w:t>$23.33</w:t>
+            </w:r>
+          </w:p>
+        </w:tc>
+        <w:tc>
+          <w:tcPr>
+            <w:tcW w:type="dxa" w:w="1260"/>
+          </w:tcPr>
+          <w:p>
+            <w:r>
+              <w:rPr>
+                <w:sz w:val="18"/>
+              </w:rPr>
+              <w:t>₹1,936.19</w:t>
+            </w:r>
+          </w:p>
+        </w:tc>
+        <w:tc>
+          <w:tcPr>
+            <w:tcW w:type="dxa" w:w="1260"/>
+          </w:tcPr>
+          <w:p>
+            <w:r>
+              <w:rPr>
+                <w:sz w:val="18"/>
+              </w:rPr>
+              <w:t>$5.24</w:t>
+            </w:r>
+          </w:p>
+        </w:tc>
+        <w:tc>
+          <w:tcPr>
+            <w:tcW w:type="dxa" w:w="1260"/>
+          </w:tcPr>
+          <w:p>
+            <w:r>
+              <w:rPr>
+                <w:sz w:val="18"/>
+              </w:rPr>
+              <w:t>₹435.24</w:t>
+            </w:r>
+          </w:p>
+        </w:tc>
+        <w:tc>
+          <w:tcPr>
+            <w:tcW w:type="dxa" w:w="1260"/>
+          </w:tcPr>
+          <w:p>
+            <w:r>
+              <w:rPr>
+                <w:sz w:val="18"/>
+              </w:rPr>
+              <w:t>$15.04</w:t>
+            </w:r>
+          </w:p>
+        </w:tc>
+        <w:tc>
+          <w:tcPr>
+            <w:tcW w:type="dxa" w:w="1260"/>
+          </w:tcPr>
+          <w:p>
+            <w:r>
+              <w:rPr>
+                <w:sz w:val="18"/>
+              </w:rPr>
+              <w:t>₹1,248.32</w:t>
+            </w:r>
+          </w:p>
+        </w:tc>
+      </w:tr>
+      <w:tr>
+        <w:tc>
+          <w:tcPr>
+            <w:tcW w:type="dxa" w:w="1260"/>
+          </w:tcPr>
+          <w:p>
+            <w:r>
+              <w:rPr>
+                <w:b/>
+                <w:sz w:val="18"/>
+              </w:rPr>
+              <w:t>API + DB</w:t>
+            </w:r>
+          </w:p>
+        </w:tc>
+        <w:tc>
+          <w:tcPr>
+            <w:tcW w:type="dxa" w:w="1260"/>
+          </w:tcPr>
+          <w:p>
+            <w:r>
+              <w:rPr>
+                <w:sz w:val="18"/>
+              </w:rPr>
+              <w:t>370</w:t>
+            </w:r>
+          </w:p>
+        </w:tc>
+        <w:tc>
+          <w:tcPr>
+            <w:tcW w:type="dxa" w:w="1260"/>
+          </w:tcPr>
+          <w:p>
+            <w:r>
+              <w:rPr>
+                <w:sz w:val="18"/>
+              </w:rPr>
+              <w:t>$15.41</w:t>
+            </w:r>
+          </w:p>
+        </w:tc>
+        <w:tc>
+          <w:tcPr>
+            <w:tcW w:type="dxa" w:w="1260"/>
+          </w:tcPr>
+          <w:p>
+            <w:r>
+              <w:rPr>
+                <w:sz w:val="18"/>
+              </w:rPr>
+              <w:t>₹1,278.84</w:t>
+            </w:r>
+          </w:p>
+        </w:tc>
+        <w:tc>
+          <w:tcPr>
+            <w:tcW w:type="dxa" w:w="1260"/>
+          </w:tcPr>
+          <w:p>
+            <w:r>
+              <w:rPr>
+                <w:sz w:val="18"/>
+              </w:rPr>
+              <w:t>$3.47</w:t>
+            </w:r>
+          </w:p>
+        </w:tc>
+        <w:tc>
+          <w:tcPr>
+            <w:tcW w:type="dxa" w:w="1260"/>
+          </w:tcPr>
+          <w:p>
+            <w:r>
+              <w:rPr>
+                <w:sz w:val="18"/>
+              </w:rPr>
+              <w:t>₹287.88</w:t>
+            </w:r>
+          </w:p>
+        </w:tc>
+        <w:tc>
+          <w:tcPr>
+            <w:tcW w:type="dxa" w:w="1260"/>
+          </w:tcPr>
+          <w:p>
+            <w:r>
+              <w:rPr>
+                <w:sz w:val="18"/>
+              </w:rPr>
+              <w:t>$9.94</w:t>
+            </w:r>
+          </w:p>
+        </w:tc>
+        <w:tc>
+          <w:tcPr>
+            <w:tcW w:type="dxa" w:w="1260"/>
+          </w:tcPr>
+          <w:p>
+            <w:r>
+              <w:rPr>
+                <w:sz w:val="18"/>
+              </w:rPr>
+              <w:t>₹824.64</w:t>
+            </w:r>
+          </w:p>
+        </w:tc>
+      </w:tr>
+      <w:tr>
+        <w:tc>
+          <w:tcPr>
+            <w:tcW w:type="dxa" w:w="1260"/>
+          </w:tcPr>
+          <w:p>
+            <w:r>
+              <w:rPr>
+                <w:b/>
+                <w:sz w:val="18"/>
+              </w:rPr>
+              <w:t>UI + API + DB</w:t>
+            </w:r>
+          </w:p>
+        </w:tc>
+        <w:tc>
+          <w:tcPr>
+            <w:tcW w:type="dxa" w:w="1260"/>
+          </w:tcPr>
+          <w:p>
+            <w:r>
+              <w:rPr>
+                <w:b/>
+                <w:sz w:val="18"/>
+              </w:rPr>
+              <w:t>770</w:t>
+            </w:r>
+          </w:p>
+        </w:tc>
+        <w:tc>
+          <w:tcPr>
+            <w:tcW w:type="dxa" w:w="1260"/>
+          </w:tcPr>
+          <w:p>
+            <w:r>
+              <w:rPr>
+                <w:b/>
+                <w:sz w:val="18"/>
+              </w:rPr>
+              <w:t>$32.10</w:t>
+            </w:r>
+          </w:p>
+        </w:tc>
+        <w:tc>
+          <w:tcPr>
+            <w:tcW w:type="dxa" w:w="1260"/>
+          </w:tcPr>
+          <w:p>
+            <w:r>
+              <w:rPr>
+                <w:b/>
+                <w:sz w:val="18"/>
+              </w:rPr>
+              <w:t>₹2,664.30</w:t>
+            </w:r>
+          </w:p>
+        </w:tc>
+        <w:tc>
+          <w:tcPr>
+            <w:tcW w:type="dxa" w:w="1260"/>
+          </w:tcPr>
+          <w:p>
+            <w:r>
+              <w:rPr>
+                <w:b/>
+                <w:sz w:val="18"/>
+              </w:rPr>
+              <w:t>$7.25</w:t>
+            </w:r>
+          </w:p>
+        </w:tc>
+        <w:tc>
+          <w:tcPr>
+            <w:tcW w:type="dxa" w:w="1260"/>
+          </w:tcPr>
+          <w:p>
+            <w:r>
+              <w:rPr>
+                <w:b/>
+                <w:sz w:val="18"/>
+              </w:rPr>
+              <w:t>₹601.75</w:t>
+            </w:r>
+          </w:p>
+        </w:tc>
+        <w:tc>
+          <w:tcPr>
+            <w:tcW w:type="dxa" w:w="1260"/>
+          </w:tcPr>
+          <w:p>
+            <w:r>
+              <w:rPr>
+                <w:b/>
+                <w:sz w:val="18"/>
+              </w:rPr>
+              <w:t>$20.80</w:t>
+            </w:r>
+          </w:p>
+        </w:tc>
+        <w:tc>
+          <w:tcPr>
+            <w:tcW w:type="dxa" w:w="1260"/>
+          </w:tcPr>
+          <w:p>
+            <w:r>
+              <w:rPr>
+                <w:b/>
+                <w:sz w:val="18"/>
+              </w:rPr>
+              <w:t>₹1,726.40</w:t>
+            </w:r>
+          </w:p>
+        </w:tc>
+      </w:tr>
+    </w:tbl>
+    <w:p/>
+    <w:p>
+      <w:pPr>
+        <w:pStyle w:val="Heading3"/>
+      </w:pPr>
+      <w:r>
+        <w:rPr>
+          <w:color w:val="004687"/>
+        </w:rPr>
+        <w:t>Key Insights</w:t>
+      </w:r>
+    </w:p>
+    <w:p>
+      <w:r>
+        <w:t>When to use Each Approach:</w:t>
+      </w:r>
+    </w:p>
+    <w:p>
+      <w:pPr>
+        <w:pStyle w:val="ListNumber"/>
+      </w:pPr>
+      <w:r>
+        <w:t>Full AI - Use when:</w:t>
+      </w:r>
+    </w:p>
+    <w:p>
+      <w:pPr>
+        <w:pStyle w:val="ListBullet"/>
+      </w:pPr>
+      <w:r>
+        <w:t>Critical security modules (Authentication, Authorization)</w:t>
+      </w:r>
+    </w:p>
+    <w:p>
+      <w:pPr>
+        <w:pStyle w:val="ListBullet"/>
+      </w:pPr>
+      <w:r>
+        <w:t>Complex business logic requiring edge case detection</w:t>
+      </w:r>
+    </w:p>
+    <w:p>
+      <w:pPr>
+        <w:pStyle w:val="ListBullet"/>
+      </w:pPr>
+      <w:r>
+        <w:t>Compliance-critical features</w:t>
+      </w:r>
+    </w:p>
+    <w:p>
+      <w:pPr>
+        <w:pStyle w:val="ListBullet"/>
+      </w:pPr>
+      <w:r>
+        <w:t>Budget allows premium quality</w:t>
+      </w:r>
+    </w:p>
+    <w:p>
+      <w:pPr>
+        <w:pStyle w:val="ListNumber"/>
+      </w:pPr>
+      <w:r>
+        <w:t>Hybrid - Use when:</w:t>
+      </w:r>
+    </w:p>
+    <w:p>
+      <w:pPr>
+        <w:pStyle w:val="ListBullet"/>
+      </w:pPr>
+      <w:r>
+        <w:t>Standard CRUD operations</w:t>
+      </w:r>
+    </w:p>
+    <w:p>
+      <w:pPr>
+        <w:pStyle w:val="ListBullet"/>
+      </w:pPr>
+      <w:r>
+        <w:t>Simple list/detail pages</w:t>
+      </w:r>
+    </w:p>
+    <w:p>
+      <w:pPr>
+        <w:pStyle w:val="ListBullet"/>
+      </w:pPr>
+      <w:r>
+        <w:t>Repetitive test patterns</w:t>
+      </w:r>
+    </w:p>
+    <w:p>
+      <w:pPr>
+        <w:pStyle w:val="ListBullet"/>
+      </w:pPr>
+      <w:r>
+        <w:t>Maximum cost efficiency needed</w:t>
+      </w:r>
+    </w:p>
+    <w:p>
+      <w:pPr>
+        <w:pStyle w:val="ListNumber"/>
+      </w:pPr>
+      <w:r>
+        <w:t>Smart Mix ⭐ - Use when:</w:t>
+      </w:r>
+    </w:p>
+    <w:p>
+      <w:pPr>
+        <w:pStyle w:val="ListBullet"/>
+      </w:pPr>
+      <w:r>
+        <w:t>RECOMMENDED for most projects</w:t>
+      </w:r>
+    </w:p>
+    <w:p>
+      <w:pPr>
+        <w:pStyle w:val="ListBullet"/>
+      </w:pPr>
+      <w:r>
+        <w:t>Need balance of quality and cost</w:t>
+      </w:r>
+    </w:p>
+    <w:p>
+      <w:pPr>
+        <w:pStyle w:val="ListBullet"/>
+      </w:pPr>
+      <w:r>
+        <w:t>Have mix of critical and standard modules</w:t>
+      </w:r>
+    </w:p>
+    <w:p>
+      <w:pPr>
+        <w:pStyle w:val="ListBullet"/>
+      </w:pPr>
+      <w:r>
+        <w:t>Want 99.83% savings vs manual testing</w:t>
+      </w:r>
+    </w:p>
+    <w:p>
+      <w:pPr>
+        <w:pStyle w:val="ListBullet"/>
+      </w:pPr>
+      <w:r>
+        <w:t>Best overall ROI</w:t>
+      </w:r>
+    </w:p>
+    <w:p>
+      <w:r>
+        <w:t>Cost Efficiency Summary:</w:t>
+      </w:r>
+    </w:p>
+    <w:p>
+      <w:pPr>
+        <w:pStyle w:val="ListBullet"/>
+      </w:pPr>
+      <w:r>
+        <w:t>Hybrid is cheapest but may miss edge cases</w:t>
+      </w:r>
+    </w:p>
+    <w:p>
+      <w:pPr>
+        <w:pStyle w:val="ListBullet"/>
+      </w:pPr>
+      <w:r>
+        <w:t>Full AI is most comprehensive but 4.4x more expensive</w:t>
+      </w:r>
+    </w:p>
+    <w:p>
+      <w:pPr>
+        <w:pStyle w:val="ListBullet"/>
+      </w:pPr>
+      <w:r>
+        <w:t>Smart Mix provides 35% savings vs Full AI while maintaining quality for critical modules</w:t>
       </w:r>
     </w:p>
     <w:p>
